--- a/PRD.docx
+++ b/PRD.docx
@@ -5,44 +5,21 @@
     <w:p>
       <w:pPr>
         <w:pStyle w:val="Title"/>
-        <w:jc w:val="center"/>
       </w:pPr>
       <w:r>
-        <w:rPr>
-          <w:rFonts w:ascii="Calibri" w:hAnsi="Calibri"/>
-          <w:color w:val="1F497D"/>
-          <w:sz w:val="48"/>
-        </w:rPr>
         <w:t>Product Requirements Document</w:t>
       </w:r>
     </w:p>
     <w:p>
-      <w:pPr>
-        <w:jc w:val="center"/>
-      </w:pPr>
+      <w:pPr/>
       <w:r>
-        <w:rPr>
-          <w:rFonts w:ascii="Calibri" w:hAnsi="Calibri"/>
-          <w:b/>
-          <w:sz w:val="32"/>
-        </w:rPr>
         <w:t>DriverBook Diagnostics Agent</w:t>
       </w:r>
     </w:p>
     <w:p>
-      <w:pPr>
-        <w:jc w:val="center"/>
-      </w:pPr>
+      <w:pPr/>
       <w:r>
-        <w:rPr>
-          <w:rFonts w:ascii="Calibri" w:hAnsi="Calibri"/>
-        </w:rPr>
-        <w:t>Version 1.1.0  ·  2026-05-12  ·  Phase 1 Complete — Phase 2 Planned</w:t>
-      </w:r>
-    </w:p>
-    <w:p>
-      <w:r>
-        <w:br w:type="page"/>
+        <w:t>Version 1.2.0  ·  2026-05-14  ·  Phase 1 Complete — Phase 2 Planned</w:t>
       </w:r>
     </w:p>
     <w:p>
@@ -50,34 +27,19 @@
         <w:pStyle w:val="Heading1"/>
       </w:pPr>
       <w:r>
-        <w:rPr>
-          <w:rFonts w:ascii="Calibri" w:hAnsi="Calibri"/>
-          <w:color w:val="1F497D"/>
-          <w:sz w:val="36"/>
-        </w:rPr>
         <w:t>1. Overview</w:t>
       </w:r>
     </w:p>
     <w:p>
+      <w:pPr/>
       <w:r>
-        <w:rPr>
-          <w:rFonts w:ascii="Calibri" w:hAnsi="Calibri"/>
-          <w:b w:val="0"/>
-          <w:i w:val="0"/>
-          <w:sz w:val="22"/>
-        </w:rPr>
-        <w:t>DriverBook Diagnostics is an AI-powered fault code analysis service for commercial fleet management. It ingests raw J1939 SPN and OBD-II DTC records from vehicle telematics data, grounds every diagnosis in a curated knowledge base, and uses a local LLM to produce plain-language explanations and step-by-step resolution instructions written for fleet managers — not engineers.</w:t>
+        <w:t>DriverBook Diagnostics is an AI-powered fault code analysis service for commercial fleet management. It ingests raw J1939 SPN and OBD-II DTC records from vehicle telematics data, grounds every diagnosis in a curated knowledge base, and uses a local LLM (Llama 3.1 via Ollama) to enrich unknown fault codes — producing plain-language diagnostics and resolution steps written for fleet managers, not engineers.</w:t>
       </w:r>
     </w:p>
     <w:p>
+      <w:pPr/>
       <w:r>
-        <w:rPr>
-          <w:rFonts w:ascii="Calibri" w:hAnsi="Calibri"/>
-          <w:b w:val="0"/>
-          <w:i w:val="0"/>
-          <w:sz w:val="22"/>
-        </w:rPr>
-        <w:t>The system is self-improving: every new fault code it encounters is auto-saved and auto-learned so future diagnoses for the same code have grounding data without manual intervention.</w:t>
+        <w:t>The system is self-improving: every new fault code it encounters triggers a single LLM call that saves a full KB entry permanently. All future occurrences of that code are served instantly from the KB with no further LLM calls.</w:t>
       </w:r>
     </w:p>
     <w:p>
@@ -85,23 +47,13 @@
         <w:pStyle w:val="Heading1"/>
       </w:pPr>
       <w:r>
-        <w:rPr>
-          <w:rFonts w:ascii="Calibri" w:hAnsi="Calibri"/>
-          <w:color w:val="1F497D"/>
-          <w:sz w:val="36"/>
-        </w:rPr>
         <w:t>2. Problem Statement</w:t>
       </w:r>
     </w:p>
     <w:p>
+      <w:pPr/>
       <w:r>
-        <w:rPr>
-          <w:rFonts w:ascii="Calibri" w:hAnsi="Calibri"/>
-          <w:b w:val="0"/>
-          <w:i w:val="0"/>
-          <w:sz w:val="22"/>
-        </w:rPr>
-        <w:t>Fleet managers receive raw fault code data from their vehicles — cryptic strings like SPN 521133 FMI 13 — with no actionable context. Existing tools either:</w:t>
+        <w:t>Fleet managers receive raw fault code data from their vehicles — cryptic strings like `SPN 521133 FMI 13` — with no actionable context. Existing tools either:</w:t>
       </w:r>
     </w:p>
     <w:p>
@@ -109,10 +61,6 @@
         <w:pStyle w:val="ListBullet"/>
       </w:pPr>
       <w:r>
-        <w:rPr>
-          <w:rFonts w:ascii="Calibri" w:hAnsi="Calibri"/>
-          <w:sz w:val="22"/>
-        </w:rPr>
         <w:t>Surface the raw code with no explanation</w:t>
       </w:r>
     </w:p>
@@ -121,10 +69,6 @@
         <w:pStyle w:val="ListBullet"/>
       </w:pPr>
       <w:r>
-        <w:rPr>
-          <w:rFonts w:ascii="Calibri" w:hAnsi="Calibri"/>
-          <w:sz w:val="22"/>
-        </w:rPr>
         <w:t>Require a trained mechanic to interpret</w:t>
       </w:r>
     </w:p>
@@ -133,22 +77,13 @@
         <w:pStyle w:val="ListBullet"/>
       </w:pPr>
       <w:r>
-        <w:rPr>
-          <w:rFonts w:ascii="Calibri" w:hAnsi="Calibri"/>
-          <w:sz w:val="22"/>
-        </w:rPr>
-        <w:t>Offer generic descriptions with no account for live vehicle conditions</w:t>
+        <w:t>Call an AI model on every request, making the system slow and expensive at scale</w:t>
       </w:r>
     </w:p>
     <w:p>
+      <w:pPr/>
       <w:r>
-        <w:rPr>
-          <w:rFonts w:ascii="Calibri" w:hAnsi="Calibri"/>
-          <w:b w:val="0"/>
-          <w:i w:val="0"/>
-          <w:sz w:val="22"/>
-        </w:rPr>
-        <w:t>This creates a bottleneck: actionable decisions (pull the vehicle, schedule maintenance, ignore) are delayed while managers wait for a technician to review data. Unknown codes that appear for the first time fall into a black hole with no tracking.</w:t>
+        <w:t>This creates a bottleneck: actionable decisions (pull the vehicle, schedule maintenance, ignore) are delayed. Unknown codes that appear for the first time fall into a black hole with no tracking.</w:t>
       </w:r>
     </w:p>
     <w:p>
@@ -156,12 +91,721 @@
         <w:pStyle w:val="Heading1"/>
       </w:pPr>
       <w:r>
-        <w:rPr>
-          <w:rFonts w:ascii="Calibri" w:hAnsi="Calibri"/>
-          <w:color w:val="1F497D"/>
-          <w:sz w:val="36"/>
-        </w:rPr>
         <w:t>3. Goals</w:t>
+      </w:r>
+    </w:p>
+    <w:p>
+      <w:pPr/>
+      <w:r/>
+    </w:p>
+    <w:tbl>
+      <w:tblPr>
+        <w:tblStyle w:val="TableGrid"/>
+        <w:tblW w:type="auto" w:w="0"/>
+        <w:tblLook w:firstColumn="1" w:firstRow="1" w:lastColumn="0" w:lastRow="0" w:noHBand="0" w:noVBand="1" w:val="04A0"/>
+      </w:tblPr>
+      <w:tblGrid>
+        <w:gridCol w:w="4320"/>
+        <w:gridCol w:w="4320"/>
+      </w:tblGrid>
+      <w:tr>
+        <w:tc>
+          <w:tcPr>
+            <w:tcW w:type="dxa" w:w="4320"/>
+          </w:tcPr>
+          <w:p>
+            <w:r>
+              <w:rPr>
+                <w:b/>
+              </w:rPr>
+              <w:t>Goal</w:t>
+            </w:r>
+          </w:p>
+        </w:tc>
+        <w:tc>
+          <w:tcPr>
+            <w:tcW w:type="dxa" w:w="4320"/>
+          </w:tcPr>
+          <w:p>
+            <w:r>
+              <w:rPr>
+                <w:b/>
+              </w:rPr>
+              <w:t>Description</w:t>
+            </w:r>
+          </w:p>
+        </w:tc>
+      </w:tr>
+      <w:tr>
+        <w:tc>
+          <w:tcPr>
+            <w:tcW w:type="dxa" w:w="4320"/>
+          </w:tcPr>
+          <w:p>
+            <w:r>
+              <w:t>Plain-language diagnosis</w:t>
+            </w:r>
+          </w:p>
+        </w:tc>
+        <w:tc>
+          <w:tcPr>
+            <w:tcW w:type="dxa" w:w="4320"/>
+          </w:tcPr>
+          <w:p>
+            <w:r>
+              <w:t>Convert fault codes into manager-readable explanations of what is wrong, what the impact is, and how urgent it is</w:t>
+            </w:r>
+          </w:p>
+        </w:tc>
+      </w:tr>
+      <w:tr>
+        <w:tc>
+          <w:tcPr>
+            <w:tcW w:type="dxa" w:w="4320"/>
+          </w:tcPr>
+          <w:p>
+            <w:r>
+              <w:t>Resolution guidance</w:t>
+            </w:r>
+          </w:p>
+        </w:tc>
+        <w:tc>
+          <w:tcPr>
+            <w:tcW w:type="dxa" w:w="4320"/>
+          </w:tcPr>
+          <w:p>
+            <w:r>
+              <w:t>Provide step-by-step fix instructions, who can perform the work, and parts needed</w:t>
+            </w:r>
+          </w:p>
+        </w:tc>
+      </w:tr>
+      <w:tr>
+        <w:tc>
+          <w:tcPr>
+            <w:tcW w:type="dxa" w:w="4320"/>
+          </w:tcPr>
+          <w:p>
+            <w:r>
+              <w:t>Knowledge base grounding</w:t>
+            </w:r>
+          </w:p>
+        </w:tc>
+        <w:tc>
+          <w:tcPr>
+            <w:tcW w:type="dxa" w:w="4320"/>
+          </w:tcPr>
+          <w:p>
+            <w:r>
+              <w:t>All output is anchored to a curated KB — no hallucinated causes</w:t>
+            </w:r>
+          </w:p>
+        </w:tc>
+      </w:tr>
+      <w:tr>
+        <w:tc>
+          <w:tcPr>
+            <w:tcW w:type="dxa" w:w="4320"/>
+          </w:tcPr>
+          <w:p>
+            <w:r>
+              <w:t>KB-first performance</w:t>
+            </w:r>
+          </w:p>
+        </w:tc>
+        <w:tc>
+          <w:tcPr>
+            <w:tcW w:type="dxa" w:w="4320"/>
+          </w:tcPr>
+          <w:p>
+            <w:r>
+              <w:t>Known codes return full diagnostics instantly with zero LLM calls</w:t>
+            </w:r>
+          </w:p>
+        </w:tc>
+      </w:tr>
+      <w:tr>
+        <w:tc>
+          <w:tcPr>
+            <w:tcW w:type="dxa" w:w="4320"/>
+          </w:tcPr>
+          <w:p>
+            <w:r>
+              <w:t>Auto-learning</w:t>
+            </w:r>
+          </w:p>
+        </w:tc>
+        <w:tc>
+          <w:tcPr>
+            <w:tcW w:type="dxa" w:w="4320"/>
+          </w:tcPr>
+          <w:p>
+            <w:r>
+              <w:t>Unknown codes trigger one LLM call per unique code; the result is saved to the KB permanently</w:t>
+            </w:r>
+          </w:p>
+        </w:tc>
+      </w:tr>
+      <w:tr>
+        <w:tc>
+          <w:tcPr>
+            <w:tcW w:type="dxa" w:w="4320"/>
+          </w:tcPr>
+          <w:p>
+            <w:r>
+              <w:t>Tenant-scoped fleet view</w:t>
+            </w:r>
+          </w:p>
+        </w:tc>
+        <w:tc>
+          <w:tcPr>
+            <w:tcW w:type="dxa" w:w="4320"/>
+          </w:tcPr>
+          <w:p>
+            <w:r>
+              <w:t>Fleet operators can view all vehicles under their tenant ID with diagnostics inline</w:t>
+            </w:r>
+          </w:p>
+        </w:tc>
+      </w:tr>
+      <w:tr>
+        <w:tc>
+          <w:tcPr>
+            <w:tcW w:type="dxa" w:w="4320"/>
+          </w:tcPr>
+          <w:p>
+            <w:r>
+              <w:t>Async scan</w:t>
+            </w:r>
+          </w:p>
+        </w:tc>
+        <w:tc>
+          <w:tcPr>
+            <w:tcW w:type="dxa" w:w="4320"/>
+          </w:tcPr>
+          <w:p>
+            <w:r>
+              <w:t>Source DB scans run in background threads so the dashboard always returns instantly</w:t>
+            </w:r>
+          </w:p>
+        </w:tc>
+      </w:tr>
+      <w:tr>
+        <w:tc>
+          <w:tcPr>
+            <w:tcW w:type="dxa" w:w="4320"/>
+          </w:tcPr>
+          <w:p>
+            <w:r>
+              <w:t>Batch scan</w:t>
+            </w:r>
+          </w:p>
+        </w:tc>
+        <w:tc>
+          <w:tcPr>
+            <w:tcW w:type="dxa" w:w="4320"/>
+          </w:tcPr>
+          <w:p>
+            <w:r>
+              <w:t>A CLI pipeline can sweep the entire source MongoDB collection and stage + analyze every DTC-bearing document</w:t>
+            </w:r>
+          </w:p>
+        </w:tc>
+      </w:tr>
+    </w:tbl>
+    <w:p/>
+    <w:p>
+      <w:pPr>
+        <w:pStyle w:val="Heading1"/>
+      </w:pPr>
+      <w:r>
+        <w:t>4. Non-Goals (Phase 1)</w:t>
+      </w:r>
+    </w:p>
+    <w:p>
+      <w:pPr>
+        <w:pStyle w:val="ListBullet"/>
+      </w:pPr>
+      <w:r>
+        <w:t>Real-time vehicle streaming (push/websocket)</w:t>
+      </w:r>
+    </w:p>
+    <w:p>
+      <w:pPr>
+        <w:pStyle w:val="ListBullet"/>
+      </w:pPr>
+      <w:r>
+        <w:t>Multi-LLM provider support (Ollama only in Phase 1)</w:t>
+      </w:r>
+    </w:p>
+    <w:p>
+      <w:pPr>
+        <w:pStyle w:val="ListBullet"/>
+      </w:pPr>
+      <w:r>
+        <w:t>Repair shop dispatch integration</w:t>
+      </w:r>
+    </w:p>
+    <w:p>
+      <w:pPr>
+        <w:pStyle w:val="ListBullet"/>
+      </w:pPr>
+      <w:r>
+        <w:t>Mobile app or native UI</w:t>
+      </w:r>
+    </w:p>
+    <w:p>
+      <w:pPr>
+        <w:pStyle w:val="ListBullet"/>
+      </w:pPr>
+      <w:r>
+        <w:t>Per-user authentication and role-based access (deferred to Phase 2)</w:t>
+      </w:r>
+    </w:p>
+    <w:p>
+      <w:pPr>
+        <w:pStyle w:val="Heading1"/>
+      </w:pPr>
+      <w:r>
+        <w:t>5. Users</w:t>
+      </w:r>
+    </w:p>
+    <w:p>
+      <w:pPr/>
+      <w:r/>
+    </w:p>
+    <w:tbl>
+      <w:tblPr>
+        <w:tblStyle w:val="TableGrid"/>
+        <w:tblW w:type="auto" w:w="0"/>
+        <w:tblLook w:firstColumn="1" w:firstRow="1" w:lastColumn="0" w:lastRow="0" w:noHBand="0" w:noVBand="1" w:val="04A0"/>
+      </w:tblPr>
+      <w:tblGrid>
+        <w:gridCol w:w="2880"/>
+        <w:gridCol w:w="2880"/>
+        <w:gridCol w:w="2880"/>
+      </w:tblGrid>
+      <w:tr>
+        <w:tc>
+          <w:tcPr>
+            <w:tcW w:type="dxa" w:w="2880"/>
+          </w:tcPr>
+          <w:p>
+            <w:r>
+              <w:rPr>
+                <w:b/>
+              </w:rPr>
+              <w:t>User</w:t>
+            </w:r>
+          </w:p>
+        </w:tc>
+        <w:tc>
+          <w:tcPr>
+            <w:tcW w:type="dxa" w:w="2880"/>
+          </w:tcPr>
+          <w:p>
+            <w:r>
+              <w:rPr>
+                <w:b/>
+              </w:rPr>
+              <w:t>Description</w:t>
+            </w:r>
+          </w:p>
+        </w:tc>
+        <w:tc>
+          <w:tcPr>
+            <w:tcW w:type="dxa" w:w="2880"/>
+          </w:tcPr>
+          <w:p>
+            <w:r>
+              <w:rPr>
+                <w:b/>
+              </w:rPr>
+              <w:t>Primary Interaction</w:t>
+            </w:r>
+          </w:p>
+        </w:tc>
+      </w:tr>
+      <w:tr>
+        <w:tc>
+          <w:tcPr>
+            <w:tcW w:type="dxa" w:w="2880"/>
+          </w:tcPr>
+          <w:p>
+            <w:r>
+              <w:t>Fleet Manager</w:t>
+            </w:r>
+          </w:p>
+        </w:tc>
+        <w:tc>
+          <w:tcPr>
+            <w:tcW w:type="dxa" w:w="2880"/>
+          </w:tcPr>
+          <w:p>
+            <w:r>
+              <w:t>Manages a fleet for one tenant; non-technical</w:t>
+            </w:r>
+          </w:p>
+        </w:tc>
+        <w:tc>
+          <w:tcPr>
+            <w:tcW w:type="dxa" w:w="2880"/>
+          </w:tcPr>
+          <w:p>
+            <w:r>
+              <w:t>React dashboard — views vehicles and diagnostics by tenant</w:t>
+            </w:r>
+          </w:p>
+        </w:tc>
+      </w:tr>
+      <w:tr>
+        <w:tc>
+          <w:tcPr>
+            <w:tcW w:type="dxa" w:w="2880"/>
+          </w:tcPr>
+          <w:p>
+            <w:r>
+              <w:t>Fleet Maintenance Team</w:t>
+            </w:r>
+          </w:p>
+        </w:tc>
+        <w:tc>
+          <w:tcPr>
+            <w:tcW w:type="dxa" w:w="2880"/>
+          </w:tcPr>
+          <w:p>
+            <w:r>
+              <w:t>Performs scheduled maintenance</w:t>
+            </w:r>
+          </w:p>
+        </w:tc>
+        <w:tc>
+          <w:tcPr>
+            <w:tcW w:type="dxa" w:w="2880"/>
+          </w:tcPr>
+          <w:p>
+            <w:r>
+              <w:t>Reads resolution steps and parts lists from diagnostics</w:t>
+            </w:r>
+          </w:p>
+        </w:tc>
+      </w:tr>
+      <w:tr>
+        <w:tc>
+          <w:tcPr>
+            <w:tcW w:type="dxa" w:w="2880"/>
+          </w:tcPr>
+          <w:p>
+            <w:r>
+              <w:t>System Admin / Developer</w:t>
+            </w:r>
+          </w:p>
+        </w:tc>
+        <w:tc>
+          <w:tcPr>
+            <w:tcW w:type="dxa" w:w="2880"/>
+          </w:tcPr>
+          <w:p>
+            <w:r>
+              <w:t>Manages the service, seeds the KB, monitors unknown codes</w:t>
+            </w:r>
+          </w:p>
+        </w:tc>
+        <w:tc>
+          <w:tcPr>
+            <w:tcW w:type="dxa" w:w="2880"/>
+          </w:tcPr>
+          <w:p>
+            <w:r>
+              <w:t>API (/knowledge-base, /unknown-faults), batch scan CLI</w:t>
+            </w:r>
+          </w:p>
+        </w:tc>
+      </w:tr>
+    </w:tbl>
+    <w:p/>
+    <w:p>
+      <w:pPr>
+        <w:pStyle w:val="Heading1"/>
+      </w:pPr>
+      <w:r>
+        <w:t>6. System Architecture</w:t>
+      </w:r>
+    </w:p>
+    <w:p>
+      <w:pPr>
+        <w:pStyle w:val="Heading2"/>
+      </w:pPr>
+      <w:r>
+        <w:t>6.1 Two-Flow Pipeline</w:t>
+      </w:r>
+    </w:p>
+    <w:p>
+      <w:pPr/>
+      <w:r>
+        <w:t>The system uses two sequential flows triggered whenever a tenant is queried or a batch scan runs:</w:t>
+      </w:r>
+    </w:p>
+    <w:p>
+      <w:pPr>
+        <w:pStyle w:val="ListNumber"/>
+      </w:pPr>
+      <w:r>
+        <w:t>Flow 1 — Fast KB Lookup (always runs, no LLM): parse → kb_lookup → diagnose → store. Known codes return full diagnostics instantly. Unknown codes return a placeholder.</w:t>
+      </w:r>
+    </w:p>
+    <w:p>
+      <w:pPr>
+        <w:pStyle w:val="ListNumber"/>
+      </w:pPr>
+      <w:r>
+        <w:t>Flow 2 — LLM Enrichment (runs after Flow 1, only if unknowns exist): deduplicate unknown codes → one LLM call per unique code → save full KB entry permanently → re-run Flow 1 for affected documents.</w:t>
+      </w:r>
+    </w:p>
+    <w:p>
+      <w:pPr/>
+      <w:r>
+        <w:t>After Flow 2 completes, the enriched code lives in the KB forever. Every future occurrence is handled by Flow 1 alone with no LLM.</w:t>
+      </w:r>
+    </w:p>
+    <w:p>
+      <w:pPr>
+        <w:pStyle w:val="Heading2"/>
+      </w:pPr>
+      <w:r>
+        <w:t>6.2 Flow 1 — LangGraph DAG (4 Nodes, no LLM)</w:t>
+      </w:r>
+    </w:p>
+    <w:p>
+      <w:pPr>
+        <w:pStyle w:val="ListNumber"/>
+      </w:pPr>
+      <w:r>
+        <w:t>parse_node — Extracts structured fault dicts from raw dtcJson (code, ECU, FMI, description, vehicleId, MIL)</w:t>
+      </w:r>
+    </w:p>
+    <w:p>
+      <w:pPr>
+        <w:pStyle w:val="ListNumber"/>
+      </w:pPr>
+      <w:r>
+        <w:t>kb_lookup_node — Checks each code against knowledge_base. Known: full KB entry attached, is_unknown=False. Unknown: flagged is_unknown=True.</w:t>
+      </w:r>
+    </w:p>
+    <w:p>
+      <w:pPr>
+        <w:pStyle w:val="ListNumber"/>
+      </w:pPr>
+      <w:r>
+        <w:t>diagnose_node — Known codes: full diagnostic built from KB instantly (no LLM). Unknown codes: placeholder returned (confidence=0, "explanation pending").</w:t>
+      </w:r>
+    </w:p>
+    <w:p>
+      <w:pPr>
+        <w:pStyle w:val="ListNumber"/>
+      </w:pPr>
+      <w:r>
+        <w:t>store_node — Saves results to diagnostics_output. Increments occurrence_count for known codes. Saves unknown codes to unknown_faults queue.</w:t>
+      </w:r>
+    </w:p>
+    <w:p>
+      <w:pPr>
+        <w:pStyle w:val="Heading2"/>
+      </w:pPr>
+      <w:r>
+        <w:t>6.3 Flow 2 — LLM KB Enrichment</w:t>
+      </w:r>
+    </w:p>
+    <w:p>
+      <w:pPr>
+        <w:pStyle w:val="ListNumber"/>
+      </w:pPr>
+      <w:r>
+        <w:t>Collect all unique unknown codes from the Flow 1 batch</w:t>
+      </w:r>
+    </w:p>
+    <w:p>
+      <w:pPr>
+        <w:pStyle w:val="ListNumber"/>
+      </w:pPr>
+      <w:r>
+        <w:t>For each unique code — one LLM call with KB_ENRICH_SYSTEM_PROMPT</w:t>
+      </w:r>
+    </w:p>
+    <w:p>
+      <w:pPr>
+        <w:pStyle w:val="ListNumber"/>
+      </w:pPr>
+      <w:r>
+        <w:t>LLM returns: meaning, system, component, causes, severity, urgency, explanation, resolution_steps, who_can_fix, parts_likely_needed, estimated_downtime</w:t>
+      </w:r>
+    </w:p>
+    <w:p>
+      <w:pPr>
+        <w:pStyle w:val="ListNumber"/>
+      </w:pPr>
+      <w:r>
+        <w:t>Save to knowledge_base permanently via auto_learn_from_diagnosis()</w:t>
+      </w:r>
+    </w:p>
+    <w:p>
+      <w:pPr>
+        <w:pStyle w:val="ListNumber"/>
+      </w:pPr>
+      <w:r>
+        <w:t>Re-run Flow 1 for documents that had that unknown code — now served from KB with full data</w:t>
+      </w:r>
+    </w:p>
+    <w:p>
+      <w:pPr>
+        <w:pStyle w:val="Heading1"/>
+      </w:pPr>
+      <w:r>
+        <w:t>7. Data Flow</w:t>
+      </w:r>
+    </w:p>
+    <w:p>
+      <w:pPr>
+        <w:pStyle w:val="Heading2"/>
+      </w:pPr>
+      <w:r>
+        <w:t>7.1 Batch Scan Path (CLI)</w:t>
+      </w:r>
+    </w:p>
+    <w:p>
+      <w:pPr>
+        <w:pStyle w:val="ListBullet"/>
+      </w:pPr>
+      <w:r>
+        <w:t>datascanpipeline.py connects to source MongoDB (SOURCE_MONGO_URI)</w:t>
+      </w:r>
+    </w:p>
+    <w:p>
+      <w:pPr>
+        <w:pStyle w:val="ListBullet"/>
+      </w:pPr>
+      <w:r>
+        <w:t>Phase 1: for each document with DTC records — extract faults + telemetry, stage into fault_vehicles (idempotent on source_id), run Flow 1, collect unknown faults</w:t>
+      </w:r>
+    </w:p>
+    <w:p>
+      <w:pPr>
+        <w:pStyle w:val="ListBullet"/>
+      </w:pPr>
+      <w:r>
+        <w:t>Phase 2: enrich_unknown_codes() — one LLM call per unique unknown, save to KB, re-diagnose affected documents</w:t>
+      </w:r>
+    </w:p>
+    <w:p>
+      <w:pPr>
+        <w:pStyle w:val="ListBullet"/>
+      </w:pPr>
+      <w:r>
+        <w:t>Returns summary: scanned, staged_new, skipped_already_staged, flow1_analyzed, flow2_enriched</w:t>
+      </w:r>
+    </w:p>
+    <w:p>
+      <w:pPr>
+        <w:pStyle w:val="Heading2"/>
+      </w:pPr>
+      <w:r>
+        <w:t>7.2 API / Tenant View Path</w:t>
+      </w:r>
+    </w:p>
+    <w:p>
+      <w:pPr>
+        <w:pStyle w:val="ListBullet"/>
+      </w:pPr>
+      <w:r>
+        <w:t>Dashboard calls GET /tenants/{tenant_id}/vehicles</w:t>
+      </w:r>
+    </w:p>
+    <w:p>
+      <w:pPr>
+        <w:pStyle w:val="ListBullet"/>
+      </w:pPr>
+      <w:r>
+        <w:t>API fires background thread: run_data_scan_pipeline(query={"tenantId": tenant_id})</w:t>
+      </w:r>
+    </w:p>
+    <w:p>
+      <w:pPr>
+        <w:pStyle w:val="ListBullet"/>
+      </w:pPr>
+      <w:r>
+        <w:t>API reads fault_vehicles + diagnostics_output for the tenant in 2 indexed queries</w:t>
+      </w:r>
+    </w:p>
+    <w:p>
+      <w:pPr>
+        <w:pStyle w:val="ListBullet"/>
+      </w:pPr>
+      <w:r>
+        <w:t>Returns immediately — does not wait for background scan</w:t>
+      </w:r>
+    </w:p>
+    <w:p>
+      <w:pPr>
+        <w:pStyle w:val="ListBullet"/>
+      </w:pPr>
+      <w:r>
+        <w:t>Response: vehicles with diagnostics inline, sorted by fault_count descending</w:t>
+      </w:r>
+    </w:p>
+    <w:p>
+      <w:pPr>
+        <w:pStyle w:val="Heading2"/>
+      </w:pPr>
+      <w:r>
+        <w:t>7.3 Reanalyze Path</w:t>
+      </w:r>
+    </w:p>
+    <w:p>
+      <w:pPr>
+        <w:pStyle w:val="ListBullet"/>
+      </w:pPr>
+      <w:r>
+        <w:t>Dashboard → POST /vehicles/{vehicle_id}/reanalyze</w:t>
+      </w:r>
+    </w:p>
+    <w:p>
+      <w:pPr>
+        <w:pStyle w:val="ListBullet"/>
+      </w:pPr>
+      <w:r>
+        <w:t>API fetches latest staged document from fault_vehicles</w:t>
+      </w:r>
+    </w:p>
+    <w:p>
+      <w:pPr>
+        <w:pStyle w:val="ListBullet"/>
+      </w:pPr>
+      <w:r>
+        <w:t>Re-runs Flow 1 synchronously regardless of cached state</w:t>
+      </w:r>
+    </w:p>
+    <w:p>
+      <w:pPr>
+        <w:pStyle w:val="ListBullet"/>
+      </w:pPr>
+      <w:r>
+        <w:t>Returns fresh diagnostics</w:t>
+      </w:r>
+    </w:p>
+    <w:p>
+      <w:pPr>
+        <w:pStyle w:val="Heading1"/>
+      </w:pPr>
+      <w:r>
+        <w:t>8. Functional Requirements</w:t>
+      </w:r>
+    </w:p>
+    <w:p>
+      <w:pPr>
+        <w:pStyle w:val="Heading2"/>
+      </w:pPr>
+      <w:r>
+        <w:t>8.1 Fault Parsing</w:t>
       </w:r>
     </w:p>
     <w:tbl>
@@ -178,148 +822,13 @@
         <w:tc>
           <w:tcPr>
             <w:tcW w:type="dxa" w:w="4320"/>
-            <w:shd w:val="clear" w:color="auto" w:fill="2E74B5"/>
           </w:tcPr>
           <w:p>
             <w:r>
               <w:rPr>
-                <w:rFonts w:ascii="Calibri" w:hAnsi="Calibri"/>
                 <w:b/>
-                <w:color w:val="FFFFFF"/>
-                <w:sz w:val="20"/>
               </w:rPr>
-              <w:t>Goal</w:t>
-            </w:r>
-          </w:p>
-        </w:tc>
-        <w:tc>
-          <w:tcPr>
-            <w:tcW w:type="dxa" w:w="4320"/>
-            <w:shd w:val="clear" w:color="auto" w:fill="2E74B5"/>
-          </w:tcPr>
-          <w:p>
-            <w:r>
-              <w:rPr>
-                <w:rFonts w:ascii="Calibri" w:hAnsi="Calibri"/>
-                <w:b/>
-                <w:color w:val="FFFFFF"/>
-                <w:sz w:val="20"/>
-              </w:rPr>
-              <w:t>Description</w:t>
-            </w:r>
-          </w:p>
-        </w:tc>
-      </w:tr>
-      <w:tr>
-        <w:tc>
-          <w:tcPr>
-            <w:tcW w:type="dxa" w:w="4320"/>
-          </w:tcPr>
-          <w:p/>
-        </w:tc>
-        <w:tc>
-          <w:tcPr>
-            <w:tcW w:type="dxa" w:w="4320"/>
-          </w:tcPr>
-          <w:p/>
-        </w:tc>
-      </w:tr>
-      <w:tr>
-        <w:tc>
-          <w:tcPr>
-            <w:tcW w:type="dxa" w:w="4320"/>
-          </w:tcPr>
-          <w:p/>
-        </w:tc>
-        <w:tc>
-          <w:tcPr>
-            <w:tcW w:type="dxa" w:w="4320"/>
-          </w:tcPr>
-          <w:p/>
-        </w:tc>
-      </w:tr>
-      <w:tr>
-        <w:tc>
-          <w:tcPr>
-            <w:tcW w:type="dxa" w:w="4320"/>
-          </w:tcPr>
-          <w:p/>
-        </w:tc>
-        <w:tc>
-          <w:tcPr>
-            <w:tcW w:type="dxa" w:w="4320"/>
-          </w:tcPr>
-          <w:p/>
-        </w:tc>
-      </w:tr>
-      <w:tr>
-        <w:tc>
-          <w:tcPr>
-            <w:tcW w:type="dxa" w:w="4320"/>
-          </w:tcPr>
-          <w:p/>
-        </w:tc>
-        <w:tc>
-          <w:tcPr>
-            <w:tcW w:type="dxa" w:w="4320"/>
-          </w:tcPr>
-          <w:p/>
-        </w:tc>
-      </w:tr>
-      <w:tr>
-        <w:tc>
-          <w:tcPr>
-            <w:tcW w:type="dxa" w:w="4320"/>
-          </w:tcPr>
-          <w:p/>
-        </w:tc>
-        <w:tc>
-          <w:tcPr>
-            <w:tcW w:type="dxa" w:w="4320"/>
-          </w:tcPr>
-          <w:p/>
-        </w:tc>
-      </w:tr>
-      <w:tr>
-        <w:tc>
-          <w:tcPr>
-            <w:tcW w:type="dxa" w:w="4320"/>
-          </w:tcPr>
-          <w:p/>
-        </w:tc>
-        <w:tc>
-          <w:tcPr>
-            <w:tcW w:type="dxa" w:w="4320"/>
-          </w:tcPr>
-          <w:p/>
-        </w:tc>
-      </w:tr>
-      <w:tr>
-        <w:tc>
-          <w:tcPr>
-            <w:tcW w:type="dxa" w:w="4320"/>
-          </w:tcPr>
-          <w:p/>
-        </w:tc>
-        <w:tc>
-          <w:tcPr>
-            <w:tcW w:type="dxa" w:w="4320"/>
-          </w:tcPr>
-          <w:p/>
-        </w:tc>
-      </w:tr>
-      <w:tr>
-        <w:tc>
-          <w:tcPr>
-            <w:tcW w:type="dxa" w:w="4320"/>
-          </w:tcPr>
-          <w:p>
-            <w:r>
-              <w:rPr>
-                <w:rFonts w:ascii="Calibri" w:hAnsi="Calibri"/>
-                <w:sz w:val="20"/>
-              </w:rPr>
-              <w:t>Plain-language diagnosis</w:t>
+              <w:t>ID</w:t>
             </w:r>
           </w:p>
         </w:tc>
@@ -330,10 +839,9 @@
           <w:p>
             <w:r>
               <w:rPr>
-                <w:rFonts w:ascii="Calibri" w:hAnsi="Calibri"/>
-                <w:sz w:val="20"/>
+                <w:b/>
               </w:rPr>
-              <w:t>Convert fault codes into manager-readable explanations of what is wrong, what impact it has, and how urgent it is</w:t>
+              <w:t>Requirement</w:t>
             </w:r>
           </w:p>
         </w:tc>
@@ -345,11 +853,7 @@
           </w:tcPr>
           <w:p>
             <w:r>
-              <w:rPr>
-                <w:rFonts w:ascii="Calibri" w:hAnsi="Calibri"/>
-                <w:sz w:val="20"/>
-              </w:rPr>
-              <w:t>Resolution guidance</w:t>
+              <w:t>FR-1</w:t>
             </w:r>
           </w:p>
         </w:tc>
@@ -359,11 +863,7 @@
           </w:tcPr>
           <w:p>
             <w:r>
-              <w:rPr>
-                <w:rFonts w:ascii="Calibri" w:hAnsi="Calibri"/>
-                <w:sz w:val="20"/>
-              </w:rPr>
-              <w:t>Provide step-by-step fix instructions, who can perform the work, parts needed, and estimated downtime</w:t>
+              <w:t>System must parse raw metaData.dtcRecords.dtcs nested JSON into a list of structured fault dicts</w:t>
             </w:r>
           </w:p>
         </w:tc>
@@ -375,11 +875,7 @@
           </w:tcPr>
           <w:p>
             <w:r>
-              <w:rPr>
-                <w:rFonts w:ascii="Calibri" w:hAnsi="Calibri"/>
-                <w:sz w:val="20"/>
-              </w:rPr>
-              <w:t>Telemetry-aware severity</w:t>
+              <w:t>FR-2</w:t>
             </w:r>
           </w:p>
         </w:tc>
@@ -389,11 +885,7 @@
           </w:tcPr>
           <w:p>
             <w:r>
-              <w:rPr>
-                <w:rFonts w:ascii="Calibri" w:hAnsi="Calibri"/>
-                <w:sz w:val="20"/>
-              </w:rPr>
-              <w:t>Escalate severity automatically when live signals (coolant temp, oil pressure, DEF level) indicate conditions are worse than baseline</w:t>
+              <w:t>Each fault dict must contain: code, ecu, fmi, description, vehicleId, timestamp, mil</w:t>
             </w:r>
           </w:p>
         </w:tc>
@@ -405,11 +897,7 @@
           </w:tcPr>
           <w:p>
             <w:r>
-              <w:rPr>
-                <w:rFonts w:ascii="Calibri" w:hAnsi="Calibri"/>
-                <w:sz w:val="20"/>
-              </w:rPr>
-              <w:t>Knowledge base grounding</w:t>
+              <w:t>FR-3</w:t>
             </w:r>
           </w:p>
         </w:tc>
@@ -419,11 +907,7 @@
           </w:tcPr>
           <w:p>
             <w:r>
-              <w:rPr>
-                <w:rFonts w:ascii="Calibri" w:hAnsi="Calibri"/>
-                <w:sz w:val="20"/>
-              </w:rPr>
-              <w:t>All LLM output is anchored to a curated KB — no hallucinated causes</w:t>
+              <w:t>FMI must be extracted from the description string via regex FMI\s+(\d+)</w:t>
             </w:r>
           </w:p>
         </w:tc>
@@ -435,11 +919,52 @@
           </w:tcPr>
           <w:p>
             <w:r>
+              <w:t>FR-4</w:t>
+            </w:r>
+          </w:p>
+        </w:tc>
+        <w:tc>
+          <w:tcPr>
+            <w:tcW w:type="dxa" w:w="4320"/>
+          </w:tcPr>
+          <w:p>
+            <w:r>
+              <w:t>Fault codes must be normalized to uppercase with whitespace stripped</w:t>
+            </w:r>
+          </w:p>
+        </w:tc>
+      </w:tr>
+    </w:tbl>
+    <w:p/>
+    <w:p>
+      <w:pPr>
+        <w:pStyle w:val="Heading2"/>
+      </w:pPr>
+      <w:r>
+        <w:t>8.2 Knowledge Base</w:t>
+      </w:r>
+    </w:p>
+    <w:tbl>
+      <w:tblPr>
+        <w:tblStyle w:val="TableGrid"/>
+        <w:tblW w:type="auto" w:w="0"/>
+        <w:tblLook w:firstColumn="1" w:firstRow="1" w:lastColumn="0" w:lastRow="0" w:noHBand="0" w:noVBand="1" w:val="04A0"/>
+      </w:tblPr>
+      <w:tblGrid>
+        <w:gridCol w:w="4320"/>
+        <w:gridCol w:w="4320"/>
+      </w:tblGrid>
+      <w:tr>
+        <w:tc>
+          <w:tcPr>
+            <w:tcW w:type="dxa" w:w="4320"/>
+          </w:tcPr>
+          <w:p>
+            <w:r>
               <w:rPr>
-                <w:rFonts w:ascii="Calibri" w:hAnsi="Calibri"/>
-                <w:sz w:val="20"/>
+                <w:b/>
               </w:rPr>
-              <w:t>Auto-learning</w:t>
+              <w:t>ID</w:t>
             </w:r>
           </w:p>
         </w:tc>
@@ -450,10 +975,9 @@
           <w:p>
             <w:r>
               <w:rPr>
-                <w:rFonts w:ascii="Calibri" w:hAnsi="Calibri"/>
-                <w:sz w:val="20"/>
+                <w:b/>
               </w:rPr>
-              <w:t>Unknown codes are captured, tracked, and promoted to the KB from LLM output so the system improves with every run</w:t>
+              <w:t>Requirement</w:t>
             </w:r>
           </w:p>
         </w:tc>
@@ -465,11 +989,7 @@
           </w:tcPr>
           <w:p>
             <w:r>
-              <w:rPr>
-                <w:rFonts w:ascii="Calibri" w:hAnsi="Calibri"/>
-                <w:sz w:val="20"/>
-              </w:rPr>
-              <w:t>Tenant-scoped fleet view</w:t>
+              <w:t>FR-5</w:t>
             </w:r>
           </w:p>
         </w:tc>
@@ -479,11 +999,7 @@
           </w:tcPr>
           <w:p>
             <w:r>
-              <w:rPr>
-                <w:rFonts w:ascii="Calibri" w:hAnsi="Calibri"/>
-                <w:sz w:val="20"/>
-              </w:rPr>
-              <w:t>Fleet operators can view all vehicles under their tenant ID with diagnostics inline</w:t>
+              <w:t>KB must be seeded on first startup from knowledge_base/seed_kb.json (50 codes minimum)</w:t>
             </w:r>
           </w:p>
         </w:tc>
@@ -495,11 +1011,118 @@
           </w:tcPr>
           <w:p>
             <w:r>
+              <w:t>FR-6</w:t>
+            </w:r>
+          </w:p>
+        </w:tc>
+        <w:tc>
+          <w:tcPr>
+            <w:tcW w:type="dxa" w:w="4320"/>
+          </w:tcPr>
+          <w:p>
+            <w:r>
+              <w:t>Lookup must be case-insensitive</w:t>
+            </w:r>
+          </w:p>
+        </w:tc>
+      </w:tr>
+      <w:tr>
+        <w:tc>
+          <w:tcPr>
+            <w:tcW w:type="dxa" w:w="4320"/>
+          </w:tcPr>
+          <w:p>
+            <w:r>
+              <w:t>FR-7</w:t>
+            </w:r>
+          </w:p>
+        </w:tc>
+        <w:tc>
+          <w:tcPr>
+            <w:tcW w:type="dxa" w:w="4320"/>
+          </w:tcPr>
+          <w:p>
+            <w:r>
+              <w:t>KB entries must carry: code, system, component, meaning, causes, severity, urgency, explanation, resolution_steps, who_can_fix, parts_likely_needed, estimated_downtime, source, occurrence_count, first_seen, last_seen</w:t>
+            </w:r>
+          </w:p>
+        </w:tc>
+      </w:tr>
+      <w:tr>
+        <w:tc>
+          <w:tcPr>
+            <w:tcW w:type="dxa" w:w="4320"/>
+          </w:tcPr>
+          <w:p>
+            <w:r>
+              <w:t>FR-8</w:t>
+            </w:r>
+          </w:p>
+        </w:tc>
+        <w:tc>
+          <w:tcPr>
+            <w:tcW w:type="dxa" w:w="4320"/>
+          </w:tcPr>
+          <w:p>
+            <w:r>
+              <w:t>source must distinguish: seed (hand-authored) vs auto_learned (from LLM Flow 2)</w:t>
+            </w:r>
+          </w:p>
+        </w:tc>
+      </w:tr>
+      <w:tr>
+        <w:tc>
+          <w:tcPr>
+            <w:tcW w:type="dxa" w:w="4320"/>
+          </w:tcPr>
+          <w:p>
+            <w:r>
+              <w:t>FR-9</w:t>
+            </w:r>
+          </w:p>
+        </w:tc>
+        <w:tc>
+          <w:tcPr>
+            <w:tcW w:type="dxa" w:w="4320"/>
+          </w:tcPr>
+          <w:p>
+            <w:r>
+              <w:t>Auto-learned entries must never overwrite seed entries</w:t>
+            </w:r>
+          </w:p>
+        </w:tc>
+      </w:tr>
+    </w:tbl>
+    <w:p/>
+    <w:p>
+      <w:pPr>
+        <w:pStyle w:val="Heading2"/>
+      </w:pPr>
+      <w:r>
+        <w:t>8.3 Flow 1 — KB-First Diagnosis</w:t>
+      </w:r>
+    </w:p>
+    <w:tbl>
+      <w:tblPr>
+        <w:tblStyle w:val="TableGrid"/>
+        <w:tblW w:type="auto" w:w="0"/>
+        <w:tblLook w:firstColumn="1" w:firstRow="1" w:lastColumn="0" w:lastRow="0" w:noHBand="0" w:noVBand="1" w:val="04A0"/>
+      </w:tblPr>
+      <w:tblGrid>
+        <w:gridCol w:w="4320"/>
+        <w:gridCol w:w="4320"/>
+      </w:tblGrid>
+      <w:tr>
+        <w:tc>
+          <w:tcPr>
+            <w:tcW w:type="dxa" w:w="4320"/>
+          </w:tcPr>
+          <w:p>
+            <w:r>
               <w:rPr>
-                <w:rFonts w:ascii="Calibri" w:hAnsi="Calibri"/>
-                <w:sz w:val="20"/>
+                <w:b/>
               </w:rPr>
-              <w:t>Batch scan</w:t>
+              <w:t>ID</w:t>
             </w:r>
           </w:p>
         </w:tc>
@@ -510,10 +1133,97 @@
           <w:p>
             <w:r>
               <w:rPr>
-                <w:rFonts w:ascii="Calibri" w:hAnsi="Calibri"/>
-                <w:sz w:val="20"/>
+                <w:b/>
               </w:rPr>
-              <w:t>A CLI pipeline can sweep the entire source MongoDB collection and stage + analyze every DTC-bearing document</w:t>
+              <w:t>Requirement</w:t>
+            </w:r>
+          </w:p>
+        </w:tc>
+      </w:tr>
+      <w:tr>
+        <w:tc>
+          <w:tcPr>
+            <w:tcW w:type="dxa" w:w="4320"/>
+          </w:tcPr>
+          <w:p>
+            <w:r>
+              <w:t>FR-10</w:t>
+            </w:r>
+          </w:p>
+        </w:tc>
+        <w:tc>
+          <w:tcPr>
+            <w:tcW w:type="dxa" w:w="4320"/>
+          </w:tcPr>
+          <w:p>
+            <w:r>
+              <w:t>Known codes must return full diagnostics from KB with zero LLM calls</w:t>
+            </w:r>
+          </w:p>
+        </w:tc>
+      </w:tr>
+      <w:tr>
+        <w:tc>
+          <w:tcPr>
+            <w:tcW w:type="dxa" w:w="4320"/>
+          </w:tcPr>
+          <w:p>
+            <w:r>
+              <w:t>FR-11</w:t>
+            </w:r>
+          </w:p>
+        </w:tc>
+        <w:tc>
+          <w:tcPr>
+            <w:tcW w:type="dxa" w:w="4320"/>
+          </w:tcPr>
+          <w:p>
+            <w:r>
+              <w:t>Unknown codes must return a placeholder diagnostic with is_unknown=True and confidence=0</w:t>
+            </w:r>
+          </w:p>
+        </w:tc>
+      </w:tr>
+      <w:tr>
+        <w:tc>
+          <w:tcPr>
+            <w:tcW w:type="dxa" w:w="4320"/>
+          </w:tcPr>
+          <w:p>
+            <w:r>
+              <w:t>FR-12</w:t>
+            </w:r>
+          </w:p>
+        </w:tc>
+        <w:tc>
+          <w:tcPr>
+            <w:tcW w:type="dxa" w:w="4320"/>
+          </w:tcPr>
+          <w:p>
+            <w:r>
+              <w:t>All results must be persisted to diagnostics_output after every run</w:t>
+            </w:r>
+          </w:p>
+        </w:tc>
+      </w:tr>
+      <w:tr>
+        <w:tc>
+          <w:tcPr>
+            <w:tcW w:type="dxa" w:w="4320"/>
+          </w:tcPr>
+          <w:p>
+            <w:r>
+              <w:t>FR-13</w:t>
+            </w:r>
+          </w:p>
+        </w:tc>
+        <w:tc>
+          <w:tcPr>
+            <w:tcW w:type="dxa" w:w="4320"/>
+          </w:tcPr>
+          <w:p>
+            <w:r>
+              <w:t>Known KB codes must have occurrence_count incremented on each encounter</w:t>
             </w:r>
           </w:p>
         </w:tc>
@@ -522,88 +1232,396 @@
     <w:p/>
     <w:p>
       <w:pPr>
-        <w:pStyle w:val="Heading1"/>
+        <w:pStyle w:val="Heading2"/>
       </w:pPr>
       <w:r>
-        <w:rPr>
-          <w:rFonts w:ascii="Calibri" w:hAnsi="Calibri"/>
-          <w:color w:val="1F497D"/>
-          <w:sz w:val="36"/>
-        </w:rPr>
-        <w:t>4. Non-Goals (Phase 1)</w:t>
+        <w:t>8.4 Flow 2 — LLM KB Enrichment</w:t>
       </w:r>
     </w:p>
+    <w:tbl>
+      <w:tblPr>
+        <w:tblStyle w:val="TableGrid"/>
+        <w:tblW w:type="auto" w:w="0"/>
+        <w:tblLook w:firstColumn="1" w:firstRow="1" w:lastColumn="0" w:lastRow="0" w:noHBand="0" w:noVBand="1" w:val="04A0"/>
+      </w:tblPr>
+      <w:tblGrid>
+        <w:gridCol w:w="4320"/>
+        <w:gridCol w:w="4320"/>
+      </w:tblGrid>
+      <w:tr>
+        <w:tc>
+          <w:tcPr>
+            <w:tcW w:type="dxa" w:w="4320"/>
+          </w:tcPr>
+          <w:p>
+            <w:r>
+              <w:rPr>
+                <w:b/>
+              </w:rPr>
+              <w:t>ID</w:t>
+            </w:r>
+          </w:p>
+        </w:tc>
+        <w:tc>
+          <w:tcPr>
+            <w:tcW w:type="dxa" w:w="4320"/>
+          </w:tcPr>
+          <w:p>
+            <w:r>
+              <w:rPr>
+                <w:b/>
+              </w:rPr>
+              <w:t>Requirement</w:t>
+            </w:r>
+          </w:p>
+        </w:tc>
+      </w:tr>
+      <w:tr>
+        <w:tc>
+          <w:tcPr>
+            <w:tcW w:type="dxa" w:w="4320"/>
+          </w:tcPr>
+          <w:p>
+            <w:r>
+              <w:t>FR-14</w:t>
+            </w:r>
+          </w:p>
+        </w:tc>
+        <w:tc>
+          <w:tcPr>
+            <w:tcW w:type="dxa" w:w="4320"/>
+          </w:tcPr>
+          <w:p>
+            <w:r>
+              <w:t>LLM must be called at most once per unique unknown code across an entire pipeline run</w:t>
+            </w:r>
+          </w:p>
+        </w:tc>
+      </w:tr>
+      <w:tr>
+        <w:tc>
+          <w:tcPr>
+            <w:tcW w:type="dxa" w:w="4320"/>
+          </w:tcPr>
+          <w:p>
+            <w:r>
+              <w:t>FR-15</w:t>
+            </w:r>
+          </w:p>
+        </w:tc>
+        <w:tc>
+          <w:tcPr>
+            <w:tcW w:type="dxa" w:w="4320"/>
+          </w:tcPr>
+          <w:p>
+            <w:r>
+              <w:t>LLM output must be saved to knowledge_base permanently before re-diagnosis</w:t>
+            </w:r>
+          </w:p>
+        </w:tc>
+      </w:tr>
+      <w:tr>
+        <w:tc>
+          <w:tcPr>
+            <w:tcW w:type="dxa" w:w="4320"/>
+          </w:tcPr>
+          <w:p>
+            <w:r>
+              <w:t>FR-16</w:t>
+            </w:r>
+          </w:p>
+        </w:tc>
+        <w:tc>
+          <w:tcPr>
+            <w:tcW w:type="dxa" w:w="4320"/>
+          </w:tcPr>
+          <w:p>
+            <w:r>
+              <w:t>All documents containing the newly enriched code must be re-diagnosed via Flow 1</w:t>
+            </w:r>
+          </w:p>
+        </w:tc>
+      </w:tr>
+      <w:tr>
+        <w:tc>
+          <w:tcPr>
+            <w:tcW w:type="dxa" w:w="4320"/>
+          </w:tcPr>
+          <w:p>
+            <w:r>
+              <w:t>FR-17</w:t>
+            </w:r>
+          </w:p>
+        </w:tc>
+        <w:tc>
+          <w:tcPr>
+            <w:tcW w:type="dxa" w:w="4320"/>
+          </w:tcPr>
+          <w:p>
+            <w:r>
+              <w:t>LLM output must be a single-line raw JSON object matching the KB entry schema</w:t>
+            </w:r>
+          </w:p>
+        </w:tc>
+      </w:tr>
+      <w:tr>
+        <w:tc>
+          <w:tcPr>
+            <w:tcW w:type="dxa" w:w="4320"/>
+          </w:tcPr>
+          <w:p>
+            <w:r>
+              <w:t>FR-18</w:t>
+            </w:r>
+          </w:p>
+        </w:tc>
+        <w:tc>
+          <w:tcPr>
+            <w:tcW w:type="dxa" w:w="4320"/>
+          </w:tcPr>
+          <w:p>
+            <w:r>
+              <w:t>LLM failures per code must be isolated — one failure must not abort the enrichment loop</w:t>
+            </w:r>
+          </w:p>
+        </w:tc>
+      </w:tr>
+    </w:tbl>
+    <w:p/>
     <w:p>
       <w:pPr>
-        <w:pStyle w:val="ListBullet"/>
+        <w:pStyle w:val="Heading2"/>
       </w:pPr>
       <w:r>
-        <w:rPr>
-          <w:rFonts w:ascii="Calibri" w:hAnsi="Calibri"/>
-          <w:sz w:val="22"/>
-        </w:rPr>
-        <w:t>Real-time vehicle streaming (push/websocket)</w:t>
+        <w:t>8.5 Auto-Learning</w:t>
       </w:r>
     </w:p>
+    <w:tbl>
+      <w:tblPr>
+        <w:tblStyle w:val="TableGrid"/>
+        <w:tblW w:type="auto" w:w="0"/>
+        <w:tblLook w:firstColumn="1" w:firstRow="1" w:lastColumn="0" w:lastRow="0" w:noHBand="0" w:noVBand="1" w:val="04A0"/>
+      </w:tblPr>
+      <w:tblGrid>
+        <w:gridCol w:w="4320"/>
+        <w:gridCol w:w="4320"/>
+      </w:tblGrid>
+      <w:tr>
+        <w:tc>
+          <w:tcPr>
+            <w:tcW w:type="dxa" w:w="4320"/>
+          </w:tcPr>
+          <w:p>
+            <w:r>
+              <w:rPr>
+                <w:b/>
+              </w:rPr>
+              <w:t>ID</w:t>
+            </w:r>
+          </w:p>
+        </w:tc>
+        <w:tc>
+          <w:tcPr>
+            <w:tcW w:type="dxa" w:w="4320"/>
+          </w:tcPr>
+          <w:p>
+            <w:r>
+              <w:rPr>
+                <w:b/>
+              </w:rPr>
+              <w:t>Requirement</w:t>
+            </w:r>
+          </w:p>
+        </w:tc>
+      </w:tr>
+      <w:tr>
+        <w:tc>
+          <w:tcPr>
+            <w:tcW w:type="dxa" w:w="4320"/>
+          </w:tcPr>
+          <w:p>
+            <w:r>
+              <w:t>FR-19</w:t>
+            </w:r>
+          </w:p>
+        </w:tc>
+        <w:tc>
+          <w:tcPr>
+            <w:tcW w:type="dxa" w:w="4320"/>
+          </w:tcPr>
+          <w:p>
+            <w:r>
+              <w:t>Unknown codes must be upserted into unknown_faults with status: "unresolved" on first encounter</w:t>
+            </w:r>
+          </w:p>
+        </w:tc>
+      </w:tr>
+      <w:tr>
+        <w:tc>
+          <w:tcPr>
+            <w:tcW w:type="dxa" w:w="4320"/>
+          </w:tcPr>
+          <w:p>
+            <w:r>
+              <w:t>FR-20</w:t>
+            </w:r>
+          </w:p>
+        </w:tc>
+        <w:tc>
+          <w:tcPr>
+            <w:tcW w:type="dxa" w:w="4320"/>
+          </w:tcPr>
+          <w:p>
+            <w:r>
+              <w:t>Subsequent encounters of the same unknown code must increment occurrence_count and refresh last_seen</w:t>
+            </w:r>
+          </w:p>
+        </w:tc>
+      </w:tr>
+      <w:tr>
+        <w:tc>
+          <w:tcPr>
+            <w:tcW w:type="dxa" w:w="4320"/>
+          </w:tcPr>
+          <w:p>
+            <w:r>
+              <w:t>FR-21</w:t>
+            </w:r>
+          </w:p>
+        </w:tc>
+        <w:tc>
+          <w:tcPr>
+            <w:tcW w:type="dxa" w:w="4320"/>
+          </w:tcPr>
+          <w:p>
+            <w:r>
+              <w:t>After LLM enrichment, a full KB entry must be created (source: "auto_learned")</w:t>
+            </w:r>
+          </w:p>
+        </w:tc>
+      </w:tr>
+    </w:tbl>
+    <w:p/>
     <w:p>
       <w:pPr>
-        <w:pStyle w:val="ListBullet"/>
+        <w:pStyle w:val="Heading2"/>
       </w:pPr>
       <w:r>
-        <w:rPr>
-          <w:rFonts w:ascii="Calibri" w:hAnsi="Calibri"/>
-          <w:sz w:val="22"/>
-        </w:rPr>
-        <w:t>Multi-LLM provider support (Ollama only in Phase 1)</w:t>
+        <w:t>8.6 Persistence</w:t>
       </w:r>
     </w:p>
+    <w:tbl>
+      <w:tblPr>
+        <w:tblStyle w:val="TableGrid"/>
+        <w:tblW w:type="auto" w:w="0"/>
+        <w:tblLook w:firstColumn="1" w:firstRow="1" w:lastColumn="0" w:lastRow="0" w:noHBand="0" w:noVBand="1" w:val="04A0"/>
+      </w:tblPr>
+      <w:tblGrid>
+        <w:gridCol w:w="4320"/>
+        <w:gridCol w:w="4320"/>
+      </w:tblGrid>
+      <w:tr>
+        <w:tc>
+          <w:tcPr>
+            <w:tcW w:type="dxa" w:w="4320"/>
+          </w:tcPr>
+          <w:p>
+            <w:r>
+              <w:rPr>
+                <w:b/>
+              </w:rPr>
+              <w:t>ID</w:t>
+            </w:r>
+          </w:p>
+        </w:tc>
+        <w:tc>
+          <w:tcPr>
+            <w:tcW w:type="dxa" w:w="4320"/>
+          </w:tcPr>
+          <w:p>
+            <w:r>
+              <w:rPr>
+                <w:b/>
+              </w:rPr>
+              <w:t>Requirement</w:t>
+            </w:r>
+          </w:p>
+        </w:tc>
+      </w:tr>
+      <w:tr>
+        <w:tc>
+          <w:tcPr>
+            <w:tcW w:type="dxa" w:w="4320"/>
+          </w:tcPr>
+          <w:p>
+            <w:r>
+              <w:t>FR-22</w:t>
+            </w:r>
+          </w:p>
+        </w:tc>
+        <w:tc>
+          <w:tcPr>
+            <w:tcW w:type="dxa" w:w="4320"/>
+          </w:tcPr>
+          <w:p>
+            <w:r>
+              <w:t>All source documents containing DTCs must be staged into fault_vehicles (idempotent on source_id)</w:t>
+            </w:r>
+          </w:p>
+        </w:tc>
+      </w:tr>
+      <w:tr>
+        <w:tc>
+          <w:tcPr>
+            <w:tcW w:type="dxa" w:w="4320"/>
+          </w:tcPr>
+          <w:p>
+            <w:r>
+              <w:t>FR-23</w:t>
+            </w:r>
+          </w:p>
+        </w:tc>
+        <w:tc>
+          <w:tcPr>
+            <w:tcW w:type="dxa" w:w="4320"/>
+          </w:tcPr>
+          <w:p>
+            <w:r>
+              <w:t>Staged documents must carry an analyzed flag set to True after the graph completes</w:t>
+            </w:r>
+          </w:p>
+        </w:tc>
+      </w:tr>
+      <w:tr>
+        <w:tc>
+          <w:tcPr>
+            <w:tcW w:type="dxa" w:w="4320"/>
+          </w:tcPr>
+          <w:p>
+            <w:r>
+              <w:t>FR-24</w:t>
+            </w:r>
+          </w:p>
+        </w:tc>
+        <w:tc>
+          <w:tcPr>
+            <w:tcW w:type="dxa" w:w="4320"/>
+          </w:tcPr>
+          <w:p>
+            <w:r>
+              <w:t>Full diagnostic output must be written to diagnostics_output after every graph run</w:t>
+            </w:r>
+          </w:p>
+        </w:tc>
+      </w:tr>
+    </w:tbl>
+    <w:p/>
     <w:p>
       <w:pPr>
-        <w:pStyle w:val="ListBullet"/>
+        <w:pStyle w:val="Heading2"/>
       </w:pPr>
       <w:r>
-        <w:rPr>
-          <w:rFonts w:ascii="Calibri" w:hAnsi="Calibri"/>
-          <w:sz w:val="22"/>
-        </w:rPr>
-        <w:t>Repair shop dispatch integration</w:t>
-      </w:r>
-    </w:p>
-    <w:p>
-      <w:pPr>
-        <w:pStyle w:val="ListBullet"/>
-      </w:pPr>
-      <w:r>
-        <w:rPr>
-          <w:rFonts w:ascii="Calibri" w:hAnsi="Calibri"/>
-          <w:sz w:val="22"/>
-        </w:rPr>
-        <w:t>Mobile app or native UI</w:t>
-      </w:r>
-    </w:p>
-    <w:p>
-      <w:pPr>
-        <w:pStyle w:val="ListBullet"/>
-      </w:pPr>
-      <w:r>
-        <w:rPr>
-          <w:rFonts w:ascii="Calibri" w:hAnsi="Calibri"/>
-          <w:sz w:val="22"/>
-        </w:rPr>
-        <w:t>Per-user authentication and role-based access (deferred to Phase 2)</w:t>
-      </w:r>
-    </w:p>
-    <w:p>
-      <w:pPr>
-        <w:pStyle w:val="Heading1"/>
-      </w:pPr>
-      <w:r>
-        <w:rPr>
-          <w:rFonts w:ascii="Calibri" w:hAnsi="Calibri"/>
-          <w:color w:val="1F497D"/>
-          <w:sz w:val="36"/>
-        </w:rPr>
-        <w:t>5. Users</w:t>
+        <w:t>8.7 API Endpoints</w:t>
       </w:r>
     </w:p>
     <w:tbl>
@@ -621,127 +1639,13 @@
         <w:tc>
           <w:tcPr>
             <w:tcW w:type="dxa" w:w="2880"/>
-            <w:shd w:val="clear" w:color="auto" w:fill="2E74B5"/>
           </w:tcPr>
           <w:p>
             <w:r>
               <w:rPr>
-                <w:rFonts w:ascii="Calibri" w:hAnsi="Calibri"/>
                 <w:b/>
-                <w:color w:val="FFFFFF"/>
-                <w:sz w:val="20"/>
               </w:rPr>
-              <w:t>User</w:t>
-            </w:r>
-          </w:p>
-        </w:tc>
-        <w:tc>
-          <w:tcPr>
-            <w:tcW w:type="dxa" w:w="2880"/>
-            <w:shd w:val="clear" w:color="auto" w:fill="2E74B5"/>
-          </w:tcPr>
-          <w:p>
-            <w:r>
-              <w:rPr>
-                <w:rFonts w:ascii="Calibri" w:hAnsi="Calibri"/>
-                <w:b/>
-                <w:color w:val="FFFFFF"/>
-                <w:sz w:val="20"/>
-              </w:rPr>
-              <w:t>Description</w:t>
-            </w:r>
-          </w:p>
-        </w:tc>
-        <w:tc>
-          <w:tcPr>
-            <w:tcW w:type="dxa" w:w="2880"/>
-            <w:shd w:val="clear" w:color="auto" w:fill="2E74B5"/>
-          </w:tcPr>
-          <w:p>
-            <w:r>
-              <w:rPr>
-                <w:rFonts w:ascii="Calibri" w:hAnsi="Calibri"/>
-                <w:b/>
-                <w:color w:val="FFFFFF"/>
-                <w:sz w:val="20"/>
-              </w:rPr>
-              <w:t>Primary Interaction</w:t>
-            </w:r>
-          </w:p>
-        </w:tc>
-      </w:tr>
-      <w:tr>
-        <w:tc>
-          <w:tcPr>
-            <w:tcW w:type="dxa" w:w="2880"/>
-          </w:tcPr>
-          <w:p/>
-        </w:tc>
-        <w:tc>
-          <w:tcPr>
-            <w:tcW w:type="dxa" w:w="2880"/>
-          </w:tcPr>
-          <w:p/>
-        </w:tc>
-        <w:tc>
-          <w:tcPr>
-            <w:tcW w:type="dxa" w:w="2880"/>
-          </w:tcPr>
-          <w:p/>
-        </w:tc>
-      </w:tr>
-      <w:tr>
-        <w:tc>
-          <w:tcPr>
-            <w:tcW w:type="dxa" w:w="2880"/>
-          </w:tcPr>
-          <w:p/>
-        </w:tc>
-        <w:tc>
-          <w:tcPr>
-            <w:tcW w:type="dxa" w:w="2880"/>
-          </w:tcPr>
-          <w:p/>
-        </w:tc>
-        <w:tc>
-          <w:tcPr>
-            <w:tcW w:type="dxa" w:w="2880"/>
-          </w:tcPr>
-          <w:p/>
-        </w:tc>
-      </w:tr>
-      <w:tr>
-        <w:tc>
-          <w:tcPr>
-            <w:tcW w:type="dxa" w:w="2880"/>
-          </w:tcPr>
-          <w:p/>
-        </w:tc>
-        <w:tc>
-          <w:tcPr>
-            <w:tcW w:type="dxa" w:w="2880"/>
-          </w:tcPr>
-          <w:p/>
-        </w:tc>
-        <w:tc>
-          <w:tcPr>
-            <w:tcW w:type="dxa" w:w="2880"/>
-          </w:tcPr>
-          <w:p/>
-        </w:tc>
-      </w:tr>
-      <w:tr>
-        <w:tc>
-          <w:tcPr>
-            <w:tcW w:type="dxa" w:w="2880"/>
-          </w:tcPr>
-          <w:p>
-            <w:r>
-              <w:rPr>
-                <w:rFonts w:ascii="Calibri" w:hAnsi="Calibri"/>
-                <w:sz w:val="20"/>
-              </w:rPr>
-              <w:t>Fleet Manager</w:t>
+              <w:t>Method</w:t>
             </w:r>
           </w:p>
         </w:tc>
@@ -752,10 +1656,9 @@
           <w:p>
             <w:r>
               <w:rPr>
-                <w:rFonts w:ascii="Calibri" w:hAnsi="Calibri"/>
-                <w:sz w:val="20"/>
+                <w:b/>
               </w:rPr>
-              <w:t>Manages a fleet for one tenant; non-technical</w:t>
+              <w:t>Path</w:t>
             </w:r>
           </w:p>
         </w:tc>
@@ -766,10 +1669,9 @@
           <w:p>
             <w:r>
               <w:rPr>
-                <w:rFonts w:ascii="Calibri" w:hAnsi="Calibri"/>
-                <w:sz w:val="20"/>
+                <w:b/>
               </w:rPr>
-              <w:t>Streamlit UI — views vehicles and diagnostics by tenant</w:t>
+              <w:t>Description</w:t>
             </w:r>
           </w:p>
         </w:tc>
@@ -781,11 +1683,7 @@
           </w:tcPr>
           <w:p>
             <w:r>
-              <w:rPr>
-                <w:rFonts w:ascii="Calibri" w:hAnsi="Calibri"/>
-                <w:sz w:val="20"/>
-              </w:rPr>
-              <w:t>Fleet Maintenance Team</w:t>
+              <w:t>GET</w:t>
             </w:r>
           </w:p>
         </w:tc>
@@ -795,11 +1693,7 @@
           </w:tcPr>
           <w:p>
             <w:r>
-              <w:rPr>
-                <w:rFonts w:ascii="Calibri" w:hAnsi="Calibri"/>
-                <w:sz w:val="20"/>
-              </w:rPr>
-              <w:t>Performs scheduled maintenance</w:t>
+              <w:t>/health</w:t>
             </w:r>
           </w:p>
         </w:tc>
@@ -809,11 +1703,7 @@
           </w:tcPr>
           <w:p>
             <w:r>
-              <w:rPr>
-                <w:rFonts w:ascii="Calibri" w:hAnsi="Calibri"/>
-                <w:sz w:val="20"/>
-              </w:rPr>
-              <w:t>Reads resolution steps and parts lists from diagnostics</w:t>
+              <w:t>Liveness check — confirms process is up</w:t>
             </w:r>
           </w:p>
         </w:tc>
@@ -825,11 +1715,7 @@
           </w:tcPr>
           <w:p>
             <w:r>
-              <w:rPr>
-                <w:rFonts w:ascii="Calibri" w:hAnsi="Calibri"/>
-                <w:sz w:val="20"/>
-              </w:rPr>
-              <w:t>System Admin / Developer</w:t>
+              <w:t>GET</w:t>
             </w:r>
           </w:p>
         </w:tc>
@@ -839,11 +1725,7 @@
           </w:tcPr>
           <w:p>
             <w:r>
-              <w:rPr>
-                <w:rFonts w:ascii="Calibri" w:hAnsi="Calibri"/>
-                <w:sz w:val="20"/>
-              </w:rPr>
-              <w:t>Manages the service, seeds the KB, monitors unknown codes</w:t>
+              <w:t>/ready</w:t>
             </w:r>
           </w:p>
         </w:tc>
@@ -853,11 +1735,199 @@
           </w:tcPr>
           <w:p>
             <w:r>
-              <w:rPr>
-                <w:rFonts w:ascii="Calibri" w:hAnsi="Calibri"/>
-                <w:sz w:val="20"/>
-              </w:rPr>
-              <w:t>API (/knowledge-base, /unknown-faults), batch scan CLI</w:t>
+              <w:t>Readiness check — confirms MongoDB and Ollama are reachable</w:t>
+            </w:r>
+          </w:p>
+        </w:tc>
+      </w:tr>
+      <w:tr>
+        <w:tc>
+          <w:tcPr>
+            <w:tcW w:type="dxa" w:w="2880"/>
+          </w:tcPr>
+          <w:p>
+            <w:r>
+              <w:t>GET</w:t>
+            </w:r>
+          </w:p>
+        </w:tc>
+        <w:tc>
+          <w:tcPr>
+            <w:tcW w:type="dxa" w:w="2880"/>
+          </w:tcPr>
+          <w:p>
+            <w:r>
+              <w:t>/tenants</w:t>
+            </w:r>
+          </w:p>
+        </w:tc>
+        <w:tc>
+          <w:tcPr>
+            <w:tcW w:type="dxa" w:w="2880"/>
+          </w:tcPr>
+          <w:p>
+            <w:r>
+              <w:t>Returns all unique tenant IDs from staged fault_vehicles documents</w:t>
+            </w:r>
+          </w:p>
+        </w:tc>
+      </w:tr>
+      <w:tr>
+        <w:tc>
+          <w:tcPr>
+            <w:tcW w:type="dxa" w:w="2880"/>
+          </w:tcPr>
+          <w:p>
+            <w:r>
+              <w:t>GET</w:t>
+            </w:r>
+          </w:p>
+        </w:tc>
+        <w:tc>
+          <w:tcPr>
+            <w:tcW w:type="dxa" w:w="2880"/>
+          </w:tcPr>
+          <w:p>
+            <w:r>
+              <w:t>/tenants/{tenant_id}/vehicles</w:t>
+            </w:r>
+          </w:p>
+        </w:tc>
+        <w:tc>
+          <w:tcPr>
+            <w:tcW w:type="dxa" w:w="2880"/>
+          </w:tcPr>
+          <w:p>
+            <w:r>
+              <w:t>Returns all vehicles for a tenant with diagnostics inline; fires background scan</w:t>
+            </w:r>
+          </w:p>
+        </w:tc>
+      </w:tr>
+      <w:tr>
+        <w:tc>
+          <w:tcPr>
+            <w:tcW w:type="dxa" w:w="2880"/>
+          </w:tcPr>
+          <w:p>
+            <w:r>
+              <w:t>POST</w:t>
+            </w:r>
+          </w:p>
+        </w:tc>
+        <w:tc>
+          <w:tcPr>
+            <w:tcW w:type="dxa" w:w="2880"/>
+          </w:tcPr>
+          <w:p>
+            <w:r>
+              <w:t>/vehicles/{vehicle_id}/reanalyze</w:t>
+            </w:r>
+          </w:p>
+        </w:tc>
+        <w:tc>
+          <w:tcPr>
+            <w:tcW w:type="dxa" w:w="2880"/>
+          </w:tcPr>
+          <w:p>
+            <w:r>
+              <w:t>Force re-run Flow 1 on the latest staged document for a vehicle</w:t>
+            </w:r>
+          </w:p>
+        </w:tc>
+      </w:tr>
+      <w:tr>
+        <w:tc>
+          <w:tcPr>
+            <w:tcW w:type="dxa" w:w="2880"/>
+          </w:tcPr>
+          <w:p>
+            <w:r>
+              <w:t>POST</w:t>
+            </w:r>
+          </w:p>
+        </w:tc>
+        <w:tc>
+          <w:tcPr>
+            <w:tcW w:type="dxa" w:w="2880"/>
+          </w:tcPr>
+          <w:p>
+            <w:r>
+              <w:t>/scan</w:t>
+            </w:r>
+          </w:p>
+        </w:tc>
+        <w:tc>
+          <w:tcPr>
+            <w:tcW w:type="dxa" w:w="2880"/>
+          </w:tcPr>
+          <w:p>
+            <w:r>
+              <w:t>Kick off a full source-collection scan in a background thread</w:t>
+            </w:r>
+          </w:p>
+        </w:tc>
+      </w:tr>
+      <w:tr>
+        <w:tc>
+          <w:tcPr>
+            <w:tcW w:type="dxa" w:w="2880"/>
+          </w:tcPr>
+          <w:p>
+            <w:r>
+              <w:t>GET</w:t>
+            </w:r>
+          </w:p>
+        </w:tc>
+        <w:tc>
+          <w:tcPr>
+            <w:tcW w:type="dxa" w:w="2880"/>
+          </w:tcPr>
+          <w:p>
+            <w:r>
+              <w:t>/knowledge-base</w:t>
+            </w:r>
+          </w:p>
+        </w:tc>
+        <w:tc>
+          <w:tcPr>
+            <w:tcW w:type="dxa" w:w="2880"/>
+          </w:tcPr>
+          <w:p>
+            <w:r>
+              <w:t>List all KB entries</w:t>
+            </w:r>
+          </w:p>
+        </w:tc>
+      </w:tr>
+      <w:tr>
+        <w:tc>
+          <w:tcPr>
+            <w:tcW w:type="dxa" w:w="2880"/>
+          </w:tcPr>
+          <w:p>
+            <w:r>
+              <w:t>GET</w:t>
+            </w:r>
+          </w:p>
+        </w:tc>
+        <w:tc>
+          <w:tcPr>
+            <w:tcW w:type="dxa" w:w="2880"/>
+          </w:tcPr>
+          <w:p>
+            <w:r>
+              <w:t>/unknown-faults</w:t>
+            </w:r>
+          </w:p>
+        </w:tc>
+        <w:tc>
+          <w:tcPr>
+            <w:tcW w:type="dxa" w:w="2880"/>
+          </w:tcPr>
+          <w:p>
+            <w:r>
+              <w:t>List unresolved unknown codes sorted by occurrence count descending</w:t>
             </w:r>
           </w:p>
         </w:tc>
@@ -866,430 +1936,10 @@
     <w:p/>
     <w:p>
       <w:pPr>
-        <w:pStyle w:val="Heading1"/>
-      </w:pPr>
-      <w:r>
-        <w:rPr>
-          <w:rFonts w:ascii="Calibri" w:hAnsi="Calibri"/>
-          <w:color w:val="1F497D"/>
-          <w:sz w:val="36"/>
-        </w:rPr>
-        <w:t>6. System Architecture</w:t>
-      </w:r>
-    </w:p>
-    <w:p>
-      <w:pPr>
         <w:pStyle w:val="Heading2"/>
       </w:pPr>
       <w:r>
-        <w:rPr>
-          <w:rFonts w:ascii="Calibri" w:hAnsi="Calibri"/>
-          <w:color w:val="2E74B5"/>
-          <w:sz w:val="28"/>
-        </w:rPr>
-        <w:t>6.1 LangGraph Pipeline (6-Node DAG)</w:t>
-      </w:r>
-    </w:p>
-    <w:p>
-      <w:r>
-        <w:rPr>
-          <w:rFonts w:ascii="Calibri" w:hAnsi="Calibri"/>
-          <w:b w:val="0"/>
-          <w:i w:val="0"/>
-          <w:sz w:val="22"/>
-        </w:rPr>
-        <w:t>Every diagnostic request flows through a fixed 6-node LangGraph pipeline:</w:t>
-      </w:r>
-    </w:p>
-    <w:p>
-      <w:pPr>
-        <w:pStyle w:val="ListNumber"/>
-      </w:pPr>
-      <w:r>
-        <w:rPr>
-          <w:rFonts w:ascii="Calibri" w:hAnsi="Calibri"/>
-          <w:b/>
-          <w:sz w:val="22"/>
-        </w:rPr>
-        <w:t xml:space="preserve">parse_node  —  </w:t>
-      </w:r>
-      <w:r>
-        <w:rPr>
-          <w:rFonts w:ascii="Calibri" w:hAnsi="Calibri"/>
-          <w:sz w:val="22"/>
-        </w:rPr>
-        <w:t>Extracts structured fault dicts from raw dtcJson payload</w:t>
-      </w:r>
-    </w:p>
-    <w:p>
-      <w:pPr>
-        <w:pStyle w:val="ListNumber"/>
-      </w:pPr>
-      <w:r>
-        <w:rPr>
-          <w:rFonts w:ascii="Calibri" w:hAnsi="Calibri"/>
-          <w:b/>
-          <w:sz w:val="22"/>
-        </w:rPr>
-        <w:t xml:space="preserve">kb_lookup_node  —  </w:t>
-      </w:r>
-      <w:r>
-        <w:rPr>
-          <w:rFonts w:ascii="Calibri" w:hAnsi="Calibri"/>
-          <w:sz w:val="22"/>
-        </w:rPr>
-        <w:t>Looks up each fault code in MongoDB knowledge_base. Marks is_unknown=True for misses. Marks skip_llm=True for full KB hits (short-circuit path).</w:t>
-      </w:r>
-    </w:p>
-    <w:p>
-      <w:pPr>
-        <w:pStyle w:val="ListNumber"/>
-      </w:pPr>
-      <w:r>
-        <w:rPr>
-          <w:rFonts w:ascii="Calibri" w:hAnsi="Calibri"/>
-          <w:b/>
-          <w:sz w:val="22"/>
-        </w:rPr>
-        <w:t xml:space="preserve">telemetry_node  —  </w:t>
-      </w:r>
-      <w:r>
-        <w:rPr>
-          <w:rFonts w:ascii="Calibri" w:hAnsi="Calibri"/>
-          <w:sz w:val="22"/>
-        </w:rPr>
-        <w:t>Builds a snapshot of 6 vehicle signals. Applies severity escalation rules (coolant temp, oil pressure, DEF level).</w:t>
-      </w:r>
-    </w:p>
-    <w:p>
-      <w:pPr>
-        <w:pStyle w:val="ListNumber"/>
-      </w:pPr>
-      <w:r>
-        <w:rPr>
-          <w:rFonts w:ascii="Calibri" w:hAnsi="Calibri"/>
-          <w:b/>
-          <w:sz w:val="22"/>
-        </w:rPr>
-        <w:t xml:space="preserve">llm_node — Diagnostic Agent  —  </w:t>
-      </w:r>
-      <w:r>
-        <w:rPr>
-          <w:rFonts w:ascii="Calibri" w:hAnsi="Calibri"/>
-          <w:sz w:val="22"/>
-        </w:rPr>
-        <w:t>KB hit → short-circuit, build result from KB entry. KB miss / thin entry → call Ollama (llama3.1). Output: purpose, issue, impact, severity, urgency, confidence.</w:t>
-      </w:r>
-    </w:p>
-    <w:p>
-      <w:pPr>
-        <w:pStyle w:val="ListNumber"/>
-      </w:pPr>
-      <w:r>
-        <w:rPr>
-          <w:rFonts w:ascii="Calibri" w:hAnsi="Calibri"/>
-          <w:b/>
-          <w:sz w:val="22"/>
-        </w:rPr>
-        <w:t xml:space="preserve">explain_node — Explainability Agent  —  </w:t>
-      </w:r>
-      <w:r>
-        <w:rPr>
-          <w:rFonts w:ascii="Calibri" w:hAnsi="Calibri"/>
-          <w:sz w:val="22"/>
-        </w:rPr>
-        <w:t>KB hit → pull explanation fields from KB (no LLM call). KB miss → second Ollama call. Output: explanation, resolution_steps, who_can_fix, parts_likely_needed, estimated_downtime.</w:t>
-      </w:r>
-    </w:p>
-    <w:p>
-      <w:pPr>
-        <w:pStyle w:val="ListNumber"/>
-      </w:pPr>
-      <w:r>
-        <w:rPr>
-          <w:rFonts w:ascii="Calibri" w:hAnsi="Calibri"/>
-          <w:b/>
-          <w:sz w:val="22"/>
-        </w:rPr>
-        <w:t xml:space="preserve">store_node  —  </w:t>
-      </w:r>
-      <w:r>
-        <w:rPr>
-          <w:rFonts w:ascii="Calibri" w:hAnsi="Calibri"/>
-          <w:sz w:val="22"/>
-        </w:rPr>
-        <w:t>Unknown codes: save_unknown_fault() + auto_learn_from_diagnosis(). Known codes: increment_occurrence(). All diagnostics written to diagnostics_output collection.</w:t>
-      </w:r>
-    </w:p>
-    <w:p/>
-    <w:p>
-      <w:pPr>
-        <w:pStyle w:val="Heading1"/>
-      </w:pPr>
-      <w:r>
-        <w:rPr>
-          <w:rFonts w:ascii="Calibri" w:hAnsi="Calibri"/>
-          <w:color w:val="1F497D"/>
-          <w:sz w:val="36"/>
-        </w:rPr>
-        <w:t>7. Data Flow</w:t>
-      </w:r>
-    </w:p>
-    <w:p>
-      <w:pPr>
-        <w:pStyle w:val="Heading2"/>
-      </w:pPr>
-      <w:r>
-        <w:rPr>
-          <w:rFonts w:ascii="Calibri" w:hAnsi="Calibri"/>
-          <w:color w:val="2E74B5"/>
-          <w:sz w:val="28"/>
-        </w:rPr>
-        <w:t>7.1 Batch Scan Path (CLI)</w:t>
-      </w:r>
-    </w:p>
-    <w:p>
-      <w:pPr>
-        <w:pStyle w:val="ListBullet"/>
-      </w:pPr>
-      <w:r>
-        <w:rPr>
-          <w:rFonts w:ascii="Calibri" w:hAnsi="Calibri"/>
-          <w:sz w:val="22"/>
-        </w:rPr>
-        <w:t>datascanpipeline.py connects to source MongoDB (SOURCE_MONGO_URI)</w:t>
-      </w:r>
-    </w:p>
-    <w:p>
-      <w:pPr>
-        <w:pStyle w:val="ListBullet"/>
-      </w:pPr>
-      <w:r>
-        <w:rPr>
-          <w:rFonts w:ascii="Calibri" w:hAnsi="Calibri"/>
-          <w:sz w:val="22"/>
-        </w:rPr>
-        <w:t>Queries driverbookv2.driverdiagnostics for documents where metaData.dtcRecords.dtcs exists and is non-empty</w:t>
-      </w:r>
-    </w:p>
-    <w:p>
-      <w:pPr>
-        <w:pStyle w:val="ListBullet"/>
-      </w:pPr>
-      <w:r>
-        <w:rPr>
-          <w:rFonts w:ascii="Calibri" w:hAnsi="Calibri"/>
-          <w:sz w:val="22"/>
-        </w:rPr>
-        <w:t>For each matching document: extracts structured faults + telemetry → raw_input</w:t>
-      </w:r>
-    </w:p>
-    <w:p>
-      <w:pPr>
-        <w:pStyle w:val="ListBullet"/>
-      </w:pPr>
-      <w:r>
-        <w:rPr>
-          <w:rFonts w:ascii="Calibri" w:hAnsi="Calibri"/>
-          <w:sz w:val="22"/>
-        </w:rPr>
-        <w:t>Calls stage_fault_document() → upserts into fault_vehicles (idempotent on source_id)</w:t>
-      </w:r>
-    </w:p>
-    <w:p>
-      <w:pPr>
-        <w:pStyle w:val="ListBullet"/>
-      </w:pPr>
-      <w:r>
-        <w:rPr>
-          <w:rFonts w:ascii="Calibri" w:hAnsi="Calibri"/>
-          <w:sz w:val="22"/>
-        </w:rPr>
-        <w:t>If newly staged (or --reanalyze flag): invokes LangGraph pipeline</w:t>
-      </w:r>
-    </w:p>
-    <w:p>
-      <w:pPr>
-        <w:pStyle w:val="ListBullet"/>
-      </w:pPr>
-      <w:r>
-        <w:rPr>
-          <w:rFonts w:ascii="Calibri" w:hAnsi="Calibri"/>
-          <w:sz w:val="22"/>
-        </w:rPr>
-        <w:t>Marks document analyzed=True in fault_vehicles</w:t>
-      </w:r>
-    </w:p>
-    <w:p>
-      <w:pPr>
-        <w:pStyle w:val="ListBullet"/>
-      </w:pPr>
-      <w:r>
-        <w:rPr>
-          <w:rFonts w:ascii="Calibri" w:hAnsi="Calibri"/>
-          <w:sz w:val="22"/>
-        </w:rPr>
-        <w:t>Returns summary: scanned, staged_new, skipped_already_staged, analyzed</w:t>
-      </w:r>
-    </w:p>
-    <w:p>
-      <w:pPr>
-        <w:pStyle w:val="Heading2"/>
-      </w:pPr>
-      <w:r>
-        <w:rPr>
-          <w:rFonts w:ascii="Calibri" w:hAnsi="Calibri"/>
-          <w:color w:val="2E74B5"/>
-          <w:sz w:val="28"/>
-        </w:rPr>
-        <w:t>7.2 API / Tenant View Path</w:t>
-      </w:r>
-    </w:p>
-    <w:p>
-      <w:pPr>
-        <w:pStyle w:val="ListBullet"/>
-      </w:pPr>
-      <w:r>
-        <w:rPr>
-          <w:rFonts w:ascii="Calibri" w:hAnsi="Calibri"/>
-          <w:sz w:val="22"/>
-        </w:rPr>
-        <w:t>Streamlit sends GET /tenants/{tenant_id}/vehicles</w:t>
-      </w:r>
-    </w:p>
-    <w:p>
-      <w:pPr>
-        <w:pStyle w:val="ListBullet"/>
-      </w:pPr>
-      <w:r>
-        <w:rPr>
-          <w:rFonts w:ascii="Calibri" w:hAnsi="Calibri"/>
-          <w:sz w:val="22"/>
-        </w:rPr>
-        <w:t>API aggregates fault_vehicles by vehicleId for the tenant (latest doc per vehicle)</w:t>
-      </w:r>
-    </w:p>
-    <w:p>
-      <w:pPr>
-        <w:pStyle w:val="ListBullet"/>
-      </w:pPr>
-      <w:r>
-        <w:rPr>
-          <w:rFonts w:ascii="Calibri" w:hAnsi="Calibri"/>
-          <w:sz w:val="22"/>
-        </w:rPr>
-        <w:t>If diagnostics_output has rows for the latest source_id → return cached result</w:t>
-      </w:r>
-    </w:p>
-    <w:p>
-      <w:pPr>
-        <w:pStyle w:val="ListBullet"/>
-      </w:pPr>
-      <w:r>
-        <w:rPr>
-          <w:rFonts w:ascii="Calibri" w:hAnsi="Calibri"/>
-          <w:sz w:val="22"/>
-        </w:rPr>
-        <w:t>If not yet analyzed → run graph on the spot, return fresh result</w:t>
-      </w:r>
-    </w:p>
-    <w:p>
-      <w:pPr>
-        <w:pStyle w:val="ListBullet"/>
-      </w:pPr>
-      <w:r>
-        <w:rPr>
-          <w:rFonts w:ascii="Calibri" w:hAnsi="Calibri"/>
-          <w:sz w:val="22"/>
-        </w:rPr>
-        <w:t>Response: list of vehicles with diagnostics inline</w:t>
-      </w:r>
-    </w:p>
-    <w:p>
-      <w:pPr>
-        <w:pStyle w:val="Heading2"/>
-      </w:pPr>
-      <w:r>
-        <w:rPr>
-          <w:rFonts w:ascii="Calibri" w:hAnsi="Calibri"/>
-          <w:color w:val="2E74B5"/>
-          <w:sz w:val="28"/>
-        </w:rPr>
-        <w:t>7.3 Reanalyze Path</w:t>
-      </w:r>
-    </w:p>
-    <w:p>
-      <w:pPr>
-        <w:pStyle w:val="ListBullet"/>
-      </w:pPr>
-      <w:r>
-        <w:rPr>
-          <w:rFonts w:ascii="Calibri" w:hAnsi="Calibri"/>
-          <w:sz w:val="22"/>
-        </w:rPr>
-        <w:t>Streamlit admin toggle → POST /vehicles/{vehicle_id}/reanalyze</w:t>
-      </w:r>
-    </w:p>
-    <w:p>
-      <w:pPr>
-        <w:pStyle w:val="ListBullet"/>
-      </w:pPr>
-      <w:r>
-        <w:rPr>
-          <w:rFonts w:ascii="Calibri" w:hAnsi="Calibri"/>
-          <w:sz w:val="22"/>
-        </w:rPr>
-        <w:t>API fetches latest staged document from fault_vehicles</w:t>
-      </w:r>
-    </w:p>
-    <w:p>
-      <w:pPr>
-        <w:pStyle w:val="ListBullet"/>
-      </w:pPr>
-      <w:r>
-        <w:rPr>
-          <w:rFonts w:ascii="Calibri" w:hAnsi="Calibri"/>
-          <w:sz w:val="22"/>
-        </w:rPr>
-        <w:t>Re-runs LangGraph regardless of cached state</w:t>
-      </w:r>
-    </w:p>
-    <w:p>
-      <w:pPr>
-        <w:pStyle w:val="ListBullet"/>
-      </w:pPr>
-      <w:r>
-        <w:rPr>
-          <w:rFonts w:ascii="Calibri" w:hAnsi="Calibri"/>
-          <w:sz w:val="22"/>
-        </w:rPr>
-        <w:t>Returns fresh diagnostics</w:t>
-      </w:r>
-    </w:p>
-    <w:p>
-      <w:pPr>
-        <w:pStyle w:val="Heading1"/>
-      </w:pPr>
-      <w:r>
-        <w:rPr>
-          <w:rFonts w:ascii="Calibri" w:hAnsi="Calibri"/>
-          <w:color w:val="1F497D"/>
-          <w:sz w:val="36"/>
-        </w:rPr>
-        <w:t>8. Functional Requirements</w:t>
-      </w:r>
-    </w:p>
-    <w:p>
-      <w:pPr>
-        <w:pStyle w:val="Heading2"/>
-      </w:pPr>
-      <w:r>
-        <w:rPr>
-          <w:rFonts w:ascii="Calibri" w:hAnsi="Calibri"/>
-          <w:color w:val="2E74B5"/>
-          <w:sz w:val="28"/>
-        </w:rPr>
-        <w:t>8.1 Fault Parsing</w:t>
+        <w:t>8.8 Batch Scan CLI</w:t>
       </w:r>
     </w:p>
     <w:tbl>
@@ -1306,15 +1956,11 @@
         <w:tc>
           <w:tcPr>
             <w:tcW w:type="dxa" w:w="4320"/>
-            <w:shd w:val="clear" w:color="auto" w:fill="2E74B5"/>
           </w:tcPr>
           <w:p>
             <w:r>
               <w:rPr>
-                <w:rFonts w:ascii="Calibri" w:hAnsi="Calibri"/>
                 <w:b/>
-                <w:color w:val="FFFFFF"/>
-                <w:sz w:val="20"/>
               </w:rPr>
               <w:t>ID</w:t>
             </w:r>
@@ -1323,15 +1969,11 @@
         <w:tc>
           <w:tcPr>
             <w:tcW w:type="dxa" w:w="4320"/>
-            <w:shd w:val="clear" w:color="auto" w:fill="2E74B5"/>
           </w:tcPr>
           <w:p>
             <w:r>
               <w:rPr>
-                <w:rFonts w:ascii="Calibri" w:hAnsi="Calibri"/>
                 <w:b/>
-                <w:color w:val="FFFFFF"/>
-                <w:sz w:val="20"/>
               </w:rPr>
               <w:t>Requirement</w:t>
             </w:r>
@@ -1343,69 +1985,9 @@
           <w:tcPr>
             <w:tcW w:type="dxa" w:w="4320"/>
           </w:tcPr>
-          <w:p/>
-        </w:tc>
-        <w:tc>
-          <w:tcPr>
-            <w:tcW w:type="dxa" w:w="4320"/>
-          </w:tcPr>
-          <w:p/>
-        </w:tc>
-      </w:tr>
-      <w:tr>
-        <w:tc>
-          <w:tcPr>
-            <w:tcW w:type="dxa" w:w="4320"/>
-          </w:tcPr>
-          <w:p/>
-        </w:tc>
-        <w:tc>
-          <w:tcPr>
-            <w:tcW w:type="dxa" w:w="4320"/>
-          </w:tcPr>
-          <w:p/>
-        </w:tc>
-      </w:tr>
-      <w:tr>
-        <w:tc>
-          <w:tcPr>
-            <w:tcW w:type="dxa" w:w="4320"/>
-          </w:tcPr>
-          <w:p/>
-        </w:tc>
-        <w:tc>
-          <w:tcPr>
-            <w:tcW w:type="dxa" w:w="4320"/>
-          </w:tcPr>
-          <w:p/>
-        </w:tc>
-      </w:tr>
-      <w:tr>
-        <w:tc>
-          <w:tcPr>
-            <w:tcW w:type="dxa" w:w="4320"/>
-          </w:tcPr>
-          <w:p/>
-        </w:tc>
-        <w:tc>
-          <w:tcPr>
-            <w:tcW w:type="dxa" w:w="4320"/>
-          </w:tcPr>
-          <w:p/>
-        </w:tc>
-      </w:tr>
-      <w:tr>
-        <w:tc>
-          <w:tcPr>
-            <w:tcW w:type="dxa" w:w="4320"/>
-          </w:tcPr>
           <w:p>
             <w:r>
-              <w:rPr>
-                <w:rFonts w:ascii="Calibri" w:hAnsi="Calibri"/>
-                <w:sz w:val="20"/>
-              </w:rPr>
-              <w:t>FR-1</w:t>
+              <w:t>FR-25</w:t>
             </w:r>
           </w:p>
         </w:tc>
@@ -1415,11 +1997,7 @@
           </w:tcPr>
           <w:p>
             <w:r>
-              <w:rPr>
-                <w:rFonts w:ascii="Calibri" w:hAnsi="Calibri"/>
-                <w:sz w:val="20"/>
-              </w:rPr>
-              <w:t>System must parse raw metaData.dtcRecords.dtcs nested JSON into a list of structured fault dicts</w:t>
+              <w:t>CLI must accept --limit, --skip, --batch-size, --query (JSON filter), --reanalyze flags</w:t>
             </w:r>
           </w:p>
         </w:tc>
@@ -1431,11 +2009,7 @@
           </w:tcPr>
           <w:p>
             <w:r>
-              <w:rPr>
-                <w:rFonts w:ascii="Calibri" w:hAnsi="Calibri"/>
-                <w:sz w:val="20"/>
-              </w:rPr>
-              <w:t>FR-2</w:t>
+              <w:t>FR-26</w:t>
             </w:r>
           </w:p>
         </w:tc>
@@ -1445,11 +2019,7 @@
           </w:tcPr>
           <w:p>
             <w:r>
-              <w:rPr>
-                <w:rFonts w:ascii="Calibri" w:hAnsi="Calibri"/>
-                <w:sz w:val="20"/>
-              </w:rPr>
-              <w:t>Each fault dict must contain: code, ecu, fmi, description, vehicleId, timestamp, mil</w:t>
+              <w:t>Must connect to source MongoDB via SOURCE_MONGO_URI and app MongoDB via MONGO_URI</w:t>
             </w:r>
           </w:p>
         </w:tc>
@@ -1461,11 +2031,7 @@
           </w:tcPr>
           <w:p>
             <w:r>
-              <w:rPr>
-                <w:rFonts w:ascii="Calibri" w:hAnsi="Calibri"/>
-                <w:sz w:val="20"/>
-              </w:rPr>
-              <w:t>FR-3</w:t>
+              <w:t>FR-27</w:t>
             </w:r>
           </w:p>
         </w:tc>
@@ -1475,41 +2041,7 @@
           </w:tcPr>
           <w:p>
             <w:r>
-              <w:rPr>
-                <w:rFonts w:ascii="Calibri" w:hAnsi="Calibri"/>
-                <w:sz w:val="20"/>
-              </w:rPr>
-              <w:t>FMI must be extracted from the description string via regex FMI\s+(\d+)</w:t>
-            </w:r>
-          </w:p>
-        </w:tc>
-      </w:tr>
-      <w:tr>
-        <w:tc>
-          <w:tcPr>
-            <w:tcW w:type="dxa" w:w="4320"/>
-          </w:tcPr>
-          <w:p>
-            <w:r>
-              <w:rPr>
-                <w:rFonts w:ascii="Calibri" w:hAnsi="Calibri"/>
-                <w:sz w:val="20"/>
-              </w:rPr>
-              <w:t>FR-4</w:t>
-            </w:r>
-          </w:p>
-        </w:tc>
-        <w:tc>
-          <w:tcPr>
-            <w:tcW w:type="dxa" w:w="4320"/>
-          </w:tcPr>
-          <w:p>
-            <w:r>
-              <w:rPr>
-                <w:rFonts w:ascii="Calibri" w:hAnsi="Calibri"/>
-                <w:sz w:val="20"/>
-              </w:rPr>
-              <w:t>Fault codes must be normalized to uppercase with whitespace stripped</w:t>
+              <w:t>Must print a JSON summary of scanned / staged / flow1_analyzed / flow2_enriched counts</w:t>
             </w:r>
           </w:p>
         </w:tc>
@@ -1521,12 +2053,7 @@
         <w:pStyle w:val="Heading2"/>
       </w:pPr>
       <w:r>
-        <w:rPr>
-          <w:rFonts w:ascii="Calibri" w:hAnsi="Calibri"/>
-          <w:color w:val="2E74B5"/>
-          <w:sz w:val="28"/>
-        </w:rPr>
-        <w:t>8.2 Knowledge Base</w:t>
+        <w:t>8.9 React Dashboard</w:t>
       </w:r>
     </w:p>
     <w:tbl>
@@ -1543,15 +2070,11 @@
         <w:tc>
           <w:tcPr>
             <w:tcW w:type="dxa" w:w="4320"/>
-            <w:shd w:val="clear" w:color="auto" w:fill="2E74B5"/>
           </w:tcPr>
           <w:p>
             <w:r>
               <w:rPr>
-                <w:rFonts w:ascii="Calibri" w:hAnsi="Calibri"/>
                 <w:b/>
-                <w:color w:val="FFFFFF"/>
-                <w:sz w:val="20"/>
               </w:rPr>
               <w:t>ID</w:t>
             </w:r>
@@ -1560,15 +2083,11 @@
         <w:tc>
           <w:tcPr>
             <w:tcW w:type="dxa" w:w="4320"/>
-            <w:shd w:val="clear" w:color="auto" w:fill="2E74B5"/>
           </w:tcPr>
           <w:p>
             <w:r>
               <w:rPr>
-                <w:rFonts w:ascii="Calibri" w:hAnsi="Calibri"/>
                 <w:b/>
-                <w:color w:val="FFFFFF"/>
-                <w:sz w:val="20"/>
               </w:rPr>
               <w:t>Requirement</w:t>
             </w:r>
@@ -1580,83 +2099,9 @@
           <w:tcPr>
             <w:tcW w:type="dxa" w:w="4320"/>
           </w:tcPr>
-          <w:p/>
-        </w:tc>
-        <w:tc>
-          <w:tcPr>
-            <w:tcW w:type="dxa" w:w="4320"/>
-          </w:tcPr>
-          <w:p/>
-        </w:tc>
-      </w:tr>
-      <w:tr>
-        <w:tc>
-          <w:tcPr>
-            <w:tcW w:type="dxa" w:w="4320"/>
-          </w:tcPr>
-          <w:p/>
-        </w:tc>
-        <w:tc>
-          <w:tcPr>
-            <w:tcW w:type="dxa" w:w="4320"/>
-          </w:tcPr>
-          <w:p/>
-        </w:tc>
-      </w:tr>
-      <w:tr>
-        <w:tc>
-          <w:tcPr>
-            <w:tcW w:type="dxa" w:w="4320"/>
-          </w:tcPr>
-          <w:p/>
-        </w:tc>
-        <w:tc>
-          <w:tcPr>
-            <w:tcW w:type="dxa" w:w="4320"/>
-          </w:tcPr>
-          <w:p/>
-        </w:tc>
-      </w:tr>
-      <w:tr>
-        <w:tc>
-          <w:tcPr>
-            <w:tcW w:type="dxa" w:w="4320"/>
-          </w:tcPr>
-          <w:p/>
-        </w:tc>
-        <w:tc>
-          <w:tcPr>
-            <w:tcW w:type="dxa" w:w="4320"/>
-          </w:tcPr>
-          <w:p/>
-        </w:tc>
-      </w:tr>
-      <w:tr>
-        <w:tc>
-          <w:tcPr>
-            <w:tcW w:type="dxa" w:w="4320"/>
-          </w:tcPr>
-          <w:p/>
-        </w:tc>
-        <w:tc>
-          <w:tcPr>
-            <w:tcW w:type="dxa" w:w="4320"/>
-          </w:tcPr>
-          <w:p/>
-        </w:tc>
-      </w:tr>
-      <w:tr>
-        <w:tc>
-          <w:tcPr>
-            <w:tcW w:type="dxa" w:w="4320"/>
-          </w:tcPr>
           <w:p>
             <w:r>
-              <w:rPr>
-                <w:rFonts w:ascii="Calibri" w:hAnsi="Calibri"/>
-                <w:sz w:val="20"/>
-              </w:rPr>
-              <w:t>FR-5</w:t>
+              <w:t>FR-28</w:t>
             </w:r>
           </w:p>
         </w:tc>
@@ -1666,11 +2111,7 @@
           </w:tcPr>
           <w:p>
             <w:r>
-              <w:rPr>
-                <w:rFonts w:ascii="Calibri" w:hAnsi="Calibri"/>
-                <w:sz w:val="20"/>
-              </w:rPr>
-              <w:t>KB must be seeded on first startup from knowledge_base/seed_kb.json (50 codes minimum)</w:t>
+              <w:t>User must be able to enter a Tenant ID and fetch all vehicles with fault codes in one action</w:t>
             </w:r>
           </w:p>
         </w:tc>
@@ -1682,11 +2123,7 @@
           </w:tcPr>
           <w:p>
             <w:r>
-              <w:rPr>
-                <w:rFonts w:ascii="Calibri" w:hAnsi="Calibri"/>
-                <w:sz w:val="20"/>
-              </w:rPr>
-              <w:t>FR-6</w:t>
+              <w:t>FR-29</w:t>
             </w:r>
           </w:p>
         </w:tc>
@@ -1696,11 +2133,7 @@
           </w:tcPr>
           <w:p>
             <w:r>
-              <w:rPr>
-                <w:rFonts w:ascii="Calibri" w:hAnsi="Calibri"/>
-                <w:sz w:val="20"/>
-              </w:rPr>
-              <w:t>Lookup must be case-insensitive</w:t>
+              <w:t>Known tenant IDs must be displayed as a clickable picker auto-loaded on page open</w:t>
             </w:r>
           </w:p>
         </w:tc>
@@ -1712,11 +2145,7 @@
           </w:tcPr>
           <w:p>
             <w:r>
-              <w:rPr>
-                <w:rFonts w:ascii="Calibri" w:hAnsi="Calibri"/>
-                <w:sz w:val="20"/>
-              </w:rPr>
-              <w:t>FR-7</w:t>
+              <w:t>FR-30</w:t>
             </w:r>
           </w:p>
         </w:tc>
@@ -1726,11 +2155,7 @@
           </w:tcPr>
           <w:p>
             <w:r>
-              <w:rPr>
-                <w:rFonts w:ascii="Calibri" w:hAnsi="Calibri"/>
-                <w:sz w:val="20"/>
-              </w:rPr>
-              <w:t>KB entries must carry: code, system, component, meaning, causes, severity, urgency, source, occurrence_count, first_seen, last_seen</w:t>
+              <w:t>Vehicle table must show fault count, severity breakdown (Critical/High/Medium), and unknown count per vehicle</w:t>
             </w:r>
           </w:p>
         </w:tc>
@@ -1742,11 +2167,7 @@
           </w:tcPr>
           <w:p>
             <w:r>
-              <w:rPr>
-                <w:rFonts w:ascii="Calibri" w:hAnsi="Calibri"/>
-                <w:sz w:val="20"/>
-              </w:rPr>
-              <w:t>FR-8</w:t>
+              <w:t>FR-31</w:t>
             </w:r>
           </w:p>
         </w:tc>
@@ -1756,11 +2177,7 @@
           </w:tcPr>
           <w:p>
             <w:r>
-              <w:rPr>
-                <w:rFonts w:ascii="Calibri" w:hAnsi="Calibri"/>
-                <w:sz w:val="20"/>
-              </w:rPr>
-              <w:t>source must distinguish: seed (hand-authored), auto_learned (from LLM output), extracted_from_doc (cheap-extract, no LLM yet)</w:t>
+              <w:t>Clicking a vehicle must show per-fault diagnostic cards with severity, urgency, explanation, resolution steps, and who can fix</w:t>
             </w:r>
           </w:p>
         </w:tc>
@@ -1772,11 +2189,7 @@
           </w:tcPr>
           <w:p>
             <w:r>
-              <w:rPr>
-                <w:rFonts w:ascii="Calibri" w:hAnsi="Calibri"/>
-                <w:sz w:val="20"/>
-              </w:rPr>
-              <w:t>FR-9</w:t>
+              <w:t>FR-32</w:t>
             </w:r>
           </w:p>
         </w:tc>
@@ -1786,493 +2199,7 @@
           </w:tcPr>
           <w:p>
             <w:r>
-              <w:rPr>
-                <w:rFonts w:ascii="Calibri" w:hAnsi="Calibri"/>
-                <w:sz w:val="20"/>
-              </w:rPr>
-              <w:t>Auto-learned entries must never overwrite seed entries</w:t>
-            </w:r>
-          </w:p>
-        </w:tc>
-      </w:tr>
-    </w:tbl>
-    <w:p/>
-    <w:p>
-      <w:pPr>
-        <w:pStyle w:val="Heading2"/>
-      </w:pPr>
-      <w:r>
-        <w:rPr>
-          <w:rFonts w:ascii="Calibri" w:hAnsi="Calibri"/>
-          <w:color w:val="2E74B5"/>
-          <w:sz w:val="28"/>
-        </w:rPr>
-        <w:t>8.3 Telemetry Severity Escalation</w:t>
-      </w:r>
-    </w:p>
-    <w:tbl>
-      <w:tblPr>
-        <w:tblStyle w:val="TableGrid"/>
-        <w:tblW w:type="auto" w:w="0"/>
-        <w:tblLook w:firstColumn="1" w:firstRow="1" w:lastColumn="0" w:lastRow="0" w:noHBand="0" w:noVBand="1" w:val="04A0"/>
-      </w:tblPr>
-      <w:tblGrid>
-        <w:gridCol w:w="2880"/>
-        <w:gridCol w:w="2880"/>
-        <w:gridCol w:w="2880"/>
-      </w:tblGrid>
-      <w:tr>
-        <w:tc>
-          <w:tcPr>
-            <w:tcW w:type="dxa" w:w="2880"/>
-            <w:shd w:val="clear" w:color="auto" w:fill="2E74B5"/>
-          </w:tcPr>
-          <w:p>
-            <w:r>
-              <w:rPr>
-                <w:rFonts w:ascii="Calibri" w:hAnsi="Calibri"/>
-                <w:b/>
-                <w:color w:val="FFFFFF"/>
-                <w:sz w:val="20"/>
-              </w:rPr>
-              <w:t>ID</w:t>
-            </w:r>
-          </w:p>
-        </w:tc>
-        <w:tc>
-          <w:tcPr>
-            <w:tcW w:type="dxa" w:w="2880"/>
-            <w:shd w:val="clear" w:color="auto" w:fill="2E74B5"/>
-          </w:tcPr>
-          <w:p>
-            <w:r>
-              <w:rPr>
-                <w:rFonts w:ascii="Calibri" w:hAnsi="Calibri"/>
-                <w:b/>
-                <w:color w:val="FFFFFF"/>
-                <w:sz w:val="20"/>
-              </w:rPr>
-              <w:t>Requirement</w:t>
-            </w:r>
-          </w:p>
-        </w:tc>
-        <w:tc>
-          <w:tcPr>
-            <w:tcW w:type="dxa" w:w="2880"/>
-            <w:shd w:val="clear" w:color="auto" w:fill="2E74B5"/>
-          </w:tcPr>
-          <w:p>
-            <w:r>
-              <w:rPr>
-                <w:rFonts w:ascii="Calibri" w:hAnsi="Calibri"/>
-                <w:b/>
-                <w:color w:val="FFFFFF"/>
-                <w:sz w:val="20"/>
-              </w:rPr>
-              <w:t>Rule</w:t>
-            </w:r>
-          </w:p>
-        </w:tc>
-      </w:tr>
-      <w:tr>
-        <w:tc>
-          <w:tcPr>
-            <w:tcW w:type="dxa" w:w="2880"/>
-          </w:tcPr>
-          <w:p/>
-        </w:tc>
-        <w:tc>
-          <w:tcPr>
-            <w:tcW w:type="dxa" w:w="2880"/>
-          </w:tcPr>
-          <w:p/>
-        </w:tc>
-        <w:tc>
-          <w:tcPr>
-            <w:tcW w:type="dxa" w:w="2880"/>
-          </w:tcPr>
-          <w:p/>
-        </w:tc>
-      </w:tr>
-      <w:tr>
-        <w:tc>
-          <w:tcPr>
-            <w:tcW w:type="dxa" w:w="2880"/>
-          </w:tcPr>
-          <w:p/>
-        </w:tc>
-        <w:tc>
-          <w:tcPr>
-            <w:tcW w:type="dxa" w:w="2880"/>
-          </w:tcPr>
-          <w:p/>
-        </w:tc>
-        <w:tc>
-          <w:tcPr>
-            <w:tcW w:type="dxa" w:w="2880"/>
-          </w:tcPr>
-          <w:p/>
-        </w:tc>
-      </w:tr>
-      <w:tr>
-        <w:tc>
-          <w:tcPr>
-            <w:tcW w:type="dxa" w:w="2880"/>
-          </w:tcPr>
-          <w:p/>
-        </w:tc>
-        <w:tc>
-          <w:tcPr>
-            <w:tcW w:type="dxa" w:w="2880"/>
-          </w:tcPr>
-          <w:p/>
-        </w:tc>
-        <w:tc>
-          <w:tcPr>
-            <w:tcW w:type="dxa" w:w="2880"/>
-          </w:tcPr>
-          <w:p/>
-        </w:tc>
-      </w:tr>
-      <w:tr>
-        <w:tc>
-          <w:tcPr>
-            <w:tcW w:type="dxa" w:w="2880"/>
-          </w:tcPr>
-          <w:p/>
-        </w:tc>
-        <w:tc>
-          <w:tcPr>
-            <w:tcW w:type="dxa" w:w="2880"/>
-          </w:tcPr>
-          <w:p/>
-        </w:tc>
-        <w:tc>
-          <w:tcPr>
-            <w:tcW w:type="dxa" w:w="2880"/>
-          </w:tcPr>
-          <w:p/>
-        </w:tc>
-      </w:tr>
-      <w:tr>
-        <w:tc>
-          <w:tcPr>
-            <w:tcW w:type="dxa" w:w="2880"/>
-          </w:tcPr>
-          <w:p>
-            <w:r>
-              <w:rPr>
-                <w:rFonts w:ascii="Calibri" w:hAnsi="Calibri"/>
-                <w:sz w:val="20"/>
-              </w:rPr>
-              <w:t>FR-10</w:t>
-            </w:r>
-          </w:p>
-        </w:tc>
-        <w:tc>
-          <w:tcPr>
-            <w:tcW w:type="dxa" w:w="2880"/>
-          </w:tcPr>
-          <w:p>
-            <w:r>
-              <w:rPr>
-                <w:rFonts w:ascii="Calibri" w:hAnsi="Calibri"/>
-                <w:sz w:val="20"/>
-              </w:rPr>
-              <w:t>Coolant temp escalation</w:t>
-            </w:r>
-          </w:p>
-        </w:tc>
-        <w:tc>
-          <w:tcPr>
-            <w:tcW w:type="dxa" w:w="2880"/>
-          </w:tcPr>
-          <w:p>
-            <w:r>
-              <w:rPr>
-                <w:rFonts w:ascii="Calibri" w:hAnsi="Calibri"/>
-                <w:sz w:val="20"/>
-              </w:rPr>
-              <w:t>If engineCoolantTemperature &gt; 105°C AND fault ECU contains "engine" → escalate severity one level</w:t>
-            </w:r>
-          </w:p>
-        </w:tc>
-      </w:tr>
-      <w:tr>
-        <w:tc>
-          <w:tcPr>
-            <w:tcW w:type="dxa" w:w="2880"/>
-          </w:tcPr>
-          <w:p>
-            <w:r>
-              <w:rPr>
-                <w:rFonts w:ascii="Calibri" w:hAnsi="Calibri"/>
-                <w:sz w:val="20"/>
-              </w:rPr>
-              <w:t>FR-11</w:t>
-            </w:r>
-          </w:p>
-        </w:tc>
-        <w:tc>
-          <w:tcPr>
-            <w:tcW w:type="dxa" w:w="2880"/>
-          </w:tcPr>
-          <w:p>
-            <w:r>
-              <w:rPr>
-                <w:rFonts w:ascii="Calibri" w:hAnsi="Calibri"/>
-                <w:sz w:val="20"/>
-              </w:rPr>
-              <w:t>Oil pressure escalation</w:t>
-            </w:r>
-          </w:p>
-        </w:tc>
-        <w:tc>
-          <w:tcPr>
-            <w:tcW w:type="dxa" w:w="2880"/>
-          </w:tcPr>
-          <w:p>
-            <w:r>
-              <w:rPr>
-                <w:rFonts w:ascii="Calibri" w:hAnsi="Calibri"/>
-                <w:sz w:val="20"/>
-              </w:rPr>
-              <w:t>If engineOilPressure &lt; 20 PSI AND fault ECU contains "engine" → force severity to "Critical"</w:t>
-            </w:r>
-          </w:p>
-        </w:tc>
-      </w:tr>
-      <w:tr>
-        <w:tc>
-          <w:tcPr>
-            <w:tcW w:type="dxa" w:w="2880"/>
-          </w:tcPr>
-          <w:p>
-            <w:r>
-              <w:rPr>
-                <w:rFonts w:ascii="Calibri" w:hAnsi="Calibri"/>
-                <w:sz w:val="20"/>
-              </w:rPr>
-              <w:t>FR-12</w:t>
-            </w:r>
-          </w:p>
-        </w:tc>
-        <w:tc>
-          <w:tcPr>
-            <w:tcW w:type="dxa" w:w="2880"/>
-          </w:tcPr>
-          <w:p>
-            <w:r>
-              <w:rPr>
-                <w:rFonts w:ascii="Calibri" w:hAnsi="Calibri"/>
-                <w:sz w:val="20"/>
-              </w:rPr>
-              <w:t>DEF level escalation</w:t>
-            </w:r>
-          </w:p>
-        </w:tc>
-        <w:tc>
-          <w:tcPr>
-            <w:tcW w:type="dxa" w:w="2880"/>
-          </w:tcPr>
-          <w:p>
-            <w:r>
-              <w:rPr>
-                <w:rFonts w:ascii="Calibri" w:hAnsi="Calibri"/>
-                <w:sz w:val="20"/>
-              </w:rPr>
-              <w:t>If defLevel &lt; 5% AND fault code relates to DEF/emissions → escalate severity one level</w:t>
-            </w:r>
-          </w:p>
-        </w:tc>
-      </w:tr>
-      <w:tr>
-        <w:tc>
-          <w:tcPr>
-            <w:tcW w:type="dxa" w:w="2880"/>
-          </w:tcPr>
-          <w:p>
-            <w:r>
-              <w:rPr>
-                <w:rFonts w:ascii="Calibri" w:hAnsi="Calibri"/>
-                <w:sz w:val="20"/>
-              </w:rPr>
-              <w:t>FR-13</w:t>
-            </w:r>
-          </w:p>
-        </w:tc>
-        <w:tc>
-          <w:tcPr>
-            <w:tcW w:type="dxa" w:w="2880"/>
-          </w:tcPr>
-          <w:p>
-            <w:r>
-              <w:rPr>
-                <w:rFonts w:ascii="Calibri" w:hAnsi="Calibri"/>
-                <w:sz w:val="20"/>
-              </w:rPr>
-              <w:t>Sentinel filtering</w:t>
-            </w:r>
-          </w:p>
-        </w:tc>
-        <w:tc>
-          <w:tcPr>
-            <w:tcW w:type="dxa" w:w="2880"/>
-          </w:tcPr>
-          <w:p>
-            <w:r>
-              <w:rPr>
-                <w:rFonts w:ascii="Calibri" w:hAnsi="Calibri"/>
-                <w:sz w:val="20"/>
-              </w:rPr>
-              <w:t>Values equal to -6.128e18 must be treated as missing and excluded from snapshot</w:t>
-            </w:r>
-          </w:p>
-        </w:tc>
-      </w:tr>
-    </w:tbl>
-    <w:p/>
-    <w:p>
-      <w:pPr>
-        <w:pStyle w:val="Heading2"/>
-      </w:pPr>
-      <w:r>
-        <w:rPr>
-          <w:rFonts w:ascii="Calibri" w:hAnsi="Calibri"/>
-          <w:color w:val="2E74B5"/>
-          <w:sz w:val="28"/>
-        </w:rPr>
-        <w:t>8.4 LLM Diagnostic Agent</w:t>
-      </w:r>
-    </w:p>
-    <w:tbl>
-      <w:tblPr>
-        <w:tblStyle w:val="TableGrid"/>
-        <w:tblW w:type="auto" w:w="0"/>
-        <w:tblLook w:firstColumn="1" w:firstRow="1" w:lastColumn="0" w:lastRow="0" w:noHBand="0" w:noVBand="1" w:val="04A0"/>
-      </w:tblPr>
-      <w:tblGrid>
-        <w:gridCol w:w="4320"/>
-        <w:gridCol w:w="4320"/>
-      </w:tblGrid>
-      <w:tr>
-        <w:tc>
-          <w:tcPr>
-            <w:tcW w:type="dxa" w:w="4320"/>
-            <w:shd w:val="clear" w:color="auto" w:fill="2E74B5"/>
-          </w:tcPr>
-          <w:p>
-            <w:r>
-              <w:rPr>
-                <w:rFonts w:ascii="Calibri" w:hAnsi="Calibri"/>
-                <w:b/>
-                <w:color w:val="FFFFFF"/>
-                <w:sz w:val="20"/>
-              </w:rPr>
-              <w:t>ID</w:t>
-            </w:r>
-          </w:p>
-        </w:tc>
-        <w:tc>
-          <w:tcPr>
-            <w:tcW w:type="dxa" w:w="4320"/>
-            <w:shd w:val="clear" w:color="auto" w:fill="2E74B5"/>
-          </w:tcPr>
-          <w:p>
-            <w:r>
-              <w:rPr>
-                <w:rFonts w:ascii="Calibri" w:hAnsi="Calibri"/>
-                <w:b/>
-                <w:color w:val="FFFFFF"/>
-                <w:sz w:val="20"/>
-              </w:rPr>
-              <w:t>Requirement</w:t>
-            </w:r>
-          </w:p>
-        </w:tc>
-      </w:tr>
-      <w:tr>
-        <w:tc>
-          <w:tcPr>
-            <w:tcW w:type="dxa" w:w="4320"/>
-          </w:tcPr>
-          <w:p/>
-        </w:tc>
-        <w:tc>
-          <w:tcPr>
-            <w:tcW w:type="dxa" w:w="4320"/>
-          </w:tcPr>
-          <w:p/>
-        </w:tc>
-      </w:tr>
-      <w:tr>
-        <w:tc>
-          <w:tcPr>
-            <w:tcW w:type="dxa" w:w="4320"/>
-          </w:tcPr>
-          <w:p/>
-        </w:tc>
-        <w:tc>
-          <w:tcPr>
-            <w:tcW w:type="dxa" w:w="4320"/>
-          </w:tcPr>
-          <w:p/>
-        </w:tc>
-      </w:tr>
-      <w:tr>
-        <w:tc>
-          <w:tcPr>
-            <w:tcW w:type="dxa" w:w="4320"/>
-          </w:tcPr>
-          <w:p/>
-        </w:tc>
-        <w:tc>
-          <w:tcPr>
-            <w:tcW w:type="dxa" w:w="4320"/>
-          </w:tcPr>
-          <w:p/>
-        </w:tc>
-      </w:tr>
-      <w:tr>
-        <w:tc>
-          <w:tcPr>
-            <w:tcW w:type="dxa" w:w="4320"/>
-          </w:tcPr>
-          <w:p/>
-        </w:tc>
-        <w:tc>
-          <w:tcPr>
-            <w:tcW w:type="dxa" w:w="4320"/>
-          </w:tcPr>
-          <w:p/>
-        </w:tc>
-      </w:tr>
-      <w:tr>
-        <w:tc>
-          <w:tcPr>
-            <w:tcW w:type="dxa" w:w="4320"/>
-          </w:tcPr>
-          <w:p>
-            <w:r>
-              <w:rPr>
-                <w:rFonts w:ascii="Calibri" w:hAnsi="Calibri"/>
-                <w:sz w:val="20"/>
-              </w:rPr>
-              <w:t>FR-14</w:t>
-            </w:r>
-          </w:p>
-        </w:tc>
-        <w:tc>
-          <w:tcPr>
-            <w:tcW w:type="dxa" w:w="4320"/>
-          </w:tcPr>
-          <w:p>
-            <w:r>
-              <w:rPr>
-                <w:rFonts w:ascii="Calibri" w:hAnsi="Calibri"/>
-                <w:sz w:val="20"/>
-              </w:rPr>
-              <w:t>Must output: purpose, issue, impact, severity (Low/Medium/High/Critical), urgency (Ignore/Monitor/Schedule Maintenance/Immediate Action), confidence (0–100)</w:t>
+              <w:t>Unknown fault cards must not appear in the vehicle detail view</w:t>
             </w:r>
           </w:p>
         </w:tc>
@@ -2284,11 +2211,7 @@
           </w:tcPr>
           <w:p>
             <w:r>
-              <w:rPr>
-                <w:rFonts w:ascii="Calibri" w:hAnsi="Calibri"/>
-                <w:sz w:val="20"/>
-              </w:rPr>
-              <w:t>FR-15</w:t>
+              <w:t>FR-33</w:t>
             </w:r>
           </w:p>
         </w:tc>
@@ -2298,11 +2221,7 @@
           </w:tcPr>
           <w:p>
             <w:r>
-              <w:rPr>
-                <w:rFonts w:ascii="Calibri" w:hAnsi="Calibri"/>
-                <w:sz w:val="20"/>
-              </w:rPr>
-              <w:t>Output must be a single-line raw JSON object — no markdown, no code blocks</w:t>
+              <w:t>Fleet overview tab must show all vehicles in a sortable table</w:t>
             </w:r>
           </w:p>
         </w:tc>
@@ -2314,11 +2233,7 @@
           </w:tcPr>
           <w:p>
             <w:r>
-              <w:rPr>
-                <w:rFonts w:ascii="Calibri" w:hAnsi="Calibri"/>
-                <w:sz w:val="20"/>
-              </w:rPr>
-              <w:t>FR-16</w:t>
+              <w:t>FR-34</w:t>
             </w:r>
           </w:p>
         </w:tc>
@@ -2328,11 +2243,7 @@
           </w:tcPr>
           <w:p>
             <w:r>
-              <w:rPr>
-                <w:rFonts w:ascii="Calibri" w:hAnsi="Calibri"/>
-                <w:sz w:val="20"/>
-              </w:rPr>
-              <w:t>Severity from LLM must be overridden by telemetry-adjusted severity when available</w:t>
+              <w:t>Knowledge Base tab must show all KB entries with search and pagination</w:t>
             </w:r>
           </w:p>
         </w:tc>
@@ -2344,1442 +2255,6 @@
           </w:tcPr>
           <w:p>
             <w:r>
-              <w:rPr>
-                <w:rFonts w:ascii="Calibri" w:hAnsi="Calibri"/>
-                <w:sz w:val="20"/>
-              </w:rPr>
-              <w:t>FR-17</w:t>
-            </w:r>
-          </w:p>
-        </w:tc>
-        <w:tc>
-          <w:tcPr>
-            <w:tcW w:type="dxa" w:w="4320"/>
-          </w:tcPr>
-          <w:p>
-            <w:r>
-              <w:rPr>
-                <w:rFonts w:ascii="Calibri" w:hAnsi="Calibri"/>
-                <w:sz w:val="20"/>
-              </w:rPr>
-              <w:t>KB hits with full data must short-circuit the LLM call (no Ollama invocation)</w:t>
-            </w:r>
-          </w:p>
-        </w:tc>
-      </w:tr>
-    </w:tbl>
-    <w:p/>
-    <w:p>
-      <w:pPr>
-        <w:pStyle w:val="Heading2"/>
-      </w:pPr>
-      <w:r>
-        <w:rPr>
-          <w:rFonts w:ascii="Calibri" w:hAnsi="Calibri"/>
-          <w:color w:val="2E74B5"/>
-          <w:sz w:val="28"/>
-        </w:rPr>
-        <w:t>8.5 LLM Explainability Agent</w:t>
-      </w:r>
-    </w:p>
-    <w:tbl>
-      <w:tblPr>
-        <w:tblStyle w:val="TableGrid"/>
-        <w:tblW w:type="auto" w:w="0"/>
-        <w:tblLook w:firstColumn="1" w:firstRow="1" w:lastColumn="0" w:lastRow="0" w:noHBand="0" w:noVBand="1" w:val="04A0"/>
-      </w:tblPr>
-      <w:tblGrid>
-        <w:gridCol w:w="4320"/>
-        <w:gridCol w:w="4320"/>
-      </w:tblGrid>
-      <w:tr>
-        <w:tc>
-          <w:tcPr>
-            <w:tcW w:type="dxa" w:w="4320"/>
-            <w:shd w:val="clear" w:color="auto" w:fill="2E74B5"/>
-          </w:tcPr>
-          <w:p>
-            <w:r>
-              <w:rPr>
-                <w:rFonts w:ascii="Calibri" w:hAnsi="Calibri"/>
-                <w:b/>
-                <w:color w:val="FFFFFF"/>
-                <w:sz w:val="20"/>
-              </w:rPr>
-              <w:t>ID</w:t>
-            </w:r>
-          </w:p>
-        </w:tc>
-        <w:tc>
-          <w:tcPr>
-            <w:tcW w:type="dxa" w:w="4320"/>
-            <w:shd w:val="clear" w:color="auto" w:fill="2E74B5"/>
-          </w:tcPr>
-          <w:p>
-            <w:r>
-              <w:rPr>
-                <w:rFonts w:ascii="Calibri" w:hAnsi="Calibri"/>
-                <w:b/>
-                <w:color w:val="FFFFFF"/>
-                <w:sz w:val="20"/>
-              </w:rPr>
-              <w:t>Requirement</w:t>
-            </w:r>
-          </w:p>
-        </w:tc>
-      </w:tr>
-      <w:tr>
-        <w:tc>
-          <w:tcPr>
-            <w:tcW w:type="dxa" w:w="4320"/>
-          </w:tcPr>
-          <w:p/>
-        </w:tc>
-        <w:tc>
-          <w:tcPr>
-            <w:tcW w:type="dxa" w:w="4320"/>
-          </w:tcPr>
-          <w:p/>
-        </w:tc>
-      </w:tr>
-      <w:tr>
-        <w:tc>
-          <w:tcPr>
-            <w:tcW w:type="dxa" w:w="4320"/>
-          </w:tcPr>
-          <w:p/>
-        </w:tc>
-        <w:tc>
-          <w:tcPr>
-            <w:tcW w:type="dxa" w:w="4320"/>
-          </w:tcPr>
-          <w:p/>
-        </w:tc>
-      </w:tr>
-      <w:tr>
-        <w:tc>
-          <w:tcPr>
-            <w:tcW w:type="dxa" w:w="4320"/>
-          </w:tcPr>
-          <w:p/>
-        </w:tc>
-        <w:tc>
-          <w:tcPr>
-            <w:tcW w:type="dxa" w:w="4320"/>
-          </w:tcPr>
-          <w:p/>
-        </w:tc>
-      </w:tr>
-      <w:tr>
-        <w:tc>
-          <w:tcPr>
-            <w:tcW w:type="dxa" w:w="4320"/>
-          </w:tcPr>
-          <w:p>
-            <w:r>
-              <w:rPr>
-                <w:rFonts w:ascii="Calibri" w:hAnsi="Calibri"/>
-                <w:sz w:val="20"/>
-              </w:rPr>
-              <w:t>FR-18</w:t>
-            </w:r>
-          </w:p>
-        </w:tc>
-        <w:tc>
-          <w:tcPr>
-            <w:tcW w:type="dxa" w:w="4320"/>
-          </w:tcPr>
-          <w:p>
-            <w:r>
-              <w:rPr>
-                <w:rFonts w:ascii="Calibri" w:hAnsi="Calibri"/>
-                <w:sz w:val="20"/>
-              </w:rPr>
-              <w:t>Must output: explanation, resolution_steps (ordered list), who_can_fix (Driver only / Fleet maintenance team / Certified technician required), parts_likely_needed, estimated_downtime</w:t>
-            </w:r>
-          </w:p>
-        </w:tc>
-      </w:tr>
-      <w:tr>
-        <w:tc>
-          <w:tcPr>
-            <w:tcW w:type="dxa" w:w="4320"/>
-          </w:tcPr>
-          <w:p>
-            <w:r>
-              <w:rPr>
-                <w:rFonts w:ascii="Calibri" w:hAnsi="Calibri"/>
-                <w:sz w:val="20"/>
-              </w:rPr>
-              <w:t>FR-19</w:t>
-            </w:r>
-          </w:p>
-        </w:tc>
-        <w:tc>
-          <w:tcPr>
-            <w:tcW w:type="dxa" w:w="4320"/>
-          </w:tcPr>
-          <w:p>
-            <w:r>
-              <w:rPr>
-                <w:rFonts w:ascii="Calibri" w:hAnsi="Calibri"/>
-                <w:sz w:val="20"/>
-              </w:rPr>
-              <w:t>Output must be a single-line raw JSON object</w:t>
-            </w:r>
-          </w:p>
-        </w:tc>
-      </w:tr>
-      <w:tr>
-        <w:tc>
-          <w:tcPr>
-            <w:tcW w:type="dxa" w:w="4320"/>
-          </w:tcPr>
-          <w:p>
-            <w:r>
-              <w:rPr>
-                <w:rFonts w:ascii="Calibri" w:hAnsi="Calibri"/>
-                <w:sz w:val="20"/>
-              </w:rPr>
-              <w:t>FR-20</w:t>
-            </w:r>
-          </w:p>
-        </w:tc>
-        <w:tc>
-          <w:tcPr>
-            <w:tcW w:type="dxa" w:w="4320"/>
-          </w:tcPr>
-          <w:p>
-            <w:r>
-              <w:rPr>
-                <w:rFonts w:ascii="Calibri" w:hAnsi="Calibri"/>
-                <w:sz w:val="20"/>
-              </w:rPr>
-              <w:t>KB hits must reuse stored KB explanation fields and short-circuit the LLM call</w:t>
-            </w:r>
-          </w:p>
-        </w:tc>
-      </w:tr>
-    </w:tbl>
-    <w:p/>
-    <w:p>
-      <w:pPr>
-        <w:pStyle w:val="Heading2"/>
-      </w:pPr>
-      <w:r>
-        <w:rPr>
-          <w:rFonts w:ascii="Calibri" w:hAnsi="Calibri"/>
-          <w:color w:val="2E74B5"/>
-          <w:sz w:val="28"/>
-        </w:rPr>
-        <w:t>8.6 Auto-Learning</w:t>
-      </w:r>
-    </w:p>
-    <w:tbl>
-      <w:tblPr>
-        <w:tblStyle w:val="TableGrid"/>
-        <w:tblW w:type="auto" w:w="0"/>
-        <w:tblLook w:firstColumn="1" w:firstRow="1" w:lastColumn="0" w:lastRow="0" w:noHBand="0" w:noVBand="1" w:val="04A0"/>
-      </w:tblPr>
-      <w:tblGrid>
-        <w:gridCol w:w="4320"/>
-        <w:gridCol w:w="4320"/>
-      </w:tblGrid>
-      <w:tr>
-        <w:tc>
-          <w:tcPr>
-            <w:tcW w:type="dxa" w:w="4320"/>
-            <w:shd w:val="clear" w:color="auto" w:fill="2E74B5"/>
-          </w:tcPr>
-          <w:p>
-            <w:r>
-              <w:rPr>
-                <w:rFonts w:ascii="Calibri" w:hAnsi="Calibri"/>
-                <w:b/>
-                <w:color w:val="FFFFFF"/>
-                <w:sz w:val="20"/>
-              </w:rPr>
-              <w:t>ID</w:t>
-            </w:r>
-          </w:p>
-        </w:tc>
-        <w:tc>
-          <w:tcPr>
-            <w:tcW w:type="dxa" w:w="4320"/>
-            <w:shd w:val="clear" w:color="auto" w:fill="2E74B5"/>
-          </w:tcPr>
-          <w:p>
-            <w:r>
-              <w:rPr>
-                <w:rFonts w:ascii="Calibri" w:hAnsi="Calibri"/>
-                <w:b/>
-                <w:color w:val="FFFFFF"/>
-                <w:sz w:val="20"/>
-              </w:rPr>
-              <w:t>Requirement</w:t>
-            </w:r>
-          </w:p>
-        </w:tc>
-      </w:tr>
-      <w:tr>
-        <w:tc>
-          <w:tcPr>
-            <w:tcW w:type="dxa" w:w="4320"/>
-          </w:tcPr>
-          <w:p/>
-        </w:tc>
-        <w:tc>
-          <w:tcPr>
-            <w:tcW w:type="dxa" w:w="4320"/>
-          </w:tcPr>
-          <w:p/>
-        </w:tc>
-      </w:tr>
-      <w:tr>
-        <w:tc>
-          <w:tcPr>
-            <w:tcW w:type="dxa" w:w="4320"/>
-          </w:tcPr>
-          <w:p/>
-        </w:tc>
-        <w:tc>
-          <w:tcPr>
-            <w:tcW w:type="dxa" w:w="4320"/>
-          </w:tcPr>
-          <w:p/>
-        </w:tc>
-      </w:tr>
-      <w:tr>
-        <w:tc>
-          <w:tcPr>
-            <w:tcW w:type="dxa" w:w="4320"/>
-          </w:tcPr>
-          <w:p/>
-        </w:tc>
-        <w:tc>
-          <w:tcPr>
-            <w:tcW w:type="dxa" w:w="4320"/>
-          </w:tcPr>
-          <w:p/>
-        </w:tc>
-      </w:tr>
-      <w:tr>
-        <w:tc>
-          <w:tcPr>
-            <w:tcW w:type="dxa" w:w="4320"/>
-          </w:tcPr>
-          <w:p/>
-        </w:tc>
-        <w:tc>
-          <w:tcPr>
-            <w:tcW w:type="dxa" w:w="4320"/>
-          </w:tcPr>
-          <w:p/>
-        </w:tc>
-      </w:tr>
-      <w:tr>
-        <w:tc>
-          <w:tcPr>
-            <w:tcW w:type="dxa" w:w="4320"/>
-          </w:tcPr>
-          <w:p>
-            <w:r>
-              <w:rPr>
-                <w:rFonts w:ascii="Calibri" w:hAnsi="Calibri"/>
-                <w:sz w:val="20"/>
-              </w:rPr>
-              <w:t>FR-21</w:t>
-            </w:r>
-          </w:p>
-        </w:tc>
-        <w:tc>
-          <w:tcPr>
-            <w:tcW w:type="dxa" w:w="4320"/>
-          </w:tcPr>
-          <w:p>
-            <w:r>
-              <w:rPr>
-                <w:rFonts w:ascii="Calibri" w:hAnsi="Calibri"/>
-                <w:sz w:val="20"/>
-              </w:rPr>
-              <w:t>Unknown codes must be upserted into unknown_faults with status: "unresolved" on first encounter</w:t>
-            </w:r>
-          </w:p>
-        </w:tc>
-      </w:tr>
-      <w:tr>
-        <w:tc>
-          <w:tcPr>
-            <w:tcW w:type="dxa" w:w="4320"/>
-          </w:tcPr>
-          <w:p>
-            <w:r>
-              <w:rPr>
-                <w:rFonts w:ascii="Calibri" w:hAnsi="Calibri"/>
-                <w:sz w:val="20"/>
-              </w:rPr>
-              <w:t>FR-22</w:t>
-            </w:r>
-          </w:p>
-        </w:tc>
-        <w:tc>
-          <w:tcPr>
-            <w:tcW w:type="dxa" w:w="4320"/>
-          </w:tcPr>
-          <w:p>
-            <w:r>
-              <w:rPr>
-                <w:rFonts w:ascii="Calibri" w:hAnsi="Calibri"/>
-                <w:sz w:val="20"/>
-              </w:rPr>
-              <w:t>Subsequent encounters of the same unknown code must increment occurrence_count and refresh last_seen</w:t>
-            </w:r>
-          </w:p>
-        </w:tc>
-      </w:tr>
-      <w:tr>
-        <w:tc>
-          <w:tcPr>
-            <w:tcW w:type="dxa" w:w="4320"/>
-          </w:tcPr>
-          <w:p>
-            <w:r>
-              <w:rPr>
-                <w:rFonts w:ascii="Calibri" w:hAnsi="Calibri"/>
-                <w:sz w:val="20"/>
-              </w:rPr>
-              <w:t>FR-23</w:t>
-            </w:r>
-          </w:p>
-        </w:tc>
-        <w:tc>
-          <w:tcPr>
-            <w:tcW w:type="dxa" w:w="4320"/>
-          </w:tcPr>
-          <w:p>
-            <w:r>
-              <w:rPr>
-                <w:rFonts w:ascii="Calibri" w:hAnsi="Calibri"/>
-                <w:sz w:val="20"/>
-              </w:rPr>
-              <w:t>After LLM diagnosis of an unknown code, a KB entry must be created from the LLM output (source: "auto_learned")</w:t>
-            </w:r>
-          </w:p>
-        </w:tc>
-      </w:tr>
-      <w:tr>
-        <w:tc>
-          <w:tcPr>
-            <w:tcW w:type="dxa" w:w="4320"/>
-          </w:tcPr>
-          <w:p>
-            <w:r>
-              <w:rPr>
-                <w:rFonts w:ascii="Calibri" w:hAnsi="Calibri"/>
-                <w:sz w:val="20"/>
-              </w:rPr>
-              <w:t>FR-24</w:t>
-            </w:r>
-          </w:p>
-        </w:tc>
-        <w:tc>
-          <w:tcPr>
-            <w:tcW w:type="dxa" w:w="4320"/>
-          </w:tcPr>
-          <w:p>
-            <w:r>
-              <w:rPr>
-                <w:rFonts w:ascii="Calibri" w:hAnsi="Calibri"/>
-                <w:sz w:val="20"/>
-              </w:rPr>
-              <w:t>Existing extracted_from_doc KB rows must be upgraded in-place when LLM output is available</w:t>
-            </w:r>
-          </w:p>
-        </w:tc>
-      </w:tr>
-    </w:tbl>
-    <w:p/>
-    <w:p>
-      <w:pPr>
-        <w:pStyle w:val="Heading2"/>
-      </w:pPr>
-      <w:r>
-        <w:rPr>
-          <w:rFonts w:ascii="Calibri" w:hAnsi="Calibri"/>
-          <w:color w:val="2E74B5"/>
-          <w:sz w:val="28"/>
-        </w:rPr>
-        <w:t>8.7 Persistence</w:t>
-      </w:r>
-    </w:p>
-    <w:tbl>
-      <w:tblPr>
-        <w:tblStyle w:val="TableGrid"/>
-        <w:tblW w:type="auto" w:w="0"/>
-        <w:tblLook w:firstColumn="1" w:firstRow="1" w:lastColumn="0" w:lastRow="0" w:noHBand="0" w:noVBand="1" w:val="04A0"/>
-      </w:tblPr>
-      <w:tblGrid>
-        <w:gridCol w:w="4320"/>
-        <w:gridCol w:w="4320"/>
-      </w:tblGrid>
-      <w:tr>
-        <w:tc>
-          <w:tcPr>
-            <w:tcW w:type="dxa" w:w="4320"/>
-            <w:shd w:val="clear" w:color="auto" w:fill="2E74B5"/>
-          </w:tcPr>
-          <w:p>
-            <w:r>
-              <w:rPr>
-                <w:rFonts w:ascii="Calibri" w:hAnsi="Calibri"/>
-                <w:b/>
-                <w:color w:val="FFFFFF"/>
-                <w:sz w:val="20"/>
-              </w:rPr>
-              <w:t>ID</w:t>
-            </w:r>
-          </w:p>
-        </w:tc>
-        <w:tc>
-          <w:tcPr>
-            <w:tcW w:type="dxa" w:w="4320"/>
-            <w:shd w:val="clear" w:color="auto" w:fill="2E74B5"/>
-          </w:tcPr>
-          <w:p>
-            <w:r>
-              <w:rPr>
-                <w:rFonts w:ascii="Calibri" w:hAnsi="Calibri"/>
-                <w:b/>
-                <w:color w:val="FFFFFF"/>
-                <w:sz w:val="20"/>
-              </w:rPr>
-              <w:t>Requirement</w:t>
-            </w:r>
-          </w:p>
-        </w:tc>
-      </w:tr>
-      <w:tr>
-        <w:tc>
-          <w:tcPr>
-            <w:tcW w:type="dxa" w:w="4320"/>
-          </w:tcPr>
-          <w:p/>
-        </w:tc>
-        <w:tc>
-          <w:tcPr>
-            <w:tcW w:type="dxa" w:w="4320"/>
-          </w:tcPr>
-          <w:p/>
-        </w:tc>
-      </w:tr>
-      <w:tr>
-        <w:tc>
-          <w:tcPr>
-            <w:tcW w:type="dxa" w:w="4320"/>
-          </w:tcPr>
-          <w:p/>
-        </w:tc>
-        <w:tc>
-          <w:tcPr>
-            <w:tcW w:type="dxa" w:w="4320"/>
-          </w:tcPr>
-          <w:p/>
-        </w:tc>
-      </w:tr>
-      <w:tr>
-        <w:tc>
-          <w:tcPr>
-            <w:tcW w:type="dxa" w:w="4320"/>
-          </w:tcPr>
-          <w:p/>
-        </w:tc>
-        <w:tc>
-          <w:tcPr>
-            <w:tcW w:type="dxa" w:w="4320"/>
-          </w:tcPr>
-          <w:p/>
-        </w:tc>
-      </w:tr>
-      <w:tr>
-        <w:tc>
-          <w:tcPr>
-            <w:tcW w:type="dxa" w:w="4320"/>
-          </w:tcPr>
-          <w:p/>
-        </w:tc>
-        <w:tc>
-          <w:tcPr>
-            <w:tcW w:type="dxa" w:w="4320"/>
-          </w:tcPr>
-          <w:p/>
-        </w:tc>
-      </w:tr>
-      <w:tr>
-        <w:tc>
-          <w:tcPr>
-            <w:tcW w:type="dxa" w:w="4320"/>
-          </w:tcPr>
-          <w:p>
-            <w:r>
-              <w:rPr>
-                <w:rFonts w:ascii="Calibri" w:hAnsi="Calibri"/>
-                <w:sz w:val="20"/>
-              </w:rPr>
-              <w:t>FR-25</w:t>
-            </w:r>
-          </w:p>
-        </w:tc>
-        <w:tc>
-          <w:tcPr>
-            <w:tcW w:type="dxa" w:w="4320"/>
-          </w:tcPr>
-          <w:p>
-            <w:r>
-              <w:rPr>
-                <w:rFonts w:ascii="Calibri" w:hAnsi="Calibri"/>
-                <w:sz w:val="20"/>
-              </w:rPr>
-              <w:t>All source documents containing DTCs must be staged into fault_vehicles (idempotent on source_id)</w:t>
-            </w:r>
-          </w:p>
-        </w:tc>
-      </w:tr>
-      <w:tr>
-        <w:tc>
-          <w:tcPr>
-            <w:tcW w:type="dxa" w:w="4320"/>
-          </w:tcPr>
-          <w:p>
-            <w:r>
-              <w:rPr>
-                <w:rFonts w:ascii="Calibri" w:hAnsi="Calibri"/>
-                <w:sz w:val="20"/>
-              </w:rPr>
-              <w:t>FR-26</w:t>
-            </w:r>
-          </w:p>
-        </w:tc>
-        <w:tc>
-          <w:tcPr>
-            <w:tcW w:type="dxa" w:w="4320"/>
-          </w:tcPr>
-          <w:p>
-            <w:r>
-              <w:rPr>
-                <w:rFonts w:ascii="Calibri" w:hAnsi="Calibri"/>
-                <w:sz w:val="20"/>
-              </w:rPr>
-              <w:t>Staged documents must carry an analyzed flag flipped to True after the graph completes</w:t>
-            </w:r>
-          </w:p>
-        </w:tc>
-      </w:tr>
-      <w:tr>
-        <w:tc>
-          <w:tcPr>
-            <w:tcW w:type="dxa" w:w="4320"/>
-          </w:tcPr>
-          <w:p>
-            <w:r>
-              <w:rPr>
-                <w:rFonts w:ascii="Calibri" w:hAnsi="Calibri"/>
-                <w:sz w:val="20"/>
-              </w:rPr>
-              <w:t>FR-27</w:t>
-            </w:r>
-          </w:p>
-        </w:tc>
-        <w:tc>
-          <w:tcPr>
-            <w:tcW w:type="dxa" w:w="4320"/>
-          </w:tcPr>
-          <w:p>
-            <w:r>
-              <w:rPr>
-                <w:rFonts w:ascii="Calibri" w:hAnsi="Calibri"/>
-                <w:sz w:val="20"/>
-              </w:rPr>
-              <w:t>Full diagnostic output must be written to diagnostics_output after every graph run</w:t>
-            </w:r>
-          </w:p>
-        </w:tc>
-      </w:tr>
-      <w:tr>
-        <w:tc>
-          <w:tcPr>
-            <w:tcW w:type="dxa" w:w="4320"/>
-          </w:tcPr>
-          <w:p>
-            <w:r>
-              <w:rPr>
-                <w:rFonts w:ascii="Calibri" w:hAnsi="Calibri"/>
-                <w:sz w:val="20"/>
-              </w:rPr>
-              <w:t>FR-28</w:t>
-            </w:r>
-          </w:p>
-        </w:tc>
-        <w:tc>
-          <w:tcPr>
-            <w:tcW w:type="dxa" w:w="4320"/>
-          </w:tcPr>
-          <w:p>
-            <w:r>
-              <w:rPr>
-                <w:rFonts w:ascii="Calibri" w:hAnsi="Calibri"/>
-                <w:sz w:val="20"/>
-              </w:rPr>
-              <w:t>Known KB codes must have occurrence_count incremented on each encounter</w:t>
-            </w:r>
-          </w:p>
-        </w:tc>
-      </w:tr>
-    </w:tbl>
-    <w:p/>
-    <w:p>
-      <w:pPr>
-        <w:pStyle w:val="Heading2"/>
-      </w:pPr>
-      <w:r>
-        <w:rPr>
-          <w:rFonts w:ascii="Calibri" w:hAnsi="Calibri"/>
-          <w:color w:val="2E74B5"/>
-          <w:sz w:val="28"/>
-        </w:rPr>
-        <w:t>8.8 API Endpoints</w:t>
-      </w:r>
-    </w:p>
-    <w:tbl>
-      <w:tblPr>
-        <w:tblStyle w:val="TableGrid"/>
-        <w:tblW w:type="auto" w:w="0"/>
-        <w:tblLook w:firstColumn="1" w:firstRow="1" w:lastColumn="0" w:lastRow="0" w:noHBand="0" w:noVBand="1" w:val="04A0"/>
-      </w:tblPr>
-      <w:tblGrid>
-        <w:gridCol w:w="2880"/>
-        <w:gridCol w:w="2880"/>
-        <w:gridCol w:w="2880"/>
-      </w:tblGrid>
-      <w:tr>
-        <w:tc>
-          <w:tcPr>
-            <w:tcW w:type="dxa" w:w="2880"/>
-            <w:shd w:val="clear" w:color="auto" w:fill="2E74B5"/>
-          </w:tcPr>
-          <w:p>
-            <w:r>
-              <w:rPr>
-                <w:rFonts w:ascii="Calibri" w:hAnsi="Calibri"/>
-                <w:b/>
-                <w:color w:val="FFFFFF"/>
-                <w:sz w:val="20"/>
-              </w:rPr>
-              <w:t>Method</w:t>
-            </w:r>
-          </w:p>
-        </w:tc>
-        <w:tc>
-          <w:tcPr>
-            <w:tcW w:type="dxa" w:w="2880"/>
-            <w:shd w:val="clear" w:color="auto" w:fill="2E74B5"/>
-          </w:tcPr>
-          <w:p>
-            <w:r>
-              <w:rPr>
-                <w:rFonts w:ascii="Calibri" w:hAnsi="Calibri"/>
-                <w:b/>
-                <w:color w:val="FFFFFF"/>
-                <w:sz w:val="20"/>
-              </w:rPr>
-              <w:t>Path</w:t>
-            </w:r>
-          </w:p>
-        </w:tc>
-        <w:tc>
-          <w:tcPr>
-            <w:tcW w:type="dxa" w:w="2880"/>
-            <w:shd w:val="clear" w:color="auto" w:fill="2E74B5"/>
-          </w:tcPr>
-          <w:p>
-            <w:r>
-              <w:rPr>
-                <w:rFonts w:ascii="Calibri" w:hAnsi="Calibri"/>
-                <w:b/>
-                <w:color w:val="FFFFFF"/>
-                <w:sz w:val="20"/>
-              </w:rPr>
-              <w:t>Description</w:t>
-            </w:r>
-          </w:p>
-        </w:tc>
-      </w:tr>
-      <w:tr>
-        <w:tc>
-          <w:tcPr>
-            <w:tcW w:type="dxa" w:w="2880"/>
-          </w:tcPr>
-          <w:p/>
-        </w:tc>
-        <w:tc>
-          <w:tcPr>
-            <w:tcW w:type="dxa" w:w="2880"/>
-          </w:tcPr>
-          <w:p/>
-        </w:tc>
-        <w:tc>
-          <w:tcPr>
-            <w:tcW w:type="dxa" w:w="2880"/>
-          </w:tcPr>
-          <w:p/>
-        </w:tc>
-      </w:tr>
-      <w:tr>
-        <w:tc>
-          <w:tcPr>
-            <w:tcW w:type="dxa" w:w="2880"/>
-          </w:tcPr>
-          <w:p/>
-        </w:tc>
-        <w:tc>
-          <w:tcPr>
-            <w:tcW w:type="dxa" w:w="2880"/>
-          </w:tcPr>
-          <w:p/>
-        </w:tc>
-        <w:tc>
-          <w:tcPr>
-            <w:tcW w:type="dxa" w:w="2880"/>
-          </w:tcPr>
-          <w:p/>
-        </w:tc>
-      </w:tr>
-      <w:tr>
-        <w:tc>
-          <w:tcPr>
-            <w:tcW w:type="dxa" w:w="2880"/>
-          </w:tcPr>
-          <w:p/>
-        </w:tc>
-        <w:tc>
-          <w:tcPr>
-            <w:tcW w:type="dxa" w:w="2880"/>
-          </w:tcPr>
-          <w:p/>
-        </w:tc>
-        <w:tc>
-          <w:tcPr>
-            <w:tcW w:type="dxa" w:w="2880"/>
-          </w:tcPr>
-          <w:p/>
-        </w:tc>
-      </w:tr>
-      <w:tr>
-        <w:tc>
-          <w:tcPr>
-            <w:tcW w:type="dxa" w:w="2880"/>
-          </w:tcPr>
-          <w:p/>
-        </w:tc>
-        <w:tc>
-          <w:tcPr>
-            <w:tcW w:type="dxa" w:w="2880"/>
-          </w:tcPr>
-          <w:p/>
-        </w:tc>
-        <w:tc>
-          <w:tcPr>
-            <w:tcW w:type="dxa" w:w="2880"/>
-          </w:tcPr>
-          <w:p/>
-        </w:tc>
-      </w:tr>
-      <w:tr>
-        <w:tc>
-          <w:tcPr>
-            <w:tcW w:type="dxa" w:w="2880"/>
-          </w:tcPr>
-          <w:p>
-            <w:r>
-              <w:rPr>
-                <w:rFonts w:ascii="Calibri" w:hAnsi="Calibri"/>
-                <w:sz w:val="20"/>
-              </w:rPr>
-              <w:t>GET</w:t>
-            </w:r>
-          </w:p>
-        </w:tc>
-        <w:tc>
-          <w:tcPr>
-            <w:tcW w:type="dxa" w:w="2880"/>
-          </w:tcPr>
-          <w:p>
-            <w:r>
-              <w:rPr>
-                <w:rFonts w:ascii="Calibri" w:hAnsi="Calibri"/>
-                <w:sz w:val="20"/>
-              </w:rPr>
-              <w:t>/tenants/{tenant_id}/vehicles</w:t>
-            </w:r>
-          </w:p>
-        </w:tc>
-        <w:tc>
-          <w:tcPr>
-            <w:tcW w:type="dxa" w:w="2880"/>
-          </w:tcPr>
-          <w:p>
-            <w:r>
-              <w:rPr>
-                <w:rFonts w:ascii="Calibri" w:hAnsi="Calibri"/>
-                <w:sz w:val="20"/>
-              </w:rPr>
-              <w:t>Returns all vehicles for a tenant with diagnostics inline; runs graph for any unanalyzed vehicles</w:t>
-            </w:r>
-          </w:p>
-        </w:tc>
-      </w:tr>
-      <w:tr>
-        <w:tc>
-          <w:tcPr>
-            <w:tcW w:type="dxa" w:w="2880"/>
-          </w:tcPr>
-          <w:p>
-            <w:r>
-              <w:rPr>
-                <w:rFonts w:ascii="Calibri" w:hAnsi="Calibri"/>
-                <w:sz w:val="20"/>
-              </w:rPr>
-              <w:t>POST</w:t>
-            </w:r>
-          </w:p>
-        </w:tc>
-        <w:tc>
-          <w:tcPr>
-            <w:tcW w:type="dxa" w:w="2880"/>
-          </w:tcPr>
-          <w:p>
-            <w:r>
-              <w:rPr>
-                <w:rFonts w:ascii="Calibri" w:hAnsi="Calibri"/>
-                <w:sz w:val="20"/>
-              </w:rPr>
-              <w:t>/vehicles/{vehicle_id}/reanalyze</w:t>
-            </w:r>
-          </w:p>
-        </w:tc>
-        <w:tc>
-          <w:tcPr>
-            <w:tcW w:type="dxa" w:w="2880"/>
-          </w:tcPr>
-          <w:p>
-            <w:r>
-              <w:rPr>
-                <w:rFonts w:ascii="Calibri" w:hAnsi="Calibri"/>
-                <w:sz w:val="20"/>
-              </w:rPr>
-              <w:t>Force re-run the graph on the latest staged document for a vehicle</w:t>
-            </w:r>
-          </w:p>
-        </w:tc>
-      </w:tr>
-      <w:tr>
-        <w:tc>
-          <w:tcPr>
-            <w:tcW w:type="dxa" w:w="2880"/>
-          </w:tcPr>
-          <w:p>
-            <w:r>
-              <w:rPr>
-                <w:rFonts w:ascii="Calibri" w:hAnsi="Calibri"/>
-                <w:sz w:val="20"/>
-              </w:rPr>
-              <w:t>GET</w:t>
-            </w:r>
-          </w:p>
-        </w:tc>
-        <w:tc>
-          <w:tcPr>
-            <w:tcW w:type="dxa" w:w="2880"/>
-          </w:tcPr>
-          <w:p>
-            <w:r>
-              <w:rPr>
-                <w:rFonts w:ascii="Calibri" w:hAnsi="Calibri"/>
-                <w:sz w:val="20"/>
-              </w:rPr>
-              <w:t>/knowledge-base</w:t>
-            </w:r>
-          </w:p>
-        </w:tc>
-        <w:tc>
-          <w:tcPr>
-            <w:tcW w:type="dxa" w:w="2880"/>
-          </w:tcPr>
-          <w:p>
-            <w:r>
-              <w:rPr>
-                <w:rFonts w:ascii="Calibri" w:hAnsi="Calibri"/>
-                <w:sz w:val="20"/>
-              </w:rPr>
-              <w:t>List all KB entries (admin)</w:t>
-            </w:r>
-          </w:p>
-        </w:tc>
-      </w:tr>
-      <w:tr>
-        <w:tc>
-          <w:tcPr>
-            <w:tcW w:type="dxa" w:w="2880"/>
-          </w:tcPr>
-          <w:p>
-            <w:r>
-              <w:rPr>
-                <w:rFonts w:ascii="Calibri" w:hAnsi="Calibri"/>
-                <w:sz w:val="20"/>
-              </w:rPr>
-              <w:t>GET</w:t>
-            </w:r>
-          </w:p>
-        </w:tc>
-        <w:tc>
-          <w:tcPr>
-            <w:tcW w:type="dxa" w:w="2880"/>
-          </w:tcPr>
-          <w:p>
-            <w:r>
-              <w:rPr>
-                <w:rFonts w:ascii="Calibri" w:hAnsi="Calibri"/>
-                <w:sz w:val="20"/>
-              </w:rPr>
-              <w:t>/unknown-faults</w:t>
-            </w:r>
-          </w:p>
-        </w:tc>
-        <w:tc>
-          <w:tcPr>
-            <w:tcW w:type="dxa" w:w="2880"/>
-          </w:tcPr>
-          <w:p>
-            <w:r>
-              <w:rPr>
-                <w:rFonts w:ascii="Calibri" w:hAnsi="Calibri"/>
-                <w:sz w:val="20"/>
-              </w:rPr>
-              <w:t>List unresolved unknown codes sorted by occurrence count descending</w:t>
-            </w:r>
-          </w:p>
-        </w:tc>
-      </w:tr>
-    </w:tbl>
-    <w:p/>
-    <w:p>
-      <w:pPr>
-        <w:pStyle w:val="Heading2"/>
-      </w:pPr>
-      <w:r>
-        <w:rPr>
-          <w:rFonts w:ascii="Calibri" w:hAnsi="Calibri"/>
-          <w:color w:val="2E74B5"/>
-          <w:sz w:val="28"/>
-        </w:rPr>
-        <w:t>8.9 Batch Scan CLI</w:t>
-      </w:r>
-    </w:p>
-    <w:tbl>
-      <w:tblPr>
-        <w:tblStyle w:val="TableGrid"/>
-        <w:tblW w:type="auto" w:w="0"/>
-        <w:tblLook w:firstColumn="1" w:firstRow="1" w:lastColumn="0" w:lastRow="0" w:noHBand="0" w:noVBand="1" w:val="04A0"/>
-      </w:tblPr>
-      <w:tblGrid>
-        <w:gridCol w:w="4320"/>
-        <w:gridCol w:w="4320"/>
-      </w:tblGrid>
-      <w:tr>
-        <w:tc>
-          <w:tcPr>
-            <w:tcW w:type="dxa" w:w="4320"/>
-            <w:shd w:val="clear" w:color="auto" w:fill="2E74B5"/>
-          </w:tcPr>
-          <w:p>
-            <w:r>
-              <w:rPr>
-                <w:rFonts w:ascii="Calibri" w:hAnsi="Calibri"/>
-                <w:b/>
-                <w:color w:val="FFFFFF"/>
-                <w:sz w:val="20"/>
-              </w:rPr>
-              <w:t>ID</w:t>
-            </w:r>
-          </w:p>
-        </w:tc>
-        <w:tc>
-          <w:tcPr>
-            <w:tcW w:type="dxa" w:w="4320"/>
-            <w:shd w:val="clear" w:color="auto" w:fill="2E74B5"/>
-          </w:tcPr>
-          <w:p>
-            <w:r>
-              <w:rPr>
-                <w:rFonts w:ascii="Calibri" w:hAnsi="Calibri"/>
-                <w:b/>
-                <w:color w:val="FFFFFF"/>
-                <w:sz w:val="20"/>
-              </w:rPr>
-              <w:t>Requirement</w:t>
-            </w:r>
-          </w:p>
-        </w:tc>
-      </w:tr>
-      <w:tr>
-        <w:tc>
-          <w:tcPr>
-            <w:tcW w:type="dxa" w:w="4320"/>
-          </w:tcPr>
-          <w:p/>
-        </w:tc>
-        <w:tc>
-          <w:tcPr>
-            <w:tcW w:type="dxa" w:w="4320"/>
-          </w:tcPr>
-          <w:p/>
-        </w:tc>
-      </w:tr>
-      <w:tr>
-        <w:tc>
-          <w:tcPr>
-            <w:tcW w:type="dxa" w:w="4320"/>
-          </w:tcPr>
-          <w:p/>
-        </w:tc>
-        <w:tc>
-          <w:tcPr>
-            <w:tcW w:type="dxa" w:w="4320"/>
-          </w:tcPr>
-          <w:p/>
-        </w:tc>
-      </w:tr>
-      <w:tr>
-        <w:tc>
-          <w:tcPr>
-            <w:tcW w:type="dxa" w:w="4320"/>
-          </w:tcPr>
-          <w:p/>
-        </w:tc>
-        <w:tc>
-          <w:tcPr>
-            <w:tcW w:type="dxa" w:w="4320"/>
-          </w:tcPr>
-          <w:p/>
-        </w:tc>
-      </w:tr>
-      <w:tr>
-        <w:tc>
-          <w:tcPr>
-            <w:tcW w:type="dxa" w:w="4320"/>
-          </w:tcPr>
-          <w:p>
-            <w:r>
-              <w:rPr>
-                <w:rFonts w:ascii="Calibri" w:hAnsi="Calibri"/>
-                <w:sz w:val="20"/>
-              </w:rPr>
-              <w:t>FR-29</w:t>
-            </w:r>
-          </w:p>
-        </w:tc>
-        <w:tc>
-          <w:tcPr>
-            <w:tcW w:type="dxa" w:w="4320"/>
-          </w:tcPr>
-          <w:p>
-            <w:r>
-              <w:rPr>
-                <w:rFonts w:ascii="Calibri" w:hAnsi="Calibri"/>
-                <w:sz w:val="20"/>
-              </w:rPr>
-              <w:t>CLI must accept --limit, --skip, --batch-size, --query (JSON filter), --reanalyze flags</w:t>
-            </w:r>
-          </w:p>
-        </w:tc>
-      </w:tr>
-      <w:tr>
-        <w:tc>
-          <w:tcPr>
-            <w:tcW w:type="dxa" w:w="4320"/>
-          </w:tcPr>
-          <w:p>
-            <w:r>
-              <w:rPr>
-                <w:rFonts w:ascii="Calibri" w:hAnsi="Calibri"/>
-                <w:sz w:val="20"/>
-              </w:rPr>
-              <w:t>FR-30</w:t>
-            </w:r>
-          </w:p>
-        </w:tc>
-        <w:tc>
-          <w:tcPr>
-            <w:tcW w:type="dxa" w:w="4320"/>
-          </w:tcPr>
-          <w:p>
-            <w:r>
-              <w:rPr>
-                <w:rFonts w:ascii="Calibri" w:hAnsi="Calibri"/>
-                <w:sz w:val="20"/>
-              </w:rPr>
-              <w:t>Must connect to source MongoDB via SOURCE_MONGO_URI and app MongoDB via MONGO_URI</w:t>
-            </w:r>
-          </w:p>
-        </w:tc>
-      </w:tr>
-      <w:tr>
-        <w:tc>
-          <w:tcPr>
-            <w:tcW w:type="dxa" w:w="4320"/>
-          </w:tcPr>
-          <w:p>
-            <w:r>
-              <w:rPr>
-                <w:rFonts w:ascii="Calibri" w:hAnsi="Calibri"/>
-                <w:sz w:val="20"/>
-              </w:rPr>
-              <w:t>FR-31</w:t>
-            </w:r>
-          </w:p>
-        </w:tc>
-        <w:tc>
-          <w:tcPr>
-            <w:tcW w:type="dxa" w:w="4320"/>
-          </w:tcPr>
-          <w:p>
-            <w:r>
-              <w:rPr>
-                <w:rFonts w:ascii="Calibri" w:hAnsi="Calibri"/>
-                <w:sz w:val="20"/>
-              </w:rPr>
-              <w:t>Must print a JSON summary of scanned / staged / analyzed counts on completion</w:t>
-            </w:r>
-          </w:p>
-        </w:tc>
-      </w:tr>
-    </w:tbl>
-    <w:p/>
-    <w:p>
-      <w:pPr>
-        <w:pStyle w:val="Heading2"/>
-      </w:pPr>
-      <w:r>
-        <w:rPr>
-          <w:rFonts w:ascii="Calibri" w:hAnsi="Calibri"/>
-          <w:color w:val="2E74B5"/>
-          <w:sz w:val="28"/>
-        </w:rPr>
-        <w:t>8.10 Streamlit Frontend</w:t>
-      </w:r>
-    </w:p>
-    <w:tbl>
-      <w:tblPr>
-        <w:tblStyle w:val="TableGrid"/>
-        <w:tblW w:type="auto" w:w="0"/>
-        <w:tblLook w:firstColumn="1" w:firstRow="1" w:lastColumn="0" w:lastRow="0" w:noHBand="0" w:noVBand="1" w:val="04A0"/>
-      </w:tblPr>
-      <w:tblGrid>
-        <w:gridCol w:w="4320"/>
-        <w:gridCol w:w="4320"/>
-      </w:tblGrid>
-      <w:tr>
-        <w:tc>
-          <w:tcPr>
-            <w:tcW w:type="dxa" w:w="4320"/>
-            <w:shd w:val="clear" w:color="auto" w:fill="2E74B5"/>
-          </w:tcPr>
-          <w:p>
-            <w:r>
-              <w:rPr>
-                <w:rFonts w:ascii="Calibri" w:hAnsi="Calibri"/>
-                <w:b/>
-                <w:color w:val="FFFFFF"/>
-                <w:sz w:val="20"/>
-              </w:rPr>
-              <w:t>ID</w:t>
-            </w:r>
-          </w:p>
-        </w:tc>
-        <w:tc>
-          <w:tcPr>
-            <w:tcW w:type="dxa" w:w="4320"/>
-            <w:shd w:val="clear" w:color="auto" w:fill="2E74B5"/>
-          </w:tcPr>
-          <w:p>
-            <w:r>
-              <w:rPr>
-                <w:rFonts w:ascii="Calibri" w:hAnsi="Calibri"/>
-                <w:b/>
-                <w:color w:val="FFFFFF"/>
-                <w:sz w:val="20"/>
-              </w:rPr>
-              <w:t>Requirement</w:t>
-            </w:r>
-          </w:p>
-        </w:tc>
-      </w:tr>
-      <w:tr>
-        <w:tc>
-          <w:tcPr>
-            <w:tcW w:type="dxa" w:w="4320"/>
-          </w:tcPr>
-          <w:p/>
-        </w:tc>
-        <w:tc>
-          <w:tcPr>
-            <w:tcW w:type="dxa" w:w="4320"/>
-          </w:tcPr>
-          <w:p/>
-        </w:tc>
-      </w:tr>
-      <w:tr>
-        <w:tc>
-          <w:tcPr>
-            <w:tcW w:type="dxa" w:w="4320"/>
-          </w:tcPr>
-          <w:p/>
-        </w:tc>
-        <w:tc>
-          <w:tcPr>
-            <w:tcW w:type="dxa" w:w="4320"/>
-          </w:tcPr>
-          <w:p/>
-        </w:tc>
-      </w:tr>
-      <w:tr>
-        <w:tc>
-          <w:tcPr>
-            <w:tcW w:type="dxa" w:w="4320"/>
-          </w:tcPr>
-          <w:p/>
-        </w:tc>
-        <w:tc>
-          <w:tcPr>
-            <w:tcW w:type="dxa" w:w="4320"/>
-          </w:tcPr>
-          <w:p/>
-        </w:tc>
-      </w:tr>
-      <w:tr>
-        <w:tc>
-          <w:tcPr>
-            <w:tcW w:type="dxa" w:w="4320"/>
-          </w:tcPr>
-          <w:p/>
-        </w:tc>
-        <w:tc>
-          <w:tcPr>
-            <w:tcW w:type="dxa" w:w="4320"/>
-          </w:tcPr>
-          <w:p/>
-        </w:tc>
-      </w:tr>
-      <w:tr>
-        <w:tc>
-          <w:tcPr>
-            <w:tcW w:type="dxa" w:w="4320"/>
-          </w:tcPr>
-          <w:p>
-            <w:r>
-              <w:rPr>
-                <w:rFonts w:ascii="Calibri" w:hAnsi="Calibri"/>
-                <w:sz w:val="20"/>
-              </w:rPr>
-              <w:t>FR-32</w:t>
-            </w:r>
-          </w:p>
-        </w:tc>
-        <w:tc>
-          <w:tcPr>
-            <w:tcW w:type="dxa" w:w="4320"/>
-          </w:tcPr>
-          <w:p>
-            <w:r>
-              <w:rPr>
-                <w:rFonts w:ascii="Calibri" w:hAnsi="Calibri"/>
-                <w:sz w:val="20"/>
-              </w:rPr>
-              <w:t>User must be able to enter a Tenant ID and fetch all vehicles + diagnostics in one action</w:t>
-            </w:r>
-          </w:p>
-        </w:tc>
-      </w:tr>
-      <w:tr>
-        <w:tc>
-          <w:tcPr>
-            <w:tcW w:type="dxa" w:w="4320"/>
-          </w:tcPr>
-          <w:p>
-            <w:r>
-              <w:rPr>
-                <w:rFonts w:ascii="Calibri" w:hAnsi="Calibri"/>
-                <w:sz w:val="20"/>
-              </w:rPr>
-              <w:t>FR-33</w:t>
-            </w:r>
-          </w:p>
-        </w:tc>
-        <w:tc>
-          <w:tcPr>
-            <w:tcW w:type="dxa" w:w="4320"/>
-          </w:tcPr>
-          <w:p>
-            <w:r>
-              <w:rPr>
-                <w:rFonts w:ascii="Calibri" w:hAnsi="Calibri"/>
-                <w:sz w:val="20"/>
-              </w:rPr>
-              <w:t>Each vehicle must be expandable to show all diagnostic fields per fault code</w:t>
-            </w:r>
-          </w:p>
-        </w:tc>
-      </w:tr>
-      <w:tr>
-        <w:tc>
-          <w:tcPr>
-            <w:tcW w:type="dxa" w:w="4320"/>
-          </w:tcPr>
-          <w:p>
-            <w:r>
-              <w:rPr>
-                <w:rFonts w:ascii="Calibri" w:hAnsi="Calibri"/>
-                <w:sz w:val="20"/>
-              </w:rPr>
-              <w:t>FR-34</w:t>
-            </w:r>
-          </w:p>
-        </w:tc>
-        <w:tc>
-          <w:tcPr>
-            <w:tcW w:type="dxa" w:w="4320"/>
-          </w:tcPr>
-          <w:p>
-            <w:r>
-              <w:rPr>
-                <w:rFonts w:ascii="Calibri" w:hAnsi="Calibri"/>
-                <w:sz w:val="20"/>
-              </w:rPr>
-              <w:t>Admin toggle must expose a per-vehicle reanalyze button</w:t>
-            </w:r>
-          </w:p>
-        </w:tc>
-      </w:tr>
-      <w:tr>
-        <w:tc>
-          <w:tcPr>
-            <w:tcW w:type="dxa" w:w="4320"/>
-          </w:tcPr>
-          <w:p>
-            <w:r>
-              <w:rPr>
-                <w:rFonts w:ascii="Calibri" w:hAnsi="Calibri"/>
-                <w:sz w:val="20"/>
-              </w:rPr>
               <w:t>FR-35</w:t>
             </w:r>
           </w:p>
@@ -3790,11 +2265,7 @@
           </w:tcPr>
           <w:p>
             <w:r>
-              <w:rPr>
-                <w:rFonts w:ascii="Calibri" w:hAnsi="Calibri"/>
-                <w:sz w:val="20"/>
-              </w:rPr>
-              <w:t>API URL must be configurable via API_URL environment variable</w:t>
+              <w:t>Per-vehicle reanalyze button must re-run Flow 1 and refresh the displayed diagnostics</w:t>
             </w:r>
           </w:p>
         </w:tc>
@@ -3806,11 +2277,6 @@
         <w:pStyle w:val="Heading1"/>
       </w:pPr>
       <w:r>
-        <w:rPr>
-          <w:rFonts w:ascii="Calibri" w:hAnsi="Calibri"/>
-          <w:color w:val="1F497D"/>
-          <w:sz w:val="36"/>
-        </w:rPr>
         <w:t>9. Non-Functional Requirements</w:t>
       </w:r>
     </w:p>
@@ -3828,15 +2294,11 @@
         <w:tc>
           <w:tcPr>
             <w:tcW w:type="dxa" w:w="4320"/>
-            <w:shd w:val="clear" w:color="auto" w:fill="2E74B5"/>
           </w:tcPr>
           <w:p>
             <w:r>
               <w:rPr>
-                <w:rFonts w:ascii="Calibri" w:hAnsi="Calibri"/>
                 <w:b/>
-                <w:color w:val="FFFFFF"/>
-                <w:sz w:val="20"/>
               </w:rPr>
               <w:t>Category</w:t>
             </w:r>
@@ -3845,15 +2307,11 @@
         <w:tc>
           <w:tcPr>
             <w:tcW w:type="dxa" w:w="4320"/>
-            <w:shd w:val="clear" w:color="auto" w:fill="2E74B5"/>
           </w:tcPr>
           <w:p>
             <w:r>
               <w:rPr>
-                <w:rFonts w:ascii="Calibri" w:hAnsi="Calibri"/>
                 <w:b/>
-                <w:color w:val="FFFFFF"/>
-                <w:sz w:val="20"/>
               </w:rPr>
               <w:t>Requirement</w:t>
             </w:r>
@@ -3865,110 +2323,8 @@
           <w:tcPr>
             <w:tcW w:type="dxa" w:w="4320"/>
           </w:tcPr>
-          <w:p/>
-        </w:tc>
-        <w:tc>
-          <w:tcPr>
-            <w:tcW w:type="dxa" w:w="4320"/>
-          </w:tcPr>
-          <w:p/>
-        </w:tc>
-      </w:tr>
-      <w:tr>
-        <w:tc>
-          <w:tcPr>
-            <w:tcW w:type="dxa" w:w="4320"/>
-          </w:tcPr>
-          <w:p/>
-        </w:tc>
-        <w:tc>
-          <w:tcPr>
-            <w:tcW w:type="dxa" w:w="4320"/>
-          </w:tcPr>
-          <w:p/>
-        </w:tc>
-      </w:tr>
-      <w:tr>
-        <w:tc>
-          <w:tcPr>
-            <w:tcW w:type="dxa" w:w="4320"/>
-          </w:tcPr>
-          <w:p/>
-        </w:tc>
-        <w:tc>
-          <w:tcPr>
-            <w:tcW w:type="dxa" w:w="4320"/>
-          </w:tcPr>
-          <w:p/>
-        </w:tc>
-      </w:tr>
-      <w:tr>
-        <w:tc>
-          <w:tcPr>
-            <w:tcW w:type="dxa" w:w="4320"/>
-          </w:tcPr>
-          <w:p/>
-        </w:tc>
-        <w:tc>
-          <w:tcPr>
-            <w:tcW w:type="dxa" w:w="4320"/>
-          </w:tcPr>
-          <w:p/>
-        </w:tc>
-      </w:tr>
-      <w:tr>
-        <w:tc>
-          <w:tcPr>
-            <w:tcW w:type="dxa" w:w="4320"/>
-          </w:tcPr>
-          <w:p/>
-        </w:tc>
-        <w:tc>
-          <w:tcPr>
-            <w:tcW w:type="dxa" w:w="4320"/>
-          </w:tcPr>
-          <w:p/>
-        </w:tc>
-      </w:tr>
-      <w:tr>
-        <w:tc>
-          <w:tcPr>
-            <w:tcW w:type="dxa" w:w="4320"/>
-          </w:tcPr>
-          <w:p/>
-        </w:tc>
-        <w:tc>
-          <w:tcPr>
-            <w:tcW w:type="dxa" w:w="4320"/>
-          </w:tcPr>
-          <w:p/>
-        </w:tc>
-      </w:tr>
-      <w:tr>
-        <w:tc>
-          <w:tcPr>
-            <w:tcW w:type="dxa" w:w="4320"/>
-          </w:tcPr>
-          <w:p/>
-        </w:tc>
-        <w:tc>
-          <w:tcPr>
-            <w:tcW w:type="dxa" w:w="4320"/>
-          </w:tcPr>
-          <w:p/>
-        </w:tc>
-      </w:tr>
-      <w:tr>
-        <w:tc>
-          <w:tcPr>
-            <w:tcW w:type="dxa" w:w="4320"/>
-          </w:tcPr>
           <w:p>
             <w:r>
-              <w:rPr>
-                <w:rFonts w:ascii="Calibri" w:hAnsi="Calibri"/>
-                <w:sz w:val="20"/>
-              </w:rPr>
               <w:t>Idempotency</w:t>
             </w:r>
           </w:p>
@@ -3979,10 +2335,6 @@
           </w:tcPr>
           <w:p>
             <w:r>
-              <w:rPr>
-                <w:rFonts w:ascii="Calibri" w:hAnsi="Calibri"/>
-                <w:sz w:val="20"/>
-              </w:rPr>
               <w:t>All Mongo writes use upsert with $setOnInsert for first-write fields — safe to re-run</w:t>
             </w:r>
           </w:p>
@@ -3995,10 +2347,6 @@
           </w:tcPr>
           <w:p>
             <w:r>
-              <w:rPr>
-                <w:rFonts w:ascii="Calibri" w:hAnsi="Calibri"/>
-                <w:sz w:val="20"/>
-              </w:rPr>
               <w:t>Isolation</w:t>
             </w:r>
           </w:p>
@@ -4009,11 +2357,7 @@
           </w:tcPr>
           <w:p>
             <w:r>
-              <w:rPr>
-                <w:rFonts w:ascii="Calibri" w:hAnsi="Calibri"/>
-                <w:sz w:val="20"/>
-              </w:rPr>
-              <w:t>Per-fault LLM failures are captured per record; one bad fault must not abort the pipeline</w:t>
+              <w:t>Per-code LLM failures in Flow 2 are captured individually; one failure must not abort the enrichment loop</w:t>
             </w:r>
           </w:p>
         </w:tc>
@@ -4025,10 +2369,6 @@
           </w:tcPr>
           <w:p>
             <w:r>
-              <w:rPr>
-                <w:rFonts w:ascii="Calibri" w:hAnsi="Calibri"/>
-                <w:sz w:val="20"/>
-              </w:rPr>
               <w:t>Grounding</w:t>
             </w:r>
           </w:p>
@@ -4039,11 +2379,7 @@
           </w:tcPr>
           <w:p>
             <w:r>
-              <w:rPr>
-                <w:rFonts w:ascii="Calibri" w:hAnsi="Calibri"/>
-                <w:sz w:val="20"/>
-              </w:rPr>
-              <w:t>LLM output must always be anchored to KB or raw fault data — system prompt explicitly forbids hallucination</w:t>
+              <w:t>LLM output is always anchored to the fault code, ECU, FMI, and raw description — system prompt forbids hallucination</w:t>
             </w:r>
           </w:p>
         </w:tc>
@@ -4055,10 +2391,6 @@
           </w:tcPr>
           <w:p>
             <w:r>
-              <w:rPr>
-                <w:rFonts w:ascii="Calibri" w:hAnsi="Calibri"/>
-                <w:sz w:val="20"/>
-              </w:rPr>
               <w:t>Determinism</w:t>
             </w:r>
           </w:p>
@@ -4069,11 +2401,7 @@
           </w:tcPr>
           <w:p>
             <w:r>
-              <w:rPr>
-                <w:rFonts w:ascii="Calibri" w:hAnsi="Calibri"/>
-                <w:sz w:val="20"/>
-              </w:rPr>
-              <w:t>LLM temperature is fixed at 0.0 for both agents</w:t>
+              <w:t>LLM temperature fixed at 0.0</w:t>
             </w:r>
           </w:p>
         </w:tc>
@@ -4085,10 +2413,6 @@
           </w:tcPr>
           <w:p>
             <w:r>
-              <w:rPr>
-                <w:rFonts w:ascii="Calibri" w:hAnsi="Calibri"/>
-                <w:sz w:val="20"/>
-              </w:rPr>
               <w:t>Token economy</w:t>
             </w:r>
           </w:p>
@@ -4099,11 +2423,7 @@
           </w:tcPr>
           <w:p>
             <w:r>
-              <w:rPr>
-                <w:rFonts w:ascii="Calibri" w:hAnsi="Calibri"/>
-                <w:sz w:val="20"/>
-              </w:rPr>
-              <w:t>LLM output capped at 512 tokens (num_predict=512)</w:t>
+              <w:t>LLM output capped at 512 tokens</w:t>
             </w:r>
           </w:p>
         </w:tc>
@@ -4115,11 +2435,7 @@
           </w:tcPr>
           <w:p>
             <w:r>
-              <w:rPr>
-                <w:rFonts w:ascii="Calibri" w:hAnsi="Calibri"/>
-                <w:sz w:val="20"/>
-              </w:rPr>
-              <w:t>Batch efficiency</w:t>
+              <w:t>Performance</w:t>
             </w:r>
           </w:p>
         </w:tc>
@@ -4129,11 +2445,7 @@
           </w:tcPr>
           <w:p>
             <w:r>
-              <w:rPr>
-                <w:rFonts w:ascii="Calibri" w:hAnsi="Calibri"/>
-                <w:sz w:val="20"/>
-              </w:rPr>
-              <w:t>KB hits short-circuit LLM calls entirely — only genuine unknowns invoke Ollama</w:t>
+              <w:t>Flow 1 returns in milliseconds for any code in KB — no LLM call</w:t>
             </w:r>
           </w:p>
         </w:tc>
@@ -4145,10 +2457,50 @@
           </w:tcPr>
           <w:p>
             <w:r>
-              <w:rPr>
-                <w:rFonts w:ascii="Calibri" w:hAnsi="Calibri"/>
-                <w:sz w:val="20"/>
-              </w:rPr>
+              <w:t>API latency</w:t>
+            </w:r>
+          </w:p>
+        </w:tc>
+        <w:tc>
+          <w:tcPr>
+            <w:tcW w:type="dxa" w:w="4320"/>
+          </w:tcPr>
+          <w:p>
+            <w:r>
+              <w:t>Tenant endpoint reads from local DB in 2 indexed queries regardless of how many vehicles the tenant has</w:t>
+            </w:r>
+          </w:p>
+        </w:tc>
+      </w:tr>
+      <w:tr>
+        <w:tc>
+          <w:tcPr>
+            <w:tcW w:type="dxa" w:w="4320"/>
+          </w:tcPr>
+          <w:p>
+            <w:r>
+              <w:t>CORS</w:t>
+            </w:r>
+          </w:p>
+        </w:tc>
+        <w:tc>
+          <w:tcPr>
+            <w:tcW w:type="dxa" w:w="4320"/>
+          </w:tcPr>
+          <w:p>
+            <w:r>
+              <w:t>API must allow requests from localhost:5173 and localhost:3000 for local development</w:t>
+            </w:r>
+          </w:p>
+        </w:tc>
+      </w:tr>
+      <w:tr>
+        <w:tc>
+          <w:tcPr>
+            <w:tcW w:type="dxa" w:w="4320"/>
+          </w:tcPr>
+          <w:p>
+            <w:r>
               <w:t>Config</w:t>
             </w:r>
           </w:p>
@@ -4159,10 +2511,6 @@
           </w:tcPr>
           <w:p>
             <w:r>
-              <w:rPr>
-                <w:rFonts w:ascii="Calibri" w:hAnsi="Calibri"/>
-                <w:sz w:val="20"/>
-              </w:rPr>
               <w:t>All URIs, DB names, model names via .env — no hardcoded values in source</w:t>
             </w:r>
           </w:p>
@@ -4175,11 +2523,6 @@
         <w:pStyle w:val="Heading1"/>
       </w:pPr>
       <w:r>
-        <w:rPr>
-          <w:rFonts w:ascii="Calibri" w:hAnsi="Calibri"/>
-          <w:color w:val="1F497D"/>
-          <w:sz w:val="36"/>
-        </w:rPr>
         <w:t>10. MongoDB Collections</w:t>
       </w:r>
     </w:p>
@@ -4198,15 +2541,11 @@
         <w:tc>
           <w:tcPr>
             <w:tcW w:type="dxa" w:w="2880"/>
-            <w:shd w:val="clear" w:color="auto" w:fill="2E74B5"/>
           </w:tcPr>
           <w:p>
             <w:r>
               <w:rPr>
-                <w:rFonts w:ascii="Calibri" w:hAnsi="Calibri"/>
                 <w:b/>
-                <w:color w:val="FFFFFF"/>
-                <w:sz w:val="20"/>
               </w:rPr>
               <w:t>Collection</w:t>
             </w:r>
@@ -4215,15 +2554,11 @@
         <w:tc>
           <w:tcPr>
             <w:tcW w:type="dxa" w:w="2880"/>
-            <w:shd w:val="clear" w:color="auto" w:fill="2E74B5"/>
           </w:tcPr>
           <w:p>
             <w:r>
               <w:rPr>
-                <w:rFonts w:ascii="Calibri" w:hAnsi="Calibri"/>
                 <w:b/>
-                <w:color w:val="FFFFFF"/>
-                <w:sz w:val="20"/>
               </w:rPr>
               <w:t>Purpose</w:t>
             </w:r>
@@ -4232,15 +2567,11 @@
         <w:tc>
           <w:tcPr>
             <w:tcW w:type="dxa" w:w="2880"/>
-            <w:shd w:val="clear" w:color="auto" w:fill="2E74B5"/>
           </w:tcPr>
           <w:p>
             <w:r>
               <w:rPr>
-                <w:rFonts w:ascii="Calibri" w:hAnsi="Calibri"/>
                 <w:b/>
-                <w:color w:val="FFFFFF"/>
-                <w:sz w:val="20"/>
               </w:rPr>
               <w:t>Key Index</w:t>
             </w:r>
@@ -4252,92 +2583,8 @@
           <w:tcPr>
             <w:tcW w:type="dxa" w:w="2880"/>
           </w:tcPr>
-          <w:p/>
-        </w:tc>
-        <w:tc>
-          <w:tcPr>
-            <w:tcW w:type="dxa" w:w="2880"/>
-          </w:tcPr>
-          <w:p/>
-        </w:tc>
-        <w:tc>
-          <w:tcPr>
-            <w:tcW w:type="dxa" w:w="2880"/>
-          </w:tcPr>
-          <w:p/>
-        </w:tc>
-      </w:tr>
-      <w:tr>
-        <w:tc>
-          <w:tcPr>
-            <w:tcW w:type="dxa" w:w="2880"/>
-          </w:tcPr>
-          <w:p/>
-        </w:tc>
-        <w:tc>
-          <w:tcPr>
-            <w:tcW w:type="dxa" w:w="2880"/>
-          </w:tcPr>
-          <w:p/>
-        </w:tc>
-        <w:tc>
-          <w:tcPr>
-            <w:tcW w:type="dxa" w:w="2880"/>
-          </w:tcPr>
-          <w:p/>
-        </w:tc>
-      </w:tr>
-      <w:tr>
-        <w:tc>
-          <w:tcPr>
-            <w:tcW w:type="dxa" w:w="2880"/>
-          </w:tcPr>
-          <w:p/>
-        </w:tc>
-        <w:tc>
-          <w:tcPr>
-            <w:tcW w:type="dxa" w:w="2880"/>
-          </w:tcPr>
-          <w:p/>
-        </w:tc>
-        <w:tc>
-          <w:tcPr>
-            <w:tcW w:type="dxa" w:w="2880"/>
-          </w:tcPr>
-          <w:p/>
-        </w:tc>
-      </w:tr>
-      <w:tr>
-        <w:tc>
-          <w:tcPr>
-            <w:tcW w:type="dxa" w:w="2880"/>
-          </w:tcPr>
-          <w:p/>
-        </w:tc>
-        <w:tc>
-          <w:tcPr>
-            <w:tcW w:type="dxa" w:w="2880"/>
-          </w:tcPr>
-          <w:p/>
-        </w:tc>
-        <w:tc>
-          <w:tcPr>
-            <w:tcW w:type="dxa" w:w="2880"/>
-          </w:tcPr>
-          <w:p/>
-        </w:tc>
-      </w:tr>
-      <w:tr>
-        <w:tc>
-          <w:tcPr>
-            <w:tcW w:type="dxa" w:w="2880"/>
-          </w:tcPr>
           <w:p>
             <w:r>
-              <w:rPr>
-                <w:rFonts w:ascii="Calibri" w:hAnsi="Calibri"/>
-                <w:sz w:val="20"/>
-              </w:rPr>
               <w:t>knowledge_base</w:t>
             </w:r>
           </w:p>
@@ -4348,11 +2595,7 @@
           </w:tcPr>
           <w:p>
             <w:r>
-              <w:rPr>
-                <w:rFonts w:ascii="Calibri" w:hAnsi="Calibri"/>
-                <w:sz w:val="20"/>
-              </w:rPr>
-              <w:t>Known fault code definitions — seeded + auto-learned</w:t>
+              <w:t>Known fault code definitions — seeded + LLM auto-learned</w:t>
             </w:r>
           </w:p>
         </w:tc>
@@ -4362,10 +2605,6 @@
           </w:tcPr>
           <w:p>
             <w:r>
-              <w:rPr>
-                <w:rFonts w:ascii="Calibri" w:hAnsi="Calibri"/>
-                <w:sz w:val="20"/>
-              </w:rPr>
               <w:t>code (unique)</w:t>
             </w:r>
           </w:p>
@@ -4378,10 +2617,6 @@
           </w:tcPr>
           <w:p>
             <w:r>
-              <w:rPr>
-                <w:rFonts w:ascii="Calibri" w:hAnsi="Calibri"/>
-                <w:sz w:val="20"/>
-              </w:rPr>
               <w:t>fault_vehicles</w:t>
             </w:r>
           </w:p>
@@ -4392,10 +2627,6 @@
           </w:tcPr>
           <w:p>
             <w:r>
-              <w:rPr>
-                <w:rFonts w:ascii="Calibri" w:hAnsi="Calibri"/>
-                <w:sz w:val="20"/>
-              </w:rPr>
               <w:t>Staging — every source document with at least one DTC</w:t>
             </w:r>
           </w:p>
@@ -4406,11 +2637,7 @@
           </w:tcPr>
           <w:p>
             <w:r>
-              <w:rPr>
-                <w:rFonts w:ascii="Calibri" w:hAnsi="Calibri"/>
-                <w:sz w:val="20"/>
-              </w:rPr>
-              <w:t>source_id (unique)</w:t>
+              <w:t>source_id (unique), tenantId</w:t>
             </w:r>
           </w:p>
         </w:tc>
@@ -4422,10 +2649,6 @@
           </w:tcPr>
           <w:p>
             <w:r>
-              <w:rPr>
-                <w:rFonts w:ascii="Calibri" w:hAnsi="Calibri"/>
-                <w:sz w:val="20"/>
-              </w:rPr>
               <w:t>unknown_faults</w:t>
             </w:r>
           </w:p>
@@ -4436,11 +2659,7 @@
           </w:tcPr>
           <w:p>
             <w:r>
-              <w:rPr>
-                <w:rFonts w:ascii="Calibri" w:hAnsi="Calibri"/>
-                <w:sz w:val="20"/>
-              </w:rPr>
-              <w:t>Codes not found in KB; review queue</w:t>
+              <w:t>Codes not found in KB at time of scan — review queue</w:t>
             </w:r>
           </w:p>
         </w:tc>
@@ -4450,10 +2669,6 @@
           </w:tcPr>
           <w:p>
             <w:r>
-              <w:rPr>
-                <w:rFonts w:ascii="Calibri" w:hAnsi="Calibri"/>
-                <w:sz w:val="20"/>
-              </w:rPr>
               <w:t>code (unique)</w:t>
             </w:r>
           </w:p>
@@ -4466,10 +2681,6 @@
           </w:tcPr>
           <w:p>
             <w:r>
-              <w:rPr>
-                <w:rFonts w:ascii="Calibri" w:hAnsi="Calibri"/>
-                <w:sz w:val="20"/>
-              </w:rPr>
               <w:t>diagnostics_output</w:t>
             </w:r>
           </w:p>
@@ -4480,11 +2691,7 @@
           </w:tcPr>
           <w:p>
             <w:r>
-              <w:rPr>
-                <w:rFonts w:ascii="Calibri" w:hAnsi="Calibri"/>
-                <w:sz w:val="20"/>
-              </w:rPr>
-              <w:t>Full LLM diagnostic + explanation per request</w:t>
+              <w:t>Per-fault diagnostic results per source document</w:t>
             </w:r>
           </w:p>
         </w:tc>
@@ -4494,11 +2701,7 @@
           </w:tcPr>
           <w:p>
             <w:r>
-              <w:rPr>
-                <w:rFonts w:ascii="Calibri" w:hAnsi="Calibri"/>
-                <w:sz w:val="20"/>
-              </w:rPr>
-              <w:t>vehicleId + timestamp</w:t>
+              <w:t>source_id, vehicleId</w:t>
             </w:r>
           </w:p>
         </w:tc>
@@ -4510,11 +2713,6 @@
         <w:pStyle w:val="Heading1"/>
       </w:pPr>
       <w:r>
-        <w:rPr>
-          <w:rFonts w:ascii="Calibri" w:hAnsi="Calibri"/>
-          <w:color w:val="1F497D"/>
-          <w:sz w:val="36"/>
-        </w:rPr>
         <w:t>11. Environment Variables</w:t>
       </w:r>
     </w:p>
@@ -4533,15 +2731,11 @@
         <w:tc>
           <w:tcPr>
             <w:tcW w:type="dxa" w:w="2880"/>
-            <w:shd w:val="clear" w:color="auto" w:fill="2E74B5"/>
           </w:tcPr>
           <w:p>
             <w:r>
               <w:rPr>
-                <w:rFonts w:ascii="Calibri" w:hAnsi="Calibri"/>
                 <w:b/>
-                <w:color w:val="FFFFFF"/>
-                <w:sz w:val="20"/>
               </w:rPr>
               <w:t>Variable</w:t>
             </w:r>
@@ -4550,15 +2744,11 @@
         <w:tc>
           <w:tcPr>
             <w:tcW w:type="dxa" w:w="2880"/>
-            <w:shd w:val="clear" w:color="auto" w:fill="2E74B5"/>
           </w:tcPr>
           <w:p>
             <w:r>
               <w:rPr>
-                <w:rFonts w:ascii="Calibri" w:hAnsi="Calibri"/>
                 <w:b/>
-                <w:color w:val="FFFFFF"/>
-                <w:sz w:val="20"/>
               </w:rPr>
               <w:t>Default</w:t>
             </w:r>
@@ -4567,15 +2757,11 @@
         <w:tc>
           <w:tcPr>
             <w:tcW w:type="dxa" w:w="2880"/>
-            <w:shd w:val="clear" w:color="auto" w:fill="2E74B5"/>
           </w:tcPr>
           <w:p>
             <w:r>
               <w:rPr>
-                <w:rFonts w:ascii="Calibri" w:hAnsi="Calibri"/>
                 <w:b/>
-                <w:color w:val="FFFFFF"/>
-                <w:sz w:val="20"/>
               </w:rPr>
               <w:t>Description</w:t>
             </w:r>
@@ -4587,172 +2773,8 @@
           <w:tcPr>
             <w:tcW w:type="dxa" w:w="2880"/>
           </w:tcPr>
-          <w:p/>
-        </w:tc>
-        <w:tc>
-          <w:tcPr>
-            <w:tcW w:type="dxa" w:w="2880"/>
-          </w:tcPr>
-          <w:p/>
-        </w:tc>
-        <w:tc>
-          <w:tcPr>
-            <w:tcW w:type="dxa" w:w="2880"/>
-          </w:tcPr>
-          <w:p/>
-        </w:tc>
-      </w:tr>
-      <w:tr>
-        <w:tc>
-          <w:tcPr>
-            <w:tcW w:type="dxa" w:w="2880"/>
-          </w:tcPr>
-          <w:p/>
-        </w:tc>
-        <w:tc>
-          <w:tcPr>
-            <w:tcW w:type="dxa" w:w="2880"/>
-          </w:tcPr>
-          <w:p/>
-        </w:tc>
-        <w:tc>
-          <w:tcPr>
-            <w:tcW w:type="dxa" w:w="2880"/>
-          </w:tcPr>
-          <w:p/>
-        </w:tc>
-      </w:tr>
-      <w:tr>
-        <w:tc>
-          <w:tcPr>
-            <w:tcW w:type="dxa" w:w="2880"/>
-          </w:tcPr>
-          <w:p/>
-        </w:tc>
-        <w:tc>
-          <w:tcPr>
-            <w:tcW w:type="dxa" w:w="2880"/>
-          </w:tcPr>
-          <w:p/>
-        </w:tc>
-        <w:tc>
-          <w:tcPr>
-            <w:tcW w:type="dxa" w:w="2880"/>
-          </w:tcPr>
-          <w:p/>
-        </w:tc>
-      </w:tr>
-      <w:tr>
-        <w:tc>
-          <w:tcPr>
-            <w:tcW w:type="dxa" w:w="2880"/>
-          </w:tcPr>
-          <w:p/>
-        </w:tc>
-        <w:tc>
-          <w:tcPr>
-            <w:tcW w:type="dxa" w:w="2880"/>
-          </w:tcPr>
-          <w:p/>
-        </w:tc>
-        <w:tc>
-          <w:tcPr>
-            <w:tcW w:type="dxa" w:w="2880"/>
-          </w:tcPr>
-          <w:p/>
-        </w:tc>
-      </w:tr>
-      <w:tr>
-        <w:tc>
-          <w:tcPr>
-            <w:tcW w:type="dxa" w:w="2880"/>
-          </w:tcPr>
-          <w:p/>
-        </w:tc>
-        <w:tc>
-          <w:tcPr>
-            <w:tcW w:type="dxa" w:w="2880"/>
-          </w:tcPr>
-          <w:p/>
-        </w:tc>
-        <w:tc>
-          <w:tcPr>
-            <w:tcW w:type="dxa" w:w="2880"/>
-          </w:tcPr>
-          <w:p/>
-        </w:tc>
-      </w:tr>
-      <w:tr>
-        <w:tc>
-          <w:tcPr>
-            <w:tcW w:type="dxa" w:w="2880"/>
-          </w:tcPr>
-          <w:p/>
-        </w:tc>
-        <w:tc>
-          <w:tcPr>
-            <w:tcW w:type="dxa" w:w="2880"/>
-          </w:tcPr>
-          <w:p/>
-        </w:tc>
-        <w:tc>
-          <w:tcPr>
-            <w:tcW w:type="dxa" w:w="2880"/>
-          </w:tcPr>
-          <w:p/>
-        </w:tc>
-      </w:tr>
-      <w:tr>
-        <w:tc>
-          <w:tcPr>
-            <w:tcW w:type="dxa" w:w="2880"/>
-          </w:tcPr>
-          <w:p/>
-        </w:tc>
-        <w:tc>
-          <w:tcPr>
-            <w:tcW w:type="dxa" w:w="2880"/>
-          </w:tcPr>
-          <w:p/>
-        </w:tc>
-        <w:tc>
-          <w:tcPr>
-            <w:tcW w:type="dxa" w:w="2880"/>
-          </w:tcPr>
-          <w:p/>
-        </w:tc>
-      </w:tr>
-      <w:tr>
-        <w:tc>
-          <w:tcPr>
-            <w:tcW w:type="dxa" w:w="2880"/>
-          </w:tcPr>
-          <w:p/>
-        </w:tc>
-        <w:tc>
-          <w:tcPr>
-            <w:tcW w:type="dxa" w:w="2880"/>
-          </w:tcPr>
-          <w:p/>
-        </w:tc>
-        <w:tc>
-          <w:tcPr>
-            <w:tcW w:type="dxa" w:w="2880"/>
-          </w:tcPr>
-          <w:p/>
-        </w:tc>
-      </w:tr>
-      <w:tr>
-        <w:tc>
-          <w:tcPr>
-            <w:tcW w:type="dxa" w:w="2880"/>
-          </w:tcPr>
           <w:p>
             <w:r>
-              <w:rPr>
-                <w:rFonts w:ascii="Calibri" w:hAnsi="Calibri"/>
-                <w:sz w:val="20"/>
-              </w:rPr>
               <w:t>MONGO_URI</w:t>
             </w:r>
           </w:p>
@@ -4763,10 +2785,6 @@
           </w:tcPr>
           <w:p>
             <w:r>
-              <w:rPr>
-                <w:rFonts w:ascii="Calibri" w:hAnsi="Calibri"/>
-                <w:sz w:val="20"/>
-              </w:rPr>
               <w:t>mongodb://localhost:27017</w:t>
             </w:r>
           </w:p>
@@ -4777,11 +2795,7 @@
           </w:tcPr>
           <w:p>
             <w:r>
-              <w:rPr>
-                <w:rFonts w:ascii="Calibri" w:hAnsi="Calibri"/>
-                <w:sz w:val="20"/>
-              </w:rPr>
-              <w:t>App MongoDB (diagnostics DB)</w:t>
+              <w:t>App MongoDB connection</w:t>
             </w:r>
           </w:p>
         </w:tc>
@@ -4793,10 +2807,6 @@
           </w:tcPr>
           <w:p>
             <w:r>
-              <w:rPr>
-                <w:rFonts w:ascii="Calibri" w:hAnsi="Calibri"/>
-                <w:sz w:val="20"/>
-              </w:rPr>
               <w:t>MONGO_DB</w:t>
             </w:r>
           </w:p>
@@ -4807,10 +2817,6 @@
           </w:tcPr>
           <w:p>
             <w:r>
-              <w:rPr>
-                <w:rFonts w:ascii="Calibri" w:hAnsi="Calibri"/>
-                <w:sz w:val="20"/>
-              </w:rPr>
               <w:t>diagnostics</w:t>
             </w:r>
           </w:p>
@@ -4821,10 +2827,6 @@
           </w:tcPr>
           <w:p>
             <w:r>
-              <w:rPr>
-                <w:rFonts w:ascii="Calibri" w:hAnsi="Calibri"/>
-                <w:sz w:val="20"/>
-              </w:rPr>
               <w:t>App database name</w:t>
             </w:r>
           </w:p>
@@ -4837,10 +2839,6 @@
           </w:tcPr>
           <w:p>
             <w:r>
-              <w:rPr>
-                <w:rFonts w:ascii="Calibri" w:hAnsi="Calibri"/>
-                <w:sz w:val="20"/>
-              </w:rPr>
               <w:t>SOURCE_MONGO_URI</w:t>
             </w:r>
           </w:p>
@@ -4851,11 +2849,7 @@
           </w:tcPr>
           <w:p>
             <w:r>
-              <w:rPr>
-                <w:rFonts w:ascii="Calibri" w:hAnsi="Calibri"/>
-                <w:sz w:val="20"/>
-              </w:rPr>
-              <w:t>(required for batch scan)</w:t>
+              <w:t>required</w:t>
             </w:r>
           </w:p>
         </w:tc>
@@ -4865,11 +2859,7 @@
           </w:tcPr>
           <w:p>
             <w:r>
-              <w:rPr>
-                <w:rFonts w:ascii="Calibri" w:hAnsi="Calibri"/>
-                <w:sz w:val="20"/>
-              </w:rPr>
-              <w:t>Source fleet database URI</w:t>
+              <w:t>Remote source cluster URI (read-only)</w:t>
             </w:r>
           </w:p>
         </w:tc>
@@ -4881,10 +2871,6 @@
           </w:tcPr>
           <w:p>
             <w:r>
-              <w:rPr>
-                <w:rFonts w:ascii="Calibri" w:hAnsi="Calibri"/>
-                <w:sz w:val="20"/>
-              </w:rPr>
               <w:t>SOURCE_MONGO_DB</w:t>
             </w:r>
           </w:p>
@@ -4895,11 +2881,7 @@
           </w:tcPr>
           <w:p>
             <w:r>
-              <w:rPr>
-                <w:rFonts w:ascii="Calibri" w:hAnsi="Calibri"/>
-                <w:sz w:val="20"/>
-              </w:rPr>
-              <w:t>driverbookv2_ai</w:t>
+              <w:t>driverbookv2_stage</w:t>
             </w:r>
           </w:p>
         </w:tc>
@@ -4909,10 +2891,6 @@
           </w:tcPr>
           <w:p>
             <w:r>
-              <w:rPr>
-                <w:rFonts w:ascii="Calibri" w:hAnsi="Calibri"/>
-                <w:sz w:val="20"/>
-              </w:rPr>
               <w:t>Source database name</w:t>
             </w:r>
           </w:p>
@@ -4925,10 +2903,6 @@
           </w:tcPr>
           <w:p>
             <w:r>
-              <w:rPr>
-                <w:rFonts w:ascii="Calibri" w:hAnsi="Calibri"/>
-                <w:sz w:val="20"/>
-              </w:rPr>
               <w:t>SOURCE_COLLECTION</w:t>
             </w:r>
           </w:p>
@@ -4939,10 +2913,6 @@
           </w:tcPr>
           <w:p>
             <w:r>
-              <w:rPr>
-                <w:rFonts w:ascii="Calibri" w:hAnsi="Calibri"/>
-                <w:sz w:val="20"/>
-              </w:rPr>
               <w:t>driverbookv2.driverdiagnostics</w:t>
             </w:r>
           </w:p>
@@ -4953,10 +2923,6 @@
           </w:tcPr>
           <w:p>
             <w:r>
-              <w:rPr>
-                <w:rFonts w:ascii="Calibri" w:hAnsi="Calibri"/>
-                <w:sz w:val="20"/>
-              </w:rPr>
               <w:t>Source collection name</w:t>
             </w:r>
           </w:p>
@@ -4969,10 +2935,6 @@
           </w:tcPr>
           <w:p>
             <w:r>
-              <w:rPr>
-                <w:rFonts w:ascii="Calibri" w:hAnsi="Calibri"/>
-                <w:sz w:val="20"/>
-              </w:rPr>
               <w:t>OLLAMA_BASE_URL</w:t>
             </w:r>
           </w:p>
@@ -4983,10 +2945,6 @@
           </w:tcPr>
           <w:p>
             <w:r>
-              <w:rPr>
-                <w:rFonts w:ascii="Calibri" w:hAnsi="Calibri"/>
-                <w:sz w:val="20"/>
-              </w:rPr>
               <w:t>http://localhost:11434</w:t>
             </w:r>
           </w:p>
@@ -4997,10 +2955,6 @@
           </w:tcPr>
           <w:p>
             <w:r>
-              <w:rPr>
-                <w:rFonts w:ascii="Calibri" w:hAnsi="Calibri"/>
-                <w:sz w:val="20"/>
-              </w:rPr>
               <w:t>Ollama inference server</w:t>
             </w:r>
           </w:p>
@@ -5013,10 +2967,6 @@
           </w:tcPr>
           <w:p>
             <w:r>
-              <w:rPr>
-                <w:rFonts w:ascii="Calibri" w:hAnsi="Calibri"/>
-                <w:sz w:val="20"/>
-              </w:rPr>
               <w:t>OLLAMA_MODEL</w:t>
             </w:r>
           </w:p>
@@ -5027,10 +2977,6 @@
           </w:tcPr>
           <w:p>
             <w:r>
-              <w:rPr>
-                <w:rFonts w:ascii="Calibri" w:hAnsi="Calibri"/>
-                <w:sz w:val="20"/>
-              </w:rPr>
               <w:t>llama3.1</w:t>
             </w:r>
           </w:p>
@@ -5041,55 +2987,7 @@
           </w:tcPr>
           <w:p>
             <w:r>
-              <w:rPr>
-                <w:rFonts w:ascii="Calibri" w:hAnsi="Calibri"/>
-                <w:sz w:val="20"/>
-              </w:rPr>
-              <w:t>Model used for both agents</w:t>
-            </w:r>
-          </w:p>
-        </w:tc>
-      </w:tr>
-      <w:tr>
-        <w:tc>
-          <w:tcPr>
-            <w:tcW w:type="dxa" w:w="2880"/>
-          </w:tcPr>
-          <w:p>
-            <w:r>
-              <w:rPr>
-                <w:rFonts w:ascii="Calibri" w:hAnsi="Calibri"/>
-                <w:sz w:val="20"/>
-              </w:rPr>
-              <w:t>API_URL</w:t>
-            </w:r>
-          </w:p>
-        </w:tc>
-        <w:tc>
-          <w:tcPr>
-            <w:tcW w:type="dxa" w:w="2880"/>
-          </w:tcPr>
-          <w:p>
-            <w:r>
-              <w:rPr>
-                <w:rFonts w:ascii="Calibri" w:hAnsi="Calibri"/>
-                <w:sz w:val="20"/>
-              </w:rPr>
-              <w:t>http://localhost:8000</w:t>
-            </w:r>
-          </w:p>
-        </w:tc>
-        <w:tc>
-          <w:tcPr>
-            <w:tcW w:type="dxa" w:w="2880"/>
-          </w:tcPr>
-          <w:p>
-            <w:r>
-              <w:rPr>
-                <w:rFonts w:ascii="Calibri" w:hAnsi="Calibri"/>
-                <w:sz w:val="20"/>
-              </w:rPr>
-              <w:t>Streamlit → API base URL</w:t>
+              <w:t>Model used for KB enrichment (Flow 2)</w:t>
             </w:r>
           </w:p>
         </w:tc>
@@ -5101,11 +2999,6 @@
         <w:pStyle w:val="Heading1"/>
       </w:pPr>
       <w:r>
-        <w:rPr>
-          <w:rFonts w:ascii="Calibri" w:hAnsi="Calibri"/>
-          <w:color w:val="1F497D"/>
-          <w:sz w:val="36"/>
-        </w:rPr>
         <w:t>12. Auto-Learning Logic</w:t>
       </w:r>
     </w:p>
@@ -5114,12 +3007,7 @@
         <w:pStyle w:val="Heading3"/>
       </w:pPr>
       <w:r>
-        <w:rPr>
-          <w:rFonts w:ascii="Calibri" w:hAnsi="Calibri"/>
-          <w:color w:val="1F497D"/>
-          <w:sz w:val="24"/>
-        </w:rPr>
-        <w:t>First encounter of a new code:</w:t>
+        <w:t>First encounter of a new code (Flow 1):</w:t>
       </w:r>
     </w:p>
     <w:p>
@@ -5127,11 +3015,7 @@
         <w:pStyle w:val="ListBullet"/>
       </w:pPr>
       <w:r>
-        <w:rPr>
-          <w:rFonts w:ascii="Calibri" w:hAnsi="Calibri"/>
-          <w:sz w:val="22"/>
-        </w:rPr>
-        <w:t>kb_lookup → miss → is_unknown = True</w:t>
+        <w:t>kb_lookup → miss → is_unknown=True</w:t>
       </w:r>
     </w:p>
     <w:p>
@@ -5139,11 +3023,7 @@
         <w:pStyle w:val="ListBullet"/>
       </w:pPr>
       <w:r>
-        <w:rPr>
-          <w:rFonts w:ascii="Calibri" w:hAnsi="Calibri"/>
-          <w:sz w:val="22"/>
-        </w:rPr>
-        <w:t>LLM diagnoses it (no KB grounding — uses raw fault + telemetry only)</w:t>
+        <w:t>diagnose_node returns placeholder (confidence=0, "explanation pending")</w:t>
       </w:r>
     </w:p>
     <w:p>
@@ -5151,11 +3031,7 @@
         <w:pStyle w:val="ListBullet"/>
       </w:pPr>
       <w:r>
-        <w:rPr>
-          <w:rFonts w:ascii="Calibri" w:hAnsi="Calibri"/>
-          <w:sz w:val="22"/>
-        </w:rPr>
-        <w:t>store_node: save_unknown_fault() → unknown_faults (status: unresolved)</w:t>
+        <w:t>store_node saves placeholder to diagnostics_output</w:t>
       </w:r>
     </w:p>
     <w:p>
@@ -5163,11 +3039,7 @@
         <w:pStyle w:val="ListBullet"/>
       </w:pPr>
       <w:r>
-        <w:rPr>
-          <w:rFonts w:ascii="Calibri" w:hAnsi="Calibri"/>
-          <w:sz w:val="22"/>
-        </w:rPr>
-        <w:t>store_node: auto_learn_from_diagnosis() → knowledge_base (source: auto_learned, $setOnInsert)</w:t>
+        <w:t>Code added to all_unknown_faults list for Flow 2</w:t>
       </w:r>
     </w:p>
     <w:p>
@@ -5175,12 +3047,7 @@
         <w:pStyle w:val="Heading3"/>
       </w:pPr>
       <w:r>
-        <w:rPr>
-          <w:rFonts w:ascii="Calibri" w:hAnsi="Calibri"/>
-          <w:color w:val="1F497D"/>
-          <w:sz w:val="24"/>
-        </w:rPr>
-        <w:t>Second encounter of the same code:</w:t>
+        <w:t>After Flow 1 completes (Flow 2):</w:t>
       </w:r>
     </w:p>
     <w:p>
@@ -5188,11 +3055,7 @@
         <w:pStyle w:val="ListBullet"/>
       </w:pPr>
       <w:r>
-        <w:rPr>
-          <w:rFonts w:ascii="Calibri" w:hAnsi="Calibri"/>
-          <w:sz w:val="22"/>
-        </w:rPr>
-        <w:t>kb_lookup → hit (auto_learned entry)</w:t>
+        <w:t>Unique unknown codes deduplicated</w:t>
       </w:r>
     </w:p>
     <w:p>
@@ -5200,11 +3063,7 @@
         <w:pStyle w:val="ListBullet"/>
       </w:pPr>
       <w:r>
-        <w:rPr>
-          <w:rFonts w:ascii="Calibri" w:hAnsi="Calibri"/>
-          <w:sz w:val="22"/>
-        </w:rPr>
-        <w:t>skip_llm = True — no Ollama call</w:t>
+        <w:t>One LLM call per unique code → full KB entry returned</w:t>
       </w:r>
     </w:p>
     <w:p>
@@ -5212,11 +3071,7 @@
         <w:pStyle w:val="ListBullet"/>
       </w:pPr>
       <w:r>
-        <w:rPr>
-          <w:rFonts w:ascii="Calibri" w:hAnsi="Calibri"/>
-          <w:sz w:val="22"/>
-        </w:rPr>
-        <w:t>Diagnostic built directly from KB entry</w:t>
+        <w:t>auto_learn_from_diagnosis() saves entry to knowledge_base (source: auto_learned)</w:t>
       </w:r>
     </w:p>
     <w:p>
@@ -5224,10 +3079,54 @@
         <w:pStyle w:val="ListBullet"/>
       </w:pPr>
       <w:r>
-        <w:rPr>
-          <w:rFonts w:ascii="Calibri" w:hAnsi="Calibri"/>
-          <w:sz w:val="22"/>
-        </w:rPr>
+        <w:t>Flow 1 re-runs for documents that had that code</w:t>
+      </w:r>
+    </w:p>
+    <w:p>
+      <w:pPr>
+        <w:pStyle w:val="ListBullet"/>
+      </w:pPr>
+      <w:r>
+        <w:t>Full KB-backed diagnostic replaces placeholder in diagnostics_output</w:t>
+      </w:r>
+    </w:p>
+    <w:p>
+      <w:pPr>
+        <w:pStyle w:val="Heading3"/>
+      </w:pPr>
+      <w:r>
+        <w:t>Second encounter of the same code (any future run):</w:t>
+      </w:r>
+    </w:p>
+    <w:p>
+      <w:pPr>
+        <w:pStyle w:val="ListBullet"/>
+      </w:pPr>
+      <w:r>
+        <w:t>kb_lookup → hit (auto_learned entry from Flow 2)</w:t>
+      </w:r>
+    </w:p>
+    <w:p>
+      <w:pPr>
+        <w:pStyle w:val="ListBullet"/>
+      </w:pPr>
+      <w:r>
+        <w:t>diagnose_node returns full diagnostic from KB instantly</w:t>
+      </w:r>
+    </w:p>
+    <w:p>
+      <w:pPr>
+        <w:pStyle w:val="ListBullet"/>
+      </w:pPr>
+      <w:r>
+        <w:t>No LLM call — served in milliseconds</w:t>
+      </w:r>
+    </w:p>
+    <w:p>
+      <w:pPr>
+        <w:pStyle w:val="ListBullet"/>
+      </w:pPr>
+      <w:r>
         <w:t>increment_occurrence() called on KB entry</w:t>
       </w:r>
     </w:p>
@@ -5236,11 +3135,6 @@
         <w:pStyle w:val="Heading1"/>
       </w:pPr>
       <w:r>
-        <w:rPr>
-          <w:rFonts w:ascii="Calibri" w:hAnsi="Calibri"/>
-          <w:color w:val="1F497D"/>
-          <w:sz w:val="36"/>
-        </w:rPr>
         <w:t>13. Phase 2 Roadmap</w:t>
       </w:r>
     </w:p>
@@ -5258,15 +3152,11 @@
         <w:tc>
           <w:tcPr>
             <w:tcW w:type="dxa" w:w="4320"/>
-            <w:shd w:val="clear" w:color="auto" w:fill="2E74B5"/>
           </w:tcPr>
           <w:p>
             <w:r>
               <w:rPr>
-                <w:rFonts w:ascii="Calibri" w:hAnsi="Calibri"/>
                 <w:b/>
-                <w:color w:val="FFFFFF"/>
-                <w:sz w:val="20"/>
               </w:rPr>
               <w:t>Item</w:t>
             </w:r>
@@ -5275,15 +3165,11 @@
         <w:tc>
           <w:tcPr>
             <w:tcW w:type="dxa" w:w="4320"/>
-            <w:shd w:val="clear" w:color="auto" w:fill="2E74B5"/>
           </w:tcPr>
           <w:p>
             <w:r>
               <w:rPr>
-                <w:rFonts w:ascii="Calibri" w:hAnsi="Calibri"/>
                 <w:b/>
-                <w:color w:val="FFFFFF"/>
-                <w:sz w:val="20"/>
               </w:rPr>
               <w:t>Description</w:t>
             </w:r>
@@ -5295,208 +3181,8 @@
           <w:tcPr>
             <w:tcW w:type="dxa" w:w="4320"/>
           </w:tcPr>
-          <w:p/>
-        </w:tc>
-        <w:tc>
-          <w:tcPr>
-            <w:tcW w:type="dxa" w:w="4320"/>
-          </w:tcPr>
-          <w:p/>
-        </w:tc>
-      </w:tr>
-      <w:tr>
-        <w:tc>
-          <w:tcPr>
-            <w:tcW w:type="dxa" w:w="4320"/>
-          </w:tcPr>
-          <w:p/>
-        </w:tc>
-        <w:tc>
-          <w:tcPr>
-            <w:tcW w:type="dxa" w:w="4320"/>
-          </w:tcPr>
-          <w:p/>
-        </w:tc>
-      </w:tr>
-      <w:tr>
-        <w:tc>
-          <w:tcPr>
-            <w:tcW w:type="dxa" w:w="4320"/>
-          </w:tcPr>
-          <w:p/>
-        </w:tc>
-        <w:tc>
-          <w:tcPr>
-            <w:tcW w:type="dxa" w:w="4320"/>
-          </w:tcPr>
-          <w:p/>
-        </w:tc>
-      </w:tr>
-      <w:tr>
-        <w:tc>
-          <w:tcPr>
-            <w:tcW w:type="dxa" w:w="4320"/>
-          </w:tcPr>
-          <w:p/>
-        </w:tc>
-        <w:tc>
-          <w:tcPr>
-            <w:tcW w:type="dxa" w:w="4320"/>
-          </w:tcPr>
-          <w:p/>
-        </w:tc>
-      </w:tr>
-      <w:tr>
-        <w:tc>
-          <w:tcPr>
-            <w:tcW w:type="dxa" w:w="4320"/>
-          </w:tcPr>
-          <w:p/>
-        </w:tc>
-        <w:tc>
-          <w:tcPr>
-            <w:tcW w:type="dxa" w:w="4320"/>
-          </w:tcPr>
-          <w:p/>
-        </w:tc>
-      </w:tr>
-      <w:tr>
-        <w:tc>
-          <w:tcPr>
-            <w:tcW w:type="dxa" w:w="4320"/>
-          </w:tcPr>
-          <w:p/>
-        </w:tc>
-        <w:tc>
-          <w:tcPr>
-            <w:tcW w:type="dxa" w:w="4320"/>
-          </w:tcPr>
-          <w:p/>
-        </w:tc>
-      </w:tr>
-      <w:tr>
-        <w:tc>
-          <w:tcPr>
-            <w:tcW w:type="dxa" w:w="4320"/>
-          </w:tcPr>
-          <w:p/>
-        </w:tc>
-        <w:tc>
-          <w:tcPr>
-            <w:tcW w:type="dxa" w:w="4320"/>
-          </w:tcPr>
-          <w:p/>
-        </w:tc>
-      </w:tr>
-      <w:tr>
-        <w:tc>
-          <w:tcPr>
-            <w:tcW w:type="dxa" w:w="4320"/>
-          </w:tcPr>
-          <w:p/>
-        </w:tc>
-        <w:tc>
-          <w:tcPr>
-            <w:tcW w:type="dxa" w:w="4320"/>
-          </w:tcPr>
-          <w:p/>
-        </w:tc>
-      </w:tr>
-      <w:tr>
-        <w:tc>
-          <w:tcPr>
-            <w:tcW w:type="dxa" w:w="4320"/>
-          </w:tcPr>
-          <w:p/>
-        </w:tc>
-        <w:tc>
-          <w:tcPr>
-            <w:tcW w:type="dxa" w:w="4320"/>
-          </w:tcPr>
-          <w:p/>
-        </w:tc>
-      </w:tr>
-      <w:tr>
-        <w:tc>
-          <w:tcPr>
-            <w:tcW w:type="dxa" w:w="4320"/>
-          </w:tcPr>
-          <w:p/>
-        </w:tc>
-        <w:tc>
-          <w:tcPr>
-            <w:tcW w:type="dxa" w:w="4320"/>
-          </w:tcPr>
-          <w:p/>
-        </w:tc>
-      </w:tr>
-      <w:tr>
-        <w:tc>
-          <w:tcPr>
-            <w:tcW w:type="dxa" w:w="4320"/>
-          </w:tcPr>
-          <w:p/>
-        </w:tc>
-        <w:tc>
-          <w:tcPr>
-            <w:tcW w:type="dxa" w:w="4320"/>
-          </w:tcPr>
-          <w:p/>
-        </w:tc>
-      </w:tr>
-      <w:tr>
-        <w:tc>
-          <w:tcPr>
-            <w:tcW w:type="dxa" w:w="4320"/>
-          </w:tcPr>
-          <w:p/>
-        </w:tc>
-        <w:tc>
-          <w:tcPr>
-            <w:tcW w:type="dxa" w:w="4320"/>
-          </w:tcPr>
-          <w:p/>
-        </w:tc>
-      </w:tr>
-      <w:tr>
-        <w:tc>
-          <w:tcPr>
-            <w:tcW w:type="dxa" w:w="4320"/>
-          </w:tcPr>
-          <w:p/>
-        </w:tc>
-        <w:tc>
-          <w:tcPr>
-            <w:tcW w:type="dxa" w:w="4320"/>
-          </w:tcPr>
-          <w:p/>
-        </w:tc>
-      </w:tr>
-      <w:tr>
-        <w:tc>
-          <w:tcPr>
-            <w:tcW w:type="dxa" w:w="4320"/>
-          </w:tcPr>
-          <w:p/>
-        </w:tc>
-        <w:tc>
-          <w:tcPr>
-            <w:tcW w:type="dxa" w:w="4320"/>
-          </w:tcPr>
-          <w:p/>
-        </w:tc>
-      </w:tr>
-      <w:tr>
-        <w:tc>
-          <w:tcPr>
-            <w:tcW w:type="dxa" w:w="4320"/>
-          </w:tcPr>
           <w:p>
             <w:r>
-              <w:rPr>
-                <w:rFonts w:ascii="Calibri" w:hAnsi="Calibri"/>
-                <w:sz w:val="20"/>
-              </w:rPr>
               <w:t>API key authentication</w:t>
             </w:r>
           </w:p>
@@ -5507,10 +3193,6 @@
           </w:tcPr>
           <w:p>
             <w:r>
-              <w:rPr>
-                <w:rFonts w:ascii="Calibri" w:hAnsi="Calibri"/>
-                <w:sz w:val="20"/>
-              </w:rPr>
               <w:t>Per-tenant API keys with middleware in api.py</w:t>
             </w:r>
           </w:p>
@@ -5523,40 +3205,6 @@
           </w:tcPr>
           <w:p>
             <w:r>
-              <w:rPr>
-                <w:rFonts w:ascii="Calibri" w:hAnsi="Calibri"/>
-                <w:sz w:val="20"/>
-              </w:rPr>
-              <w:t>/health and /ready endpoints</w:t>
-            </w:r>
-          </w:p>
-        </w:tc>
-        <w:tc>
-          <w:tcPr>
-            <w:tcW w:type="dxa" w:w="4320"/>
-          </w:tcPr>
-          <w:p>
-            <w:r>
-              <w:rPr>
-                <w:rFonts w:ascii="Calibri" w:hAnsi="Calibri"/>
-                <w:sz w:val="20"/>
-              </w:rPr>
-              <w:t>Process liveness + Mongo/Ollama reachability checks</w:t>
-            </w:r>
-          </w:p>
-        </w:tc>
-      </w:tr>
-      <w:tr>
-        <w:tc>
-          <w:tcPr>
-            <w:tcW w:type="dxa" w:w="4320"/>
-          </w:tcPr>
-          <w:p>
-            <w:r>
-              <w:rPr>
-                <w:rFonts w:ascii="Calibri" w:hAnsi="Calibri"/>
-                <w:sz w:val="20"/>
-              </w:rPr>
               <w:t>Structured logging</w:t>
             </w:r>
           </w:p>
@@ -5567,10 +3215,6 @@
           </w:tcPr>
           <w:p>
             <w:r>
-              <w:rPr>
-                <w:rFonts w:ascii="Calibri" w:hAnsi="Calibri"/>
-                <w:sz w:val="20"/>
-              </w:rPr>
               <w:t>JSON logs in production via core/logging_config.py</w:t>
             </w:r>
           </w:p>
@@ -5583,10 +3227,6 @@
           </w:tcPr>
           <w:p>
             <w:r>
-              <w:rPr>
-                <w:rFonts w:ascii="Calibri" w:hAnsi="Calibri"/>
-                <w:sz w:val="20"/>
-              </w:rPr>
               <w:t>Request tracing</w:t>
             </w:r>
           </w:p>
@@ -5597,10 +3237,6 @@
           </w:tcPr>
           <w:p>
             <w:r>
-              <w:rPr>
-                <w:rFonts w:ascii="Calibri" w:hAnsi="Calibri"/>
-                <w:sz w:val="20"/>
-              </w:rPr>
               <w:t>UUID4 request_id propagated through LangGraph state and all log lines</w:t>
             </w:r>
           </w:p>
@@ -5613,10 +3249,6 @@
           </w:tcPr>
           <w:p>
             <w:r>
-              <w:rPr>
-                <w:rFonts w:ascii="Calibri" w:hAnsi="Calibri"/>
-                <w:sz w:val="20"/>
-              </w:rPr>
               <w:t>Pinned dependencies</w:t>
             </w:r>
           </w:p>
@@ -5627,10 +3259,6 @@
           </w:tcPr>
           <w:p>
             <w:r>
-              <w:rPr>
-                <w:rFonts w:ascii="Calibri" w:hAnsi="Calibri"/>
-                <w:sz w:val="20"/>
-              </w:rPr>
               <w:t>requirements.lock generated by pip-compile for reproducible deploys</w:t>
             </w:r>
           </w:p>
@@ -5643,10 +3271,6 @@
           </w:tcPr>
           <w:p>
             <w:r>
-              <w:rPr>
-                <w:rFonts w:ascii="Calibri" w:hAnsi="Calibri"/>
-                <w:sz w:val="20"/>
-              </w:rPr>
               <w:t>Hardened Dockerfile</w:t>
             </w:r>
           </w:p>
@@ -5657,10 +3281,6 @@
           </w:tcPr>
           <w:p>
             <w:r>
-              <w:rPr>
-                <w:rFonts w:ascii="Calibri" w:hAnsi="Calibri"/>
-                <w:sz w:val="20"/>
-              </w:rPr>
               <w:t>Multi-stage build, non-root user, HEALTHCHECK directive, .dockerignore</w:t>
             </w:r>
           </w:p>
@@ -5673,10 +3293,6 @@
           </w:tcPr>
           <w:p>
             <w:r>
-              <w:rPr>
-                <w:rFonts w:ascii="Calibri" w:hAnsi="Calibri"/>
-                <w:sz w:val="20"/>
-              </w:rPr>
               <w:t>Test suite</w:t>
             </w:r>
           </w:p>
@@ -5687,10 +3303,6 @@
           </w:tcPr>
           <w:p>
             <w:r>
-              <w:rPr>
-                <w:rFonts w:ascii="Calibri" w:hAnsi="Calibri"/>
-                <w:sz w:val="20"/>
-              </w:rPr>
               <w:t>tests/unit/ (pure logic, mongomock) + tests/integration/ (graph with stubbed LLM)</w:t>
             </w:r>
           </w:p>
@@ -5703,10 +3315,6 @@
           </w:tcPr>
           <w:p>
             <w:r>
-              <w:rPr>
-                <w:rFonts w:ascii="Calibri" w:hAnsi="Calibri"/>
-                <w:sz w:val="20"/>
-              </w:rPr>
               <w:t>config/settings.py</w:t>
             </w:r>
           </w:p>
@@ -5717,10 +3325,6 @@
           </w:tcPr>
           <w:p>
             <w:r>
-              <w:rPr>
-                <w:rFonts w:ascii="Calibri" w:hAnsi="Calibri"/>
-                <w:sz w:val="20"/>
-              </w:rPr>
               <w:t>Pydantic BaseSettings singleton replacing scattered os.getenv calls</w:t>
             </w:r>
           </w:p>
@@ -5733,11 +3337,7 @@
           </w:tcPr>
           <w:p>
             <w:r>
-              <w:rPr>
-                <w:rFonts w:ascii="Calibri" w:hAnsi="Calibri"/>
-                <w:sz w:val="20"/>
-              </w:rPr>
-              <w:t>db/diagnostics_output.py</w:t>
+              <w:t>Scheduled full scan</w:t>
             </w:r>
           </w:p>
         </w:tc>
@@ -5747,11 +3347,7 @@
           </w:tcPr>
           <w:p>
             <w:r>
-              <w:rPr>
-                <w:rFonts w:ascii="Calibri" w:hAnsi="Calibri"/>
-                <w:sz w:val="20"/>
-              </w:rPr>
-              <w:t>Extract Mongo writes from store_node into a dedicated module</w:t>
+              <w:t>Cron-based scan across all tenants so data stays current without dashboard activity</w:t>
             </w:r>
           </w:p>
         </w:tc>
@@ -5763,11 +3359,7 @@
           </w:tcPr>
           <w:p>
             <w:r>
-              <w:rPr>
-                <w:rFonts w:ascii="Calibri" w:hAnsi="Calibri"/>
-                <w:sz w:val="20"/>
-              </w:rPr>
-              <w:t>llm/parsers.py</w:t>
+              <w:t>Multi-fault correlation</w:t>
             </w:r>
           </w:p>
         </w:tc>
@@ -5777,11 +3369,7 @@
           </w:tcPr>
           <w:p>
             <w:r>
-              <w:rPr>
-                <w:rFonts w:ascii="Calibri" w:hAnsi="Calibri"/>
-                <w:sz w:val="20"/>
-              </w:rPr>
-              <w:t>Extract JSON normalization from llm_node and explain_node (currently duplicated)</w:t>
+              <w:t>Third LLM agent to identify fault clusters on vehicles with multiple simultaneous codes</w:t>
             </w:r>
           </w:p>
         </w:tc>
@@ -5793,11 +3381,7 @@
           </w:tcPr>
           <w:p>
             <w:r>
-              <w:rPr>
-                <w:rFonts w:ascii="Calibri" w:hAnsi="Calibri"/>
-                <w:sz w:val="20"/>
-              </w:rPr>
-              <w:t>Mongo indexes</w:t>
+              <w:t>Vehicle history context</w:t>
             </w:r>
           </w:p>
         </w:tc>
@@ -5807,11 +3391,7 @@
           </w:tcPr>
           <w:p>
             <w:r>
-              <w:rPr>
-                <w:rFonts w:ascii="Calibri" w:hAnsi="Calibri"/>
-                <w:sz w:val="20"/>
-              </w:rPr>
-              <w:t>Add compound index on diagnostics_output(vehicleId, timestamp)</w:t>
+              <w:t>Pass occurrence history per code+vehicle into enrichment prompts for better urgency signals</w:t>
             </w:r>
           </w:p>
         </w:tc>
@@ -5823,11 +3403,7 @@
           </w:tcPr>
           <w:p>
             <w:r>
-              <w:rPr>
-                <w:rFonts w:ascii="Calibri" w:hAnsi="Calibri"/>
-                <w:sz w:val="20"/>
-              </w:rPr>
-              <w:t>Schema versioning</w:t>
+              <w:t>Fleet-wide pattern detection</w:t>
             </w:r>
           </w:p>
         </w:tc>
@@ -5837,11 +3413,7 @@
           </w:tcPr>
           <w:p>
             <w:r>
-              <w:rPr>
-                <w:rFonts w:ascii="Calibri" w:hAnsi="Calibri"/>
-                <w:sz w:val="20"/>
-              </w:rPr>
-              <w:t>schema_version field on all persisted documents</w:t>
+              <w:t>Flag codes hitting multiple vehicles simultaneously as systemic alerts</w:t>
             </w:r>
           </w:p>
         </w:tc>
@@ -5853,11 +3425,7 @@
           </w:tcPr>
           <w:p>
             <w:r>
-              <w:rPr>
-                <w:rFonts w:ascii="Calibri" w:hAnsi="Calibri"/>
-                <w:sz w:val="20"/>
-              </w:rPr>
-              <w:t>Prometheus metrics</w:t>
+              <w:t>Severity trend tracking</w:t>
             </w:r>
           </w:p>
         </w:tc>
@@ -5867,11 +3435,7 @@
           </w:tcPr>
           <w:p>
             <w:r>
-              <w:rPr>
-                <w:rFonts w:ascii="Calibri" w:hAnsi="Calibri"/>
-                <w:sz w:val="20"/>
-              </w:rPr>
-              <w:t>KB hit rate, LLM latency, unknown fault rate emitted as metrics</w:t>
+              <w:t>Track severity escalation over consecutive runs per code+vehicle</w:t>
             </w:r>
           </w:p>
         </w:tc>
@@ -5883,11 +3447,7 @@
           </w:tcPr>
           <w:p>
             <w:r>
-              <w:rPr>
-                <w:rFonts w:ascii="Calibri" w:hAnsi="Calibri"/>
-                <w:sz w:val="20"/>
-              </w:rPr>
-              <w:t>Streamlit form</w:t>
+              <w:t>Resolution feedback loop</w:t>
             </w:r>
           </w:p>
         </w:tc>
@@ -5897,11 +3457,29 @@
           </w:tcPr>
           <w:p>
             <w:r>
-              <w:rPr>
-                <w:rFonts w:ascii="Calibri" w:hAnsi="Calibri"/>
-                <w:sz w:val="20"/>
-              </w:rPr>
-              <w:t>Real DTC input form replacing hardcoded payload in frontend</w:t>
+              <w:t>PATCH /faults/{code}/resolve to write real-world outcomes back into KB</w:t>
+            </w:r>
+          </w:p>
+        </w:tc>
+      </w:tr>
+      <w:tr>
+        <w:tc>
+          <w:tcPr>
+            <w:tcW w:type="dxa" w:w="4320"/>
+          </w:tcPr>
+          <w:p>
+            <w:r>
+              <w:t>Confidence-based review queue</w:t>
+            </w:r>
+          </w:p>
+        </w:tc>
+        <w:tc>
+          <w:tcPr>
+            <w:tcW w:type="dxa" w:w="4320"/>
+          </w:tcPr>
+          <w:p>
+            <w:r>
+              <w:t>Route low-confidence Critical/High diagnostics to a human review queue</w:t>
             </w:r>
           </w:p>
         </w:tc>
@@ -5913,34 +3491,19 @@
         <w:pStyle w:val="Heading1"/>
       </w:pPr>
       <w:r>
-        <w:rPr>
-          <w:rFonts w:ascii="Calibri" w:hAnsi="Calibri"/>
-          <w:color w:val="1F497D"/>
-          <w:sz w:val="36"/>
-        </w:rPr>
         <w:t>14. Repository</w:t>
       </w:r>
     </w:p>
     <w:p>
+      <w:pPr/>
       <w:r>
-        <w:rPr>
-          <w:rFonts w:ascii="Calibri" w:hAnsi="Calibri"/>
-          <w:b w:val="0"/>
-          <w:i w:val="0"/>
-          <w:sz w:val="22"/>
-        </w:rPr>
         <w:t>GitHub: https://github.com/HRSMalik/driverbook-diagnostic-agent</w:t>
       </w:r>
     </w:p>
     <w:p>
+      <w:pPr/>
       <w:r>
-        <w:rPr>
-          <w:rFonts w:ascii="Calibri" w:hAnsi="Calibri"/>
-          <w:b w:val="0"/>
-          <w:i w:val="0"/>
-          <w:sz w:val="22"/>
-        </w:rPr>
-        <w:t>Stack: Python 3.11 · FastAPI · LangGraph · LangChain · Ollama (llama3.1) · MongoDB · Streamlit · Docker</w:t>
+        <w:t>Stack: Python 3.11 · FastAPI · LangGraph · LangChain · Ollama (llama3.1) · MongoDB · React (Vite) · Docker</w:t>
       </w:r>
     </w:p>
     <w:sectPr>
